--- a/docs/绿脉兴农平台功能说明书.docx
+++ b/docs/绿脉兴农平台功能说明书.docx
@@ -131,6 +131,36 @@
     </w:p>
     <w:p>
       <w:pPr>
+        <w:spacing w:after="240"/>
+        <w:jc w:val="center"/>
+      </w:pPr>
+      <w:r>
+        <w:rPr>
+          <w:rFonts w:ascii="Times New Roman" w:hAnsi="Times New Roman" w:eastAsia="黑体"/>
+          <w:b/>
+          <w:sz w:val="36"/>
+        </w:rPr>
+        <w:t>目  录</w:t>
+      </w:r>
+    </w:p>
+    <w:p>
+      <w:r>
+        <w:fldChar w:fldCharType="begin"/>
+        <w:instrText xml:space="preserve"> TOC \o "1-3" \h \z \u </w:instrText>
+        <w:fldChar w:fldCharType="separate"/>
+        <w:r>
+          <w:t>（请在 Word 中按 F9 或右键"更新域"生成目录）</w:t>
+        </w:r>
+        <w:fldChar w:fldCharType="end"/>
+      </w:r>
+    </w:p>
+    <w:p>
+      <w:r>
+        <w:br w:type="page"/>
+      </w:r>
+    </w:p>
+    <w:p>
+      <w:pPr>
         <w:spacing w:line="360" w:lineRule="auto" w:before="0" w:after="360"/>
         <w:jc w:val="center"/>
         <w:pBdr>
@@ -143,7 +173,7 @@
           <w:b/>
           <w:sz w:val="36"/>
         </w:rPr>
-        <w:t>第一章 平台概述</w:t>
+        <w:t>第一章 平台简介</w:t>
       </w:r>
     </w:p>
     <w:p>
@@ -157,7 +187,7 @@
           <w:b/>
           <w:sz w:val="28"/>
         </w:rPr>
-        <w:t>1.1 平台定位</w:t>
+        <w:t>1.1 平台是做什么的</w:t>
       </w:r>
     </w:p>
     <w:p>
@@ -172,7 +202,7 @@
           <w:b w:val="0"/>
           <w:sz w:val="24"/>
         </w:rPr>
-        <w:t>绿脉兴农平台是一款面向地方政府的生态产品价值实现与乡村振兴一体化智能决策支持系统。平台融合 AHP 层次分析法、耦合协调度模型、障碍度模型与 DeepSeek AI 引擎，构建从数据采集、综合评估、模式识别到路径优化的完整决策闭环。</w:t>
+        <w:t>绿脉兴农平台是一款帮助地方政府"算清生态账、看清发展路、走好振兴步"的在线工具。用户只需输入一个地区的各项指标数据，平台就能自动算出生态产品价值实现得分、乡村振兴得分、两套系统的协调程度，并告诉用户这个地区属于哪种发展模式、当前最大的短板在哪里、下一步该怎么走。</w:t>
       </w:r>
     </w:p>
     <w:p>
@@ -186,7 +216,7 @@
           <w:b/>
           <w:sz w:val="28"/>
         </w:rPr>
-        <w:t>1.2 核心能力</w:t>
+        <w:t>1.2 平台能做什么</w:t>
       </w:r>
     </w:p>
     <w:p>
@@ -200,7 +230,7 @@
           <w:b/>
           <w:sz w:val="21"/>
         </w:rPr>
-        <w:t>表 1-1  平台核心能力</w:t>
+        <w:t>表 1-1  平台核心功能</w:t>
       </w:r>
     </w:p>
     <w:tbl>
@@ -242,7 +272,7 @@
                 <w:b/>
                 <w:sz w:val="21"/>
               </w:rPr>
-              <w:t>能力项</w:t>
+              <w:t>功能</w:t>
             </w:r>
           </w:p>
         </w:tc>
@@ -266,7 +296,7 @@
                 <w:b/>
                 <w:sz w:val="21"/>
               </w:rPr>
-              <w:t>说明</w:t>
+              <w:t>一句话说明</w:t>
             </w:r>
           </w:p>
         </w:tc>
@@ -288,7 +318,7 @@
                 <w:b w:val="0"/>
                 <w:sz w:val="21"/>
               </w:rPr>
-              <w:t>科学量化</w:t>
+              <w:t>算分</w:t>
             </w:r>
           </w:p>
         </w:tc>
@@ -308,7 +338,7 @@
                 <w:b w:val="0"/>
                 <w:sz w:val="21"/>
               </w:rPr>
-              <w:t>26 项指标评估体系，AHP + 熵权法组合权重</w:t>
+              <w:t>输入 26 项指标，自动算出生态得分和振兴得分（0—100 分）</w:t>
             </w:r>
           </w:p>
         </w:tc>
@@ -330,7 +360,7 @@
                 <w:b w:val="0"/>
                 <w:sz w:val="21"/>
               </w:rPr>
-              <w:t>模式识别</w:t>
+              <w:t>判模式</w:t>
             </w:r>
           </w:p>
         </w:tc>
@@ -350,7 +380,7 @@
                 <w:b w:val="0"/>
                 <w:sz w:val="21"/>
               </w:rPr>
-              <w:t>层次聚类提取 5 种差异化发展模式</w:t>
+              <w:t>根据数据特征，识别该地区属于 5 种发展模式中的哪一种</w:t>
             </w:r>
           </w:p>
         </w:tc>
@@ -372,7 +402,7 @@
                 <w:b w:val="0"/>
                 <w:sz w:val="21"/>
               </w:rPr>
-              <w:t>障碍诊断</w:t>
+              <w:t>找短板</w:t>
             </w:r>
           </w:p>
         </w:tc>
@@ -392,7 +422,7 @@
                 <w:b w:val="0"/>
                 <w:sz w:val="21"/>
               </w:rPr>
-              <w:t>Top N 障碍因子识别与排序</w:t>
+              <w:t>自动列出制约发展的前 5 个主要障碍因子</w:t>
             </w:r>
           </w:p>
         </w:tc>
@@ -414,7 +444,7 @@
                 <w:b w:val="0"/>
                 <w:sz w:val="21"/>
               </w:rPr>
-              <w:t>AI 建议</w:t>
+              <w:t>给建议</w:t>
             </w:r>
           </w:p>
         </w:tc>
@@ -434,7 +464,7 @@
                 <w:b w:val="0"/>
                 <w:sz w:val="21"/>
               </w:rPr>
-              <w:t>DeepSeek 生成 500—800 字路径优化建议</w:t>
+              <w:t>AI 生成 500—800 字的个性化路径优化建议</w:t>
             </w:r>
           </w:p>
         </w:tc>
@@ -456,7 +486,7 @@
                 <w:b w:val="0"/>
                 <w:sz w:val="21"/>
               </w:rPr>
-              <w:t>数据可视化</w:t>
+              <w:t>看数据</w:t>
             </w:r>
           </w:p>
         </w:tc>
@@ -476,7 +506,7 @@
                 <w:b w:val="0"/>
                 <w:sz w:val="21"/>
               </w:rPr>
-              <w:t>多维数据大屏，支持横向对比与时间演化</w:t>
+              <w:t>6 类图表直观展示 10 个区县 5 年的数据规律</w:t>
             </w:r>
           </w:p>
         </w:tc>
@@ -501,7 +531,7 @@
                 <w:b w:val="0"/>
                 <w:sz w:val="21"/>
               </w:rPr>
-              <w:t>报告导出</w:t>
+              <w:t>出报告</w:t>
             </w:r>
           </w:p>
         </w:tc>
@@ -524,7 +554,7 @@
                 <w:b w:val="0"/>
                 <w:sz w:val="21"/>
               </w:rPr>
-              <w:t>一键生成 PDF 评估报告</w:t>
+              <w:t>一键导出 PDF 评估报告，可直接用于汇报</w:t>
             </w:r>
           </w:p>
         </w:tc>
@@ -541,7 +571,7 @@
           <w:b/>
           <w:sz w:val="28"/>
         </w:rPr>
-        <w:t>1.3 数据规模</w:t>
+        <w:t>1.3 数据覆盖范围</w:t>
       </w:r>
     </w:p>
     <w:p>
@@ -555,7 +585,7 @@
           <w:b/>
           <w:sz w:val="21"/>
         </w:rPr>
-        <w:t>表 1-2  数据规模</w:t>
+        <w:t>表 1-2  数据覆盖范围</w:t>
       </w:r>
     </w:p>
     <w:tbl>
@@ -598,7 +628,7 @@
                 <w:b/>
                 <w:sz w:val="21"/>
               </w:rPr>
-              <w:t>维度</w:t>
+              <w:t>项目</w:t>
             </w:r>
           </w:p>
         </w:tc>
@@ -622,7 +652,7 @@
                 <w:b/>
                 <w:sz w:val="21"/>
               </w:rPr>
-              <w:t>规模</w:t>
+              <w:t>数量</w:t>
             </w:r>
           </w:p>
         </w:tc>
@@ -770,7 +800,7 @@
                 <w:b w:val="0"/>
                 <w:sz w:val="21"/>
               </w:rPr>
-              <w:t>2020—2024 年面板数据</w:t>
+              <w:t>2020—2024 年</w:t>
             </w:r>
           </w:p>
         </w:tc>
@@ -832,7 +862,7 @@
                 <w:b w:val="0"/>
                 <w:sz w:val="21"/>
               </w:rPr>
-              <w:t>层次聚类分析得出</w:t>
+              <w:t>由数据聚类得出，非人为划分</w:t>
             </w:r>
           </w:p>
         </w:tc>
@@ -894,7 +924,7 @@
                 <w:b w:val="0"/>
                 <w:sz w:val="21"/>
               </w:rPr>
-              <w:t>11 项生态 + 15 项振兴</w:t>
+              <w:t>生态 11 项 + 振兴 15 项</w:t>
             </w:r>
           </w:p>
         </w:tc>
@@ -965,7 +995,7 @@
                 <w:b w:val="0"/>
                 <w:sz w:val="21"/>
               </w:rPr>
-              <w:t>每模式 5—6 条结构化建议</w:t>
+              <w:t>每种模式 5—6 条</w:t>
             </w:r>
           </w:p>
         </w:tc>
@@ -990,7 +1020,7 @@
           <w:b/>
           <w:sz w:val="36"/>
         </w:rPr>
-        <w:t>第二章 功能模块</w:t>
+        <w:t>第二章 功能模块详解</w:t>
       </w:r>
     </w:p>
     <w:p>
@@ -1005,7 +1035,7 @@
           <w:b w:val="0"/>
           <w:sz w:val="24"/>
         </w:rPr>
-        <w:t>平台前端共设计 7 个功能模块，覆盖政策检索、智能评估、数据可视化、农产品交易、案例学习与用户管理等场景。各模块通过 Vue Router 统一路由管理，通过 Pinia 进行状态共享。</w:t>
+        <w:t>平台共 7 个功能模块。下面逐一介绍每个模块能看到什么、能做什么、怎么操作。</w:t>
       </w:r>
     </w:p>
     <w:p>
@@ -1019,7 +1049,7 @@
           <w:b/>
           <w:sz w:val="28"/>
         </w:rPr>
-        <w:t>2.1 首页（HomeView）</w:t>
+        <w:t>2.1 首页</w:t>
       </w:r>
     </w:p>
     <w:p>
@@ -1034,7 +1064,75 @@
           <w:b w:val="0"/>
           <w:sz w:val="24"/>
         </w:rPr>
-        <w:t>平台门户与功能入口，包含以下区域：</w:t>
+        <w:t>首页是平台门户，展示平台全貌与核心入口。</w:t>
+      </w:r>
+    </w:p>
+    <w:p>
+      <w:pPr>
+        <w:jc w:val="center"/>
+      </w:pPr>
+      <w:r>
+        <w:drawing>
+          <wp:inline xmlns:a="http://schemas.openxmlformats.org/drawingml/2006/main" xmlns:pic="http://schemas.openxmlformats.org/drawingml/2006/picture">
+            <wp:extent cx="5400000" cy="4492800"/>
+            <wp:docPr id="1" name="Picture 1"/>
+            <wp:cNvGraphicFramePr>
+              <a:graphicFrameLocks noChangeAspect="1"/>
+            </wp:cNvGraphicFramePr>
+            <a:graphic>
+              <a:graphicData uri="http://schemas.openxmlformats.org/drawingml/2006/picture">
+                <pic:pic>
+                  <pic:nvPicPr>
+                    <pic:cNvPr id="0" name="01_home.png"/>
+                    <pic:cNvPicPr/>
+                  </pic:nvPicPr>
+                  <pic:blipFill>
+                    <a:blip r:embed="rId9"/>
+                    <a:stretch>
+                      <a:fillRect/>
+                    </a:stretch>
+                  </pic:blipFill>
+                  <pic:spPr>
+                    <a:xfrm>
+                      <a:off x="0" y="0"/>
+                      <a:ext cx="5400000" cy="4492800"/>
+                    </a:xfrm>
+                    <a:prstGeom prst="rect"/>
+                  </pic:spPr>
+                </pic:pic>
+              </a:graphicData>
+            </a:graphic>
+          </wp:inline>
+        </w:drawing>
+      </w:r>
+    </w:p>
+    <w:p>
+      <w:pPr>
+        <w:spacing w:before="60" w:after="240"/>
+        <w:jc w:val="center"/>
+      </w:pPr>
+      <w:r>
+        <w:rPr>
+          <w:rFonts w:ascii="Times New Roman" w:hAnsi="Times New Roman" w:eastAsia="黑体"/>
+          <w:b/>
+          <w:sz w:val="21"/>
+        </w:rPr>
+        <w:t>图 2-1  首页界面</w:t>
+      </w:r>
+    </w:p>
+    <w:p>
+      <w:pPr>
+        <w:spacing w:line="360" w:lineRule="auto" w:before="0" w:after="0"/>
+        <w:ind w:firstLine="480"/>
+        <w:jc w:val="left"/>
+      </w:pPr>
+      <w:r>
+        <w:rPr>
+          <w:rFonts w:ascii="Times New Roman" w:hAnsi="Times New Roman" w:eastAsia="宋体"/>
+          <w:b w:val="0"/>
+          <w:sz w:val="24"/>
+        </w:rPr>
+        <w:t>操作说明：</w:t>
       </w:r>
     </w:p>
     <w:p>
@@ -1049,7 +1147,7 @@
           <w:b w:val="0"/>
           <w:sz w:val="24"/>
         </w:rPr>
-        <w:t>• Hero 区：品牌标识、参赛信息与核心数据（5 模式 / 4 模型 / 27 指标 / AI）</w:t>
+        <w:t>• 顶部导航栏点击任意菜单可进入对应模块</w:t>
       </w:r>
     </w:p>
     <w:p>
@@ -1064,7 +1162,7 @@
           <w:b w:val="0"/>
           <w:sz w:val="24"/>
         </w:rPr>
-        <w:t>• 核心方法论：AHP、熵权法、耦合协调度、障碍度四大模型卡片</w:t>
+        <w:t>• 向下滚动可查看核心方法论、四大功能入口、五种模式展示</w:t>
       </w:r>
     </w:p>
     <w:p>
@@ -1079,7 +1177,104 @@
           <w:b w:val="0"/>
           <w:sz w:val="24"/>
         </w:rPr>
-        <w:t>• 四大功能入口：政策中心、智能分析、农产品商城、案例中心</w:t>
+        <w:t>• 底部展示完整评估流程图，了解从数据到报告的全过程</w:t>
+      </w:r>
+    </w:p>
+    <w:p>
+      <w:pPr>
+        <w:spacing w:line="360" w:lineRule="auto" w:before="240" w:after="120"/>
+        <w:jc w:val="left"/>
+      </w:pPr>
+      <w:r>
+        <w:rPr>
+          <w:rFonts w:ascii="Times New Roman" w:hAnsi="Times New Roman" w:eastAsia="黑体"/>
+          <w:b/>
+          <w:sz w:val="28"/>
+        </w:rPr>
+        <w:t>2.2 政策中心</w:t>
+      </w:r>
+    </w:p>
+    <w:p>
+      <w:pPr>
+        <w:spacing w:line="360" w:lineRule="auto" w:before="0" w:after="0"/>
+        <w:ind w:firstLine="480"/>
+        <w:jc w:val="left"/>
+      </w:pPr>
+      <w:r>
+        <w:rPr>
+          <w:rFonts w:ascii="Times New Roman" w:hAnsi="Times New Roman" w:eastAsia="宋体"/>
+          <w:b w:val="0"/>
+          <w:sz w:val="24"/>
+        </w:rPr>
+        <w:t>汇集国家、省、地市三级乡村振兴与生态产品价值实现相关政策。</w:t>
+      </w:r>
+    </w:p>
+    <w:p>
+      <w:pPr>
+        <w:jc w:val="center"/>
+      </w:pPr>
+      <w:r>
+        <w:drawing>
+          <wp:inline xmlns:a="http://schemas.openxmlformats.org/drawingml/2006/main" xmlns:pic="http://schemas.openxmlformats.org/drawingml/2006/picture">
+            <wp:extent cx="5400000" cy="4492800"/>
+            <wp:docPr id="2" name="Picture 2"/>
+            <wp:cNvGraphicFramePr>
+              <a:graphicFrameLocks noChangeAspect="1"/>
+            </wp:cNvGraphicFramePr>
+            <a:graphic>
+              <a:graphicData uri="http://schemas.openxmlformats.org/drawingml/2006/picture">
+                <pic:pic>
+                  <pic:nvPicPr>
+                    <pic:cNvPr id="0" name="02_policy.png"/>
+                    <pic:cNvPicPr/>
+                  </pic:nvPicPr>
+                  <pic:blipFill>
+                    <a:blip r:embed="rId10"/>
+                    <a:stretch>
+                      <a:fillRect/>
+                    </a:stretch>
+                  </pic:blipFill>
+                  <pic:spPr>
+                    <a:xfrm>
+                      <a:off x="0" y="0"/>
+                      <a:ext cx="5400000" cy="4492800"/>
+                    </a:xfrm>
+                    <a:prstGeom prst="rect"/>
+                  </pic:spPr>
+                </pic:pic>
+              </a:graphicData>
+            </a:graphic>
+          </wp:inline>
+        </w:drawing>
+      </w:r>
+    </w:p>
+    <w:p>
+      <w:pPr>
+        <w:spacing w:before="60" w:after="240"/>
+        <w:jc w:val="center"/>
+      </w:pPr>
+      <w:r>
+        <w:rPr>
+          <w:rFonts w:ascii="Times New Roman" w:hAnsi="Times New Roman" w:eastAsia="黑体"/>
+          <w:b/>
+          <w:sz w:val="21"/>
+        </w:rPr>
+        <w:t>图 2-2  政策中心界面</w:t>
+      </w:r>
+    </w:p>
+    <w:p>
+      <w:pPr>
+        <w:spacing w:line="360" w:lineRule="auto" w:before="0" w:after="0"/>
+        <w:ind w:firstLine="480"/>
+        <w:jc w:val="left"/>
+      </w:pPr>
+      <w:r>
+        <w:rPr>
+          <w:rFonts w:ascii="Times New Roman" w:hAnsi="Times New Roman" w:eastAsia="宋体"/>
+          <w:b w:val="0"/>
+          <w:sz w:val="24"/>
+        </w:rPr>
+        <w:t>操作说明：</w:t>
       </w:r>
     </w:p>
     <w:p>
@@ -1094,7 +1289,7 @@
           <w:b w:val="0"/>
           <w:sz w:val="24"/>
         </w:rPr>
-        <w:t>• 五种模式：5 种发展模式的横向展示卡，含模式名称、识别阈值与路径方向</w:t>
+        <w:t>• 左侧可按主题分类、政策级别筛选</w:t>
       </w:r>
     </w:p>
     <w:p>
@@ -1109,7 +1304,52 @@
           <w:b w:val="0"/>
           <w:sz w:val="24"/>
         </w:rPr>
-        <w:t>• 评估流程：上传数据 → 模型评估 → AI 识别 → 路径优化 → PDF 报告 五步流程图</w:t>
+        <w:t>• 顶部搜索框输入关键词检索政策</w:t>
+      </w:r>
+    </w:p>
+    <w:p>
+      <w:pPr>
+        <w:spacing w:line="360" w:lineRule="auto"/>
+        <w:ind w:left="480" w:hanging="240"/>
+        <w:jc w:val="left"/>
+      </w:pPr>
+      <w:r>
+        <w:rPr>
+          <w:rFonts w:ascii="Times New Roman" w:hAnsi="Times New Roman" w:eastAsia="宋体"/>
+          <w:b w:val="0"/>
+          <w:sz w:val="24"/>
+        </w:rPr>
+        <w:t>• 每条政策卡片展示序号、分类、级别、地区、日期与摘要</w:t>
+      </w:r>
+    </w:p>
+    <w:p>
+      <w:pPr>
+        <w:spacing w:line="360" w:lineRule="auto"/>
+        <w:ind w:left="480" w:hanging="240"/>
+        <w:jc w:val="left"/>
+      </w:pPr>
+      <w:r>
+        <w:rPr>
+          <w:rFonts w:ascii="Times New Roman" w:hAnsi="Times New Roman" w:eastAsia="宋体"/>
+          <w:b w:val="0"/>
+          <w:sz w:val="24"/>
+        </w:rPr>
+        <w:t>• 点击卡片可查看政策全文</w:t>
+      </w:r>
+    </w:p>
+    <w:p>
+      <w:pPr>
+        <w:spacing w:line="360" w:lineRule="auto"/>
+        <w:ind w:left="480" w:hanging="240"/>
+        <w:jc w:val="left"/>
+      </w:pPr>
+      <w:r>
+        <w:rPr>
+          <w:rFonts w:ascii="Times New Roman" w:hAnsi="Times New Roman" w:eastAsia="宋体"/>
+          <w:b w:val="0"/>
+          <w:sz w:val="24"/>
+        </w:rPr>
+        <w:t>• 底部支持翻页，每页 10 条</w:t>
       </w:r>
     </w:p>
     <w:p>
@@ -1123,7 +1363,7 @@
           <w:b/>
           <w:sz w:val="28"/>
         </w:rPr>
-        <w:t>2.2 政策中心（PolicyView）</w:t>
+        <w:t>2.3 智能分析中心</w:t>
       </w:r>
     </w:p>
     <w:p>
@@ -1138,7 +1378,89 @@
           <w:b w:val="0"/>
           <w:sz w:val="24"/>
         </w:rPr>
-        <w:t>汇集国家、省、地市三级乡村振兴与生态产品价值实现相关政策，提供政策检索与浏览功能。</w:t>
+        <w:t>这是平台最核心的模块。用户在这里输入数据，平台自动完成全部计算并给出结果。界面分为左右两栏：左边填数据，右边看结果。下方有 4 个标签页切换不同功能。</w:t>
+      </w:r>
+    </w:p>
+    <w:p>
+      <w:pPr>
+        <w:jc w:val="center"/>
+      </w:pPr>
+      <w:r>
+        <w:drawing>
+          <wp:inline xmlns:a="http://schemas.openxmlformats.org/drawingml/2006/main" xmlns:pic="http://schemas.openxmlformats.org/drawingml/2006/picture">
+            <wp:extent cx="5400000" cy="4492800"/>
+            <wp:docPr id="3" name="Picture 3"/>
+            <wp:cNvGraphicFramePr>
+              <a:graphicFrameLocks noChangeAspect="1"/>
+            </wp:cNvGraphicFramePr>
+            <a:graphic>
+              <a:graphicData uri="http://schemas.openxmlformats.org/drawingml/2006/picture">
+                <pic:pic>
+                  <pic:nvPicPr>
+                    <pic:cNvPr id="0" name="03_analysis.png"/>
+                    <pic:cNvPicPr/>
+                  </pic:nvPicPr>
+                  <pic:blipFill>
+                    <a:blip r:embed="rId11"/>
+                    <a:stretch>
+                      <a:fillRect/>
+                    </a:stretch>
+                  </pic:blipFill>
+                  <pic:spPr>
+                    <a:xfrm>
+                      <a:off x="0" y="0"/>
+                      <a:ext cx="5400000" cy="4492800"/>
+                    </a:xfrm>
+                    <a:prstGeom prst="rect"/>
+                  </pic:spPr>
+                </pic:pic>
+              </a:graphicData>
+            </a:graphic>
+          </wp:inline>
+        </w:drawing>
+      </w:r>
+    </w:p>
+    <w:p>
+      <w:pPr>
+        <w:spacing w:before="60" w:after="240"/>
+        <w:jc w:val="center"/>
+      </w:pPr>
+      <w:r>
+        <w:rPr>
+          <w:rFonts w:ascii="Times New Roman" w:hAnsi="Times New Roman" w:eastAsia="黑体"/>
+          <w:b/>
+          <w:sz w:val="21"/>
+        </w:rPr>
+        <w:t>图 2-3  智能分析中心界面</w:t>
+      </w:r>
+    </w:p>
+    <w:p>
+      <w:pPr>
+        <w:spacing w:line="360" w:lineRule="auto" w:before="120" w:after="120"/>
+        <w:jc w:val="left"/>
+      </w:pPr>
+      <w:r>
+        <w:rPr>
+          <w:rFonts w:ascii="Times New Roman" w:hAnsi="Times New Roman" w:eastAsia="黑体"/>
+          <w:b/>
+          <w:sz w:val="24"/>
+        </w:rPr>
+        <w:t>2.3.1 智能评估（第一个标签）</w:t>
+      </w:r>
+    </w:p>
+    <w:p>
+      <w:pPr>
+        <w:spacing w:line="360" w:lineRule="auto" w:before="0" w:after="0"/>
+        <w:ind w:firstLine="480"/>
+        <w:jc w:val="left"/>
+      </w:pPr>
+      <w:r>
+        <w:rPr>
+          <w:rFonts w:ascii="Times New Roman" w:hAnsi="Times New Roman" w:eastAsia="宋体"/>
+          <w:b w:val="0"/>
+          <w:sz w:val="24"/>
+        </w:rPr>
+        <w:t>操作流程：</w:t>
       </w:r>
     </w:p>
     <w:p>
@@ -1153,7 +1475,7 @@
           <w:b w:val="0"/>
           <w:sz w:val="24"/>
         </w:rPr>
-        <w:t>• 多维检索：主题分类、政策级别、关键词组合检索</w:t>
+        <w:t>• 第 1 步：在左侧输入区填写地区名称、评估年份</w:t>
       </w:r>
     </w:p>
     <w:p>
@@ -1168,7 +1490,7 @@
           <w:b w:val="0"/>
           <w:sz w:val="24"/>
         </w:rPr>
-        <w:t>• 统计概览：政策总数、国家级、省级、地市级数量统计卡</w:t>
+        <w:t>• 第 2 步：填写 11 项生态指标 + 15 项振兴指标的数据</w:t>
       </w:r>
     </w:p>
     <w:p>
@@ -1183,7 +1505,7 @@
           <w:b w:val="0"/>
           <w:sz w:val="24"/>
         </w:rPr>
-        <w:t>• 杂志式列表：每条政策以卡片形式展示序号、分类标签、级别标签、发布地区、发布日期与政策摘要</w:t>
+        <w:t>• 第 3 步：也可点击"加载模板"按钮一键填充示例数据</w:t>
       </w:r>
     </w:p>
     <w:p>
@@ -1198,21 +1520,22 @@
           <w:b w:val="0"/>
           <w:sz w:val="24"/>
         </w:rPr>
-        <w:t>• 分页加载：单页默认 10 条，支持翻页浏览</w:t>
+        <w:t>• 第 4 步：点击"开始评估"按钮，等待 3 秒</w:t>
       </w:r>
     </w:p>
     <w:p>
       <w:pPr>
-        <w:spacing w:line="360" w:lineRule="auto" w:before="240" w:after="120"/>
+        <w:spacing w:line="360" w:lineRule="auto"/>
+        <w:ind w:left="480" w:hanging="240"/>
         <w:jc w:val="left"/>
       </w:pPr>
       <w:r>
         <w:rPr>
-          <w:rFonts w:ascii="Times New Roman" w:hAnsi="Times New Roman" w:eastAsia="黑体"/>
-          <w:b/>
-          <w:sz w:val="28"/>
+          <w:rFonts w:ascii="Times New Roman" w:hAnsi="Times New Roman" w:eastAsia="宋体"/>
+          <w:b w:val="0"/>
+          <w:sz w:val="24"/>
         </w:rPr>
-        <w:t>2.3 智能分析中心（AnalysisView）</w:t>
+        <w:t>• 第 5 步：右侧自动展示全部结果</w:t>
       </w:r>
     </w:p>
     <w:p>
@@ -1227,51 +1550,7 @@
           <w:b w:val="0"/>
           <w:sz w:val="24"/>
         </w:rPr>
-        <w:t>平台核心模块，实现完整智能评估工作流，采用左右双栏布局：左侧数据录入，右侧结果展示。包含四个标签页：</w:t>
-      </w:r>
-    </w:p>
-    <w:p>
-      <w:pPr>
-        <w:spacing w:line="360" w:lineRule="auto" w:before="120" w:after="120"/>
-        <w:jc w:val="left"/>
-      </w:pPr>
-      <w:r>
-        <w:rPr>
-          <w:rFonts w:ascii="Times New Roman" w:hAnsi="Times New Roman" w:eastAsia="黑体"/>
-          <w:b/>
-          <w:sz w:val="24"/>
-        </w:rPr>
-        <w:t>2.3.1 智能评估</w:t>
-      </w:r>
-    </w:p>
-    <w:p>
-      <w:pPr>
-        <w:spacing w:line="360" w:lineRule="auto" w:before="0" w:after="0"/>
-        <w:ind w:firstLine="480"/>
-        <w:jc w:val="left"/>
-      </w:pPr>
-      <w:r>
-        <w:rPr>
-          <w:rFonts w:ascii="Times New Roman" w:hAnsi="Times New Roman" w:eastAsia="宋体"/>
-          <w:b w:val="0"/>
-          <w:sz w:val="24"/>
-        </w:rPr>
-        <w:t>输入区包含：地区名称、评估年份、11 项生态产品价值实现指标、15 项乡村振兴水平指标，并提供"加载模板"按钮一键填充指标结构。</w:t>
-      </w:r>
-    </w:p>
-    <w:p>
-      <w:pPr>
-        <w:spacing w:line="360" w:lineRule="auto" w:before="0" w:after="0"/>
-        <w:ind w:firstLine="480"/>
-        <w:jc w:val="left"/>
-      </w:pPr>
-      <w:r>
-        <w:rPr>
-          <w:rFonts w:ascii="Times New Roman" w:hAnsi="Times New Roman" w:eastAsia="宋体"/>
-          <w:b w:val="0"/>
-          <w:sz w:val="24"/>
-        </w:rPr>
-        <w:t>结果展示区包含以下卡片：</w:t>
+        <w:t>结果包含以下卡片：</w:t>
       </w:r>
     </w:p>
     <w:p>
@@ -1285,7 +1564,7 @@
           <w:b/>
           <w:sz w:val="21"/>
         </w:rPr>
-        <w:t>表 2-1  评估结果卡片</w:t>
+        <w:t>表 2-1  评估结果说明</w:t>
       </w:r>
     </w:p>
     <w:tbl>
@@ -1351,7 +1630,7 @@
                 <w:b/>
                 <w:sz w:val="21"/>
               </w:rPr>
-              <w:t>展示内容</w:t>
+              <w:t>看到什么</w:t>
             </w:r>
           </w:p>
         </w:tc>
@@ -1373,7 +1652,7 @@
                 <w:b w:val="0"/>
                 <w:sz w:val="21"/>
               </w:rPr>
-              <w:t>综合得分卡</w:t>
+              <w:t>综合得分</w:t>
             </w:r>
           </w:p>
         </w:tc>
@@ -1393,7 +1672,7 @@
                 <w:b w:val="0"/>
                 <w:sz w:val="21"/>
               </w:rPr>
-              <w:t>生态产品得分 / 乡村振兴得分（0—100）+ 进度条</w:t>
+              <w:t>生态得分 / 振兴得分（0—100 分）+ 进度条</w:t>
             </w:r>
           </w:p>
         </w:tc>
@@ -1415,7 +1694,7 @@
                 <w:b w:val="0"/>
                 <w:sz w:val="21"/>
               </w:rPr>
-              <w:t>耦合协调度</w:t>
+              <w:t>协调程度</w:t>
             </w:r>
           </w:p>
         </w:tc>
@@ -1435,7 +1714,7 @@
                 <w:b w:val="0"/>
                 <w:sz w:val="21"/>
               </w:rPr>
-              <w:t>D 值（0—1）+ 10 级协调等级标签</w:t>
+              <w:t>D 值（0—1）+ 10 级等级标签（如"初级协调"）</w:t>
             </w:r>
           </w:p>
         </w:tc>
@@ -1457,7 +1736,7 @@
                 <w:b w:val="0"/>
                 <w:sz w:val="21"/>
               </w:rPr>
-              <w:t>AI 模式识别</w:t>
+              <w:t>模式识别</w:t>
             </w:r>
           </w:p>
         </w:tc>
@@ -1477,7 +1756,7 @@
                 <w:b w:val="0"/>
                 <w:sz w:val="21"/>
               </w:rPr>
-              <w:t>模式名称 + 识别理由 + AI 印章</w:t>
+              <w:t>判定为 5 种模式中的哪一种 + 识别理由</w:t>
             </w:r>
           </w:p>
         </w:tc>
@@ -1499,7 +1778,7 @@
                 <w:b w:val="0"/>
                 <w:sz w:val="21"/>
               </w:rPr>
-              <w:t>模式识别标准</w:t>
+              <w:t>雷达图</w:t>
             </w:r>
           </w:p>
         </w:tc>
@@ -1519,7 +1798,7 @@
                 <w:b w:val="0"/>
                 <w:sz w:val="21"/>
               </w:rPr>
-              <w:t>模式特征标签 + 核心要素列表 + 量化阈值表</w:t>
+              <w:t>8 个维度双系统对比，一眼看出强弱项</w:t>
             </w:r>
           </w:p>
         </w:tc>
@@ -1541,7 +1820,7 @@
                 <w:b w:val="0"/>
                 <w:sz w:val="21"/>
               </w:rPr>
-              <w:t>维度雷达图</w:t>
+              <w:t>障碍图</w:t>
             </w:r>
           </w:p>
         </w:tc>
@@ -1561,7 +1840,7 @@
                 <w:b w:val="0"/>
                 <w:sz w:val="21"/>
               </w:rPr>
-              <w:t>8 维度双系统对比</w:t>
+              <w:t>前 5 个最大短板横向条形图</w:t>
             </w:r>
           </w:p>
         </w:tc>
@@ -1583,7 +1862,7 @@
                 <w:b w:val="0"/>
                 <w:sz w:val="21"/>
               </w:rPr>
-              <w:t>障碍因子图</w:t>
+              <w:t>建议</w:t>
             </w:r>
           </w:p>
         </w:tc>
@@ -1603,91 +1882,7 @@
                 <w:b w:val="0"/>
                 <w:sz w:val="21"/>
               </w:rPr>
-              <w:t>Top 5 障碍因子横向条形图</w:t>
-            </w:r>
-          </w:p>
-        </w:tc>
-      </w:tr>
-      <w:tr>
-        <w:tc>
-          <w:tcPr>
-            <w:tcW w:type="dxa" w:w="4156"/>
-            <w:vAlign w:val="center"/>
-          </w:tcPr>
-          <w:p>
-            <w:pPr>
-              <w:jc w:val="left"/>
-            </w:pPr>
-            <w:r/>
-            <w:r>
-              <w:rPr>
-                <w:rFonts w:ascii="Times New Roman" w:hAnsi="Times New Roman" w:eastAsia="宋体"/>
-                <w:b w:val="0"/>
-                <w:sz w:val="21"/>
-              </w:rPr>
-              <w:t>结构化建议</w:t>
-            </w:r>
-          </w:p>
-        </w:tc>
-        <w:tc>
-          <w:tcPr>
-            <w:tcW w:type="dxa" w:w="4156"/>
-            <w:vAlign w:val="center"/>
-          </w:tcPr>
-          <w:p>
-            <w:pPr>
-              <w:jc w:val="center"/>
-            </w:pPr>
-            <w:r/>
-            <w:r>
-              <w:rPr>
-                <w:rFonts w:ascii="Times New Roman" w:hAnsi="Times New Roman" w:eastAsia="宋体"/>
-                <w:b w:val="0"/>
-                <w:sz w:val="21"/>
-              </w:rPr>
-              <w:t>27 条差异化路径优化建议</w:t>
-            </w:r>
-          </w:p>
-        </w:tc>
-      </w:tr>
-      <w:tr>
-        <w:tc>
-          <w:tcPr>
-            <w:tcW w:type="dxa" w:w="4156"/>
-            <w:vAlign w:val="center"/>
-          </w:tcPr>
-          <w:p>
-            <w:pPr>
-              <w:jc w:val="left"/>
-            </w:pPr>
-            <w:r/>
-            <w:r>
-              <w:rPr>
-                <w:rFonts w:ascii="Times New Roman" w:hAnsi="Times New Roman" w:eastAsia="宋体"/>
-                <w:b w:val="0"/>
-                <w:sz w:val="21"/>
-              </w:rPr>
-              <w:t>AI 综合建议</w:t>
-            </w:r>
-          </w:p>
-        </w:tc>
-        <w:tc>
-          <w:tcPr>
-            <w:tcW w:type="dxa" w:w="4156"/>
-            <w:vAlign w:val="center"/>
-          </w:tcPr>
-          <w:p>
-            <w:pPr>
-              <w:jc w:val="center"/>
-            </w:pPr>
-            <w:r/>
-            <w:r>
-              <w:rPr>
-                <w:rFonts w:ascii="Times New Roman" w:hAnsi="Times New Roman" w:eastAsia="宋体"/>
-                <w:b w:val="0"/>
-                <w:sz w:val="21"/>
-              </w:rPr>
-              <w:t>DeepSeek 生成的 500—800 字综合建议</w:t>
+              <w:t>27 条结构化建议 + AI 生成的综合建议</w:t>
             </w:r>
           </w:p>
         </w:tc>
@@ -1712,7 +1907,7 @@
                 <w:b w:val="0"/>
                 <w:sz w:val="21"/>
               </w:rPr>
-              <w:t>PDF 导出</w:t>
+              <w:t>导出</w:t>
             </w:r>
           </w:p>
         </w:tc>
@@ -1735,7 +1930,7 @@
                 <w:b w:val="0"/>
                 <w:sz w:val="21"/>
               </w:rPr>
-              <w:t>一键下载专业评估报告</w:t>
+              <w:t>一键下载 PDF 评估报告</w:t>
             </w:r>
           </w:p>
         </w:tc>
@@ -1752,7 +1947,7 @@
           <w:b/>
           <w:sz w:val="24"/>
         </w:rPr>
-        <w:t>2.3.2 模式识别标准</w:t>
+        <w:t>2.3.2 模式识别标准（第二个标签）</w:t>
       </w:r>
     </w:p>
     <w:p>
@@ -1767,7 +1962,7 @@
           <w:b w:val="0"/>
           <w:sz w:val="24"/>
         </w:rPr>
-        <w:t>以手风琴折叠面板形式展示 5 种生态产品价值实现模式的量化识别标准。每种模式包含：代表区县、模式定义、模式特点、核心要素、识别阈值表（指标 / 运算符 / 阈值 / 单位 / 是否必需）。</w:t>
+        <w:t>这里展示 5 种发展模式的量化识别标准。点击任意模式可展开详情，包含代表区县、模式定义、核心要素、识别阈值表。</w:t>
       </w:r>
     </w:p>
     <w:p>
@@ -1781,7 +1976,7 @@
           <w:b/>
           <w:sz w:val="24"/>
         </w:rPr>
-        <w:t>2.3.3 耦合协调度计算器</w:t>
+        <w:t>2.3.3 协调度计算器（第三个标签）</w:t>
       </w:r>
     </w:p>
     <w:p>
@@ -1796,7 +1991,67 @@
           <w:b w:val="0"/>
           <w:sz w:val="24"/>
         </w:rPr>
-        <w:t>独立的耦合协调度计算器，无需上传完整数据即可快速测算。用户输入 U1（生态得分）与 U2（乡村振兴得分），系统实时计算 C、T、D 三个值并输出等级标签，通过 ECharts gauge 仪表盘动态展示 D 值落点，并附 10 级协调等级对照表。</w:t>
+        <w:t>快速测算工具，无需填全部数据：</w:t>
+      </w:r>
+    </w:p>
+    <w:p>
+      <w:pPr>
+        <w:spacing w:line="360" w:lineRule="auto"/>
+        <w:ind w:left="480" w:hanging="240"/>
+        <w:jc w:val="left"/>
+      </w:pPr>
+      <w:r>
+        <w:rPr>
+          <w:rFonts w:ascii="Times New Roman" w:hAnsi="Times New Roman" w:eastAsia="宋体"/>
+          <w:b w:val="0"/>
+          <w:sz w:val="24"/>
+        </w:rPr>
+        <w:t>• 输入生态得分 U1（0—100）</w:t>
+      </w:r>
+    </w:p>
+    <w:p>
+      <w:pPr>
+        <w:spacing w:line="360" w:lineRule="auto"/>
+        <w:ind w:left="480" w:hanging="240"/>
+        <w:jc w:val="left"/>
+      </w:pPr>
+      <w:r>
+        <w:rPr>
+          <w:rFonts w:ascii="Times New Roman" w:hAnsi="Times New Roman" w:eastAsia="宋体"/>
+          <w:b w:val="0"/>
+          <w:sz w:val="24"/>
+        </w:rPr>
+        <w:t>• 输入振兴得分 U2（0—100）</w:t>
+      </w:r>
+    </w:p>
+    <w:p>
+      <w:pPr>
+        <w:spacing w:line="360" w:lineRule="auto"/>
+        <w:ind w:left="480" w:hanging="240"/>
+        <w:jc w:val="left"/>
+      </w:pPr>
+      <w:r>
+        <w:rPr>
+          <w:rFonts w:ascii="Times New Roman" w:hAnsi="Times New Roman" w:eastAsia="宋体"/>
+          <w:b w:val="0"/>
+          <w:sz w:val="24"/>
+        </w:rPr>
+        <w:t>• 系统实时算出协调度 D 值并显示等级</w:t>
+      </w:r>
+    </w:p>
+    <w:p>
+      <w:pPr>
+        <w:spacing w:line="360" w:lineRule="auto"/>
+        <w:ind w:left="480" w:hanging="240"/>
+        <w:jc w:val="left"/>
+      </w:pPr>
+      <w:r>
+        <w:rPr>
+          <w:rFonts w:ascii="Times New Roman" w:hAnsi="Times New Roman" w:eastAsia="宋体"/>
+          <w:b w:val="0"/>
+          <w:sz w:val="24"/>
+        </w:rPr>
+        <w:t>• 仪表盘动态展示 D 值落点</w:t>
       </w:r>
     </w:p>
     <w:p>
@@ -1810,7 +2065,7 @@
           <w:b/>
           <w:sz w:val="24"/>
         </w:rPr>
-        <w:t>2.3.4 障碍度诊断</w:t>
+        <w:t>2.3.4 障碍度诊断（第四个标签）</w:t>
       </w:r>
     </w:p>
     <w:p>
@@ -1825,7 +2080,67 @@
           <w:b w:val="0"/>
           <w:sz w:val="24"/>
         </w:rPr>
-        <w:t>独立的障碍因子诊断工具。用户输入 26 项指标数据与权重，系统基于指标偏离度 × 权重计算各指标障碍度，按降序排列取前 N 项作为主要障碍因子，以横向条形图形式展示 Top 10 障碍因子，并自动生成诊断结论文本。</w:t>
+        <w:t>独立诊断工具，找出制约发展的关键短板：</w:t>
+      </w:r>
+    </w:p>
+    <w:p>
+      <w:pPr>
+        <w:spacing w:line="360" w:lineRule="auto"/>
+        <w:ind w:left="480" w:hanging="240"/>
+        <w:jc w:val="left"/>
+      </w:pPr>
+      <w:r>
+        <w:rPr>
+          <w:rFonts w:ascii="Times New Roman" w:hAnsi="Times New Roman" w:eastAsia="宋体"/>
+          <w:b w:val="0"/>
+          <w:sz w:val="24"/>
+        </w:rPr>
+        <w:t>• 输入 26 项指标数据与权重</w:t>
+      </w:r>
+    </w:p>
+    <w:p>
+      <w:pPr>
+        <w:spacing w:line="360" w:lineRule="auto"/>
+        <w:ind w:left="480" w:hanging="240"/>
+        <w:jc w:val="left"/>
+      </w:pPr>
+      <w:r>
+        <w:rPr>
+          <w:rFonts w:ascii="Times New Roman" w:hAnsi="Times New Roman" w:eastAsia="宋体"/>
+          <w:b w:val="0"/>
+          <w:sz w:val="24"/>
+        </w:rPr>
+        <w:t>• 系统自动算出每项指标的障碍度</w:t>
+      </w:r>
+    </w:p>
+    <w:p>
+      <w:pPr>
+        <w:spacing w:line="360" w:lineRule="auto"/>
+        <w:ind w:left="480" w:hanging="240"/>
+        <w:jc w:val="left"/>
+      </w:pPr>
+      <w:r>
+        <w:rPr>
+          <w:rFonts w:ascii="Times New Roman" w:hAnsi="Times New Roman" w:eastAsia="宋体"/>
+          <w:b w:val="0"/>
+          <w:sz w:val="24"/>
+        </w:rPr>
+        <w:t>• 按从大到小排序，取前 10 项展示</w:t>
+      </w:r>
+    </w:p>
+    <w:p>
+      <w:pPr>
+        <w:spacing w:line="360" w:lineRule="auto"/>
+        <w:ind w:left="480" w:hanging="240"/>
+        <w:jc w:val="left"/>
+      </w:pPr>
+      <w:r>
+        <w:rPr>
+          <w:rFonts w:ascii="Times New Roman" w:hAnsi="Times New Roman" w:eastAsia="宋体"/>
+          <w:b w:val="0"/>
+          <w:sz w:val="24"/>
+        </w:rPr>
+        <w:t>• 横向条形图直观展示，附诊断结论</w:t>
       </w:r>
     </w:p>
     <w:p>
@@ -1839,7 +2154,7 @@
           <w:b/>
           <w:sz w:val="28"/>
         </w:rPr>
-        <w:t>2.4 数据大屏（DashboardView）</w:t>
+        <w:t>2.4 数据大屏</w:t>
       </w:r>
     </w:p>
     <w:p>
@@ -1854,7 +2169,135 @@
           <w:b w:val="0"/>
           <w:sz w:val="24"/>
         </w:rPr>
-        <w:t>10 区县 5 年生态振兴数据透视中心，提供 6 类可视化图表：</w:t>
+        <w:t>10 个区县 5 年数据的可视化中心，一眼看清规律。</w:t>
+      </w:r>
+    </w:p>
+    <w:p>
+      <w:pPr>
+        <w:jc w:val="center"/>
+      </w:pPr>
+      <w:r>
+        <w:drawing>
+          <wp:inline xmlns:a="http://schemas.openxmlformats.org/drawingml/2006/main" xmlns:pic="http://schemas.openxmlformats.org/drawingml/2006/picture">
+            <wp:extent cx="5400000" cy="4492800"/>
+            <wp:docPr id="4" name="Picture 4"/>
+            <wp:cNvGraphicFramePr>
+              <a:graphicFrameLocks noChangeAspect="1"/>
+            </wp:cNvGraphicFramePr>
+            <a:graphic>
+              <a:graphicData uri="http://schemas.openxmlformats.org/drawingml/2006/picture">
+                <pic:pic>
+                  <pic:nvPicPr>
+                    <pic:cNvPr id="0" name="04_dashboard.png"/>
+                    <pic:cNvPicPr/>
+                  </pic:nvPicPr>
+                  <pic:blipFill>
+                    <a:blip r:embed="rId12"/>
+                    <a:stretch>
+                      <a:fillRect/>
+                    </a:stretch>
+                  </pic:blipFill>
+                  <pic:spPr>
+                    <a:xfrm>
+                      <a:off x="0" y="0"/>
+                      <a:ext cx="5400000" cy="4492800"/>
+                    </a:xfrm>
+                    <a:prstGeom prst="rect"/>
+                  </pic:spPr>
+                </pic:pic>
+              </a:graphicData>
+            </a:graphic>
+          </wp:inline>
+        </w:drawing>
+      </w:r>
+    </w:p>
+    <w:p>
+      <w:pPr>
+        <w:spacing w:before="60" w:after="240"/>
+        <w:jc w:val="center"/>
+      </w:pPr>
+      <w:r>
+        <w:rPr>
+          <w:rFonts w:ascii="Times New Roman" w:hAnsi="Times New Roman" w:eastAsia="黑体"/>
+          <w:b/>
+          <w:sz w:val="21"/>
+        </w:rPr>
+        <w:t>图 2-4  数据大屏界面</w:t>
+      </w:r>
+    </w:p>
+    <w:p>
+      <w:pPr>
+        <w:spacing w:line="360" w:lineRule="auto" w:before="0" w:after="0"/>
+        <w:ind w:firstLine="480"/>
+        <w:jc w:val="left"/>
+      </w:pPr>
+      <w:r>
+        <w:rPr>
+          <w:rFonts w:ascii="Times New Roman" w:hAnsi="Times New Roman" w:eastAsia="宋体"/>
+          <w:b w:val="0"/>
+          <w:sz w:val="24"/>
+        </w:rPr>
+        <w:t>操作说明：</w:t>
+      </w:r>
+    </w:p>
+    <w:p>
+      <w:pPr>
+        <w:spacing w:line="360" w:lineRule="auto"/>
+        <w:ind w:left="480" w:hanging="240"/>
+        <w:jc w:val="left"/>
+      </w:pPr>
+      <w:r>
+        <w:rPr>
+          <w:rFonts w:ascii="Times New Roman" w:hAnsi="Times New Roman" w:eastAsia="宋体"/>
+          <w:b w:val="0"/>
+          <w:sz w:val="24"/>
+        </w:rPr>
+        <w:t>• 顶部选择对比指标（生态得分 / 振兴得分 / 协调度 / 森林率 / 收入 / GDP）</w:t>
+      </w:r>
+    </w:p>
+    <w:p>
+      <w:pPr>
+        <w:spacing w:line="360" w:lineRule="auto"/>
+        <w:ind w:left="480" w:hanging="240"/>
+        <w:jc w:val="left"/>
+      </w:pPr>
+      <w:r>
+        <w:rPr>
+          <w:rFonts w:ascii="Times New Roman" w:hAnsi="Times New Roman" w:eastAsia="宋体"/>
+          <w:b w:val="0"/>
+          <w:sz w:val="24"/>
+        </w:rPr>
+        <w:t>• 选择年份（2020—2024）</w:t>
+      </w:r>
+    </w:p>
+    <w:p>
+      <w:pPr>
+        <w:spacing w:line="360" w:lineRule="auto"/>
+        <w:ind w:left="480" w:hanging="240"/>
+        <w:jc w:val="left"/>
+      </w:pPr>
+      <w:r>
+        <w:rPr>
+          <w:rFonts w:ascii="Times New Roman" w:hAnsi="Times New Roman" w:eastAsia="宋体"/>
+          <w:b w:val="0"/>
+          <w:sz w:val="24"/>
+        </w:rPr>
+        <w:t>• 图表自动更新，按模式分色显示</w:t>
+      </w:r>
+    </w:p>
+    <w:p>
+      <w:pPr>
+        <w:spacing w:line="360" w:lineRule="auto" w:before="0" w:after="0"/>
+        <w:ind w:firstLine="480"/>
+        <w:jc w:val="left"/>
+      </w:pPr>
+      <w:r>
+        <w:rPr>
+          <w:rFonts w:ascii="Times New Roman" w:hAnsi="Times New Roman" w:eastAsia="宋体"/>
+          <w:b w:val="0"/>
+          <w:sz w:val="24"/>
+        </w:rPr>
+        <w:t>提供 6 类图表：</w:t>
       </w:r>
     </w:p>
     <w:p>
@@ -1886,14 +2329,13 @@
         </w:tblBorders>
       </w:tblPr>
       <w:tblGrid>
-        <w:gridCol w:w="2771"/>
-        <w:gridCol w:w="2771"/>
-        <w:gridCol w:w="2771"/>
+        <w:gridCol w:w="4156"/>
+        <w:gridCol w:w="4156"/>
       </w:tblGrid>
       <w:tr>
         <w:tc>
           <w:tcPr>
-            <w:tcW w:type="dxa" w:w="2771"/>
+            <w:tcW w:type="dxa" w:w="4156"/>
             <w:vAlign w:val="center"/>
             <w:tcBorders>
               <w:top w:val="single" w:sz="12" w:color="000000"/>
@@ -1911,13 +2353,13 @@
                 <w:b/>
                 <w:sz w:val="21"/>
               </w:rPr>
-              <w:t>图表名称</w:t>
+              <w:t>图表</w:t>
             </w:r>
           </w:p>
         </w:tc>
         <w:tc>
           <w:tcPr>
-            <w:tcW w:type="dxa" w:w="2771"/>
+            <w:tcW w:type="dxa" w:w="4156"/>
             <w:vAlign w:val="center"/>
             <w:tcBorders>
               <w:top w:val="single" w:sz="12" w:color="000000"/>
@@ -1935,31 +2377,7 @@
                 <w:b/>
                 <w:sz w:val="21"/>
               </w:rPr>
-              <w:t>类型</w:t>
-            </w:r>
-          </w:p>
-        </w:tc>
-        <w:tc>
-          <w:tcPr>
-            <w:tcW w:type="dxa" w:w="2771"/>
-            <w:vAlign w:val="center"/>
-            <w:tcBorders>
-              <w:top w:val="single" w:sz="12" w:color="000000"/>
-              <w:bottom w:val="single" w:sz="6" w:color="000000"/>
-            </w:tcBorders>
-          </w:tcPr>
-          <w:p>
-            <w:pPr>
-              <w:jc w:val="center"/>
-            </w:pPr>
-            <w:r/>
-            <w:r>
-              <w:rPr>
-                <w:rFonts w:ascii="Times New Roman" w:hAnsi="Times New Roman" w:eastAsia="黑体"/>
-                <w:b/>
-                <w:sz w:val="21"/>
-              </w:rPr>
-              <w:t>说明</w:t>
+              <w:t>能看到什么</w:t>
             </w:r>
           </w:p>
         </w:tc>
@@ -1967,7 +2385,7 @@
       <w:tr>
         <w:tc>
           <w:tcPr>
-            <w:tcW w:type="dxa" w:w="2771"/>
+            <w:tcW w:type="dxa" w:w="4156"/>
             <w:vAlign w:val="center"/>
           </w:tcPr>
           <w:p>
@@ -1981,13 +2399,13 @@
                 <w:b w:val="0"/>
                 <w:sz w:val="21"/>
               </w:rPr>
-              <w:t>横向对比</w:t>
+              <w:t>横向柱状图</w:t>
             </w:r>
           </w:p>
         </w:tc>
         <w:tc>
           <w:tcPr>
-            <w:tcW w:type="dxa" w:w="2771"/>
+            <w:tcW w:type="dxa" w:w="4156"/>
             <w:vAlign w:val="center"/>
           </w:tcPr>
           <w:p>
@@ -2001,13 +2419,35 @@
                 <w:b w:val="0"/>
                 <w:sz w:val="21"/>
               </w:rPr>
-              <w:t>柱状图</w:t>
+              <w:t>当年 10 个区县按指标排名</w:t>
+            </w:r>
+          </w:p>
+        </w:tc>
+      </w:tr>
+      <w:tr>
+        <w:tc>
+          <w:tcPr>
+            <w:tcW w:type="dxa" w:w="4156"/>
+            <w:vAlign w:val="center"/>
+          </w:tcPr>
+          <w:p>
+            <w:pPr>
+              <w:jc w:val="left"/>
+            </w:pPr>
+            <w:r/>
+            <w:r>
+              <w:rPr>
+                <w:rFonts w:ascii="Times New Roman" w:hAnsi="Times New Roman" w:eastAsia="宋体"/>
+                <w:b w:val="0"/>
+                <w:sz w:val="21"/>
+              </w:rPr>
+              <w:t>时间折线图</w:t>
             </w:r>
           </w:p>
         </w:tc>
         <w:tc>
           <w:tcPr>
-            <w:tcW w:type="dxa" w:w="2771"/>
+            <w:tcW w:type="dxa" w:w="4156"/>
             <w:vAlign w:val="center"/>
           </w:tcPr>
           <w:p>
@@ -2021,7 +2461,7 @@
                 <w:b w:val="0"/>
                 <w:sz w:val="21"/>
               </w:rPr>
-              <w:t>当年 10 区县按指标降序，按模式分色</w:t>
+              <w:t>5 年趋势变化，按模式分色</w:t>
             </w:r>
           </w:p>
         </w:tc>
@@ -2029,94 +2469,12 @@
       <w:tr>
         <w:tc>
           <w:tcPr>
-            <w:tcW w:type="dxa" w:w="2771"/>
+            <w:tcW w:type="dxa" w:w="4156"/>
             <w:vAlign w:val="center"/>
           </w:tcPr>
           <w:p>
             <w:pPr>
               <w:jc w:val="left"/>
-            </w:pPr>
-            <w:r/>
-            <w:r>
-              <w:rPr>
-                <w:rFonts w:ascii="Times New Roman" w:hAnsi="Times New Roman" w:eastAsia="宋体"/>
-                <w:b w:val="0"/>
-                <w:sz w:val="21"/>
-              </w:rPr>
-              <w:t>时间演化</w:t>
-            </w:r>
-          </w:p>
-        </w:tc>
-        <w:tc>
-          <w:tcPr>
-            <w:tcW w:type="dxa" w:w="2771"/>
-            <w:vAlign w:val="center"/>
-          </w:tcPr>
-          <w:p>
-            <w:pPr>
-              <w:jc w:val="center"/>
-            </w:pPr>
-            <w:r/>
-            <w:r>
-              <w:rPr>
-                <w:rFonts w:ascii="Times New Roman" w:hAnsi="Times New Roman" w:eastAsia="宋体"/>
-                <w:b w:val="0"/>
-                <w:sz w:val="21"/>
-              </w:rPr>
-              <w:t>折线图</w:t>
-            </w:r>
-          </w:p>
-        </w:tc>
-        <w:tc>
-          <w:tcPr>
-            <w:tcW w:type="dxa" w:w="2771"/>
-            <w:vAlign w:val="center"/>
-          </w:tcPr>
-          <w:p>
-            <w:pPr>
-              <w:jc w:val="center"/>
-            </w:pPr>
-            <w:r/>
-            <w:r>
-              <w:rPr>
-                <w:rFonts w:ascii="Times New Roman" w:hAnsi="Times New Roman" w:eastAsia="宋体"/>
-                <w:b w:val="0"/>
-                <w:sz w:val="21"/>
-              </w:rPr>
-              <w:t>5 年趋势，按模式分色</w:t>
-            </w:r>
-          </w:p>
-        </w:tc>
-      </w:tr>
-      <w:tr>
-        <w:tc>
-          <w:tcPr>
-            <w:tcW w:type="dxa" w:w="2771"/>
-            <w:vAlign w:val="center"/>
-          </w:tcPr>
-          <w:p>
-            <w:pPr>
-              <w:jc w:val="left"/>
-            </w:pPr>
-            <w:r/>
-            <w:r>
-              <w:rPr>
-                <w:rFonts w:ascii="Times New Roman" w:hAnsi="Times New Roman" w:eastAsia="宋体"/>
-                <w:b w:val="0"/>
-                <w:sz w:val="21"/>
-              </w:rPr>
-              <w:t>模式雷达</w:t>
-            </w:r>
-          </w:p>
-        </w:tc>
-        <w:tc>
-          <w:tcPr>
-            <w:tcW w:type="dxa" w:w="2771"/>
-            <w:vAlign w:val="center"/>
-          </w:tcPr>
-          <w:p>
-            <w:pPr>
-              <w:jc w:val="center"/>
             </w:pPr>
             <w:r/>
             <w:r>
@@ -2131,7 +2489,7 @@
         </w:tc>
         <w:tc>
           <w:tcPr>
-            <w:tcW w:type="dxa" w:w="2771"/>
+            <w:tcW w:type="dxa" w:w="4156"/>
             <w:vAlign w:val="center"/>
           </w:tcPr>
           <w:p>
@@ -2145,7 +2503,7 @@
                 <w:b w:val="0"/>
                 <w:sz w:val="21"/>
               </w:rPr>
-              <w:t>5 模式代表区县五维得分对比</w:t>
+              <w:t>5 种模式代表区县五维对比</w:t>
             </w:r>
           </w:p>
         </w:tc>
@@ -2153,32 +2511,12 @@
       <w:tr>
         <w:tc>
           <w:tcPr>
-            <w:tcW w:type="dxa" w:w="2771"/>
+            <w:tcW w:type="dxa" w:w="4156"/>
             <w:vAlign w:val="center"/>
           </w:tcPr>
           <w:p>
             <w:pPr>
               <w:jc w:val="left"/>
-            </w:pPr>
-            <w:r/>
-            <w:r>
-              <w:rPr>
-                <w:rFonts w:ascii="Times New Roman" w:hAnsi="Times New Roman" w:eastAsia="宋体"/>
-                <w:b w:val="0"/>
-                <w:sz w:val="21"/>
-              </w:rPr>
-              <w:t>耦合散点</w:t>
-            </w:r>
-          </w:p>
-        </w:tc>
-        <w:tc>
-          <w:tcPr>
-            <w:tcW w:type="dxa" w:w="2771"/>
-            <w:vAlign w:val="center"/>
-          </w:tcPr>
-          <w:p>
-            <w:pPr>
-              <w:jc w:val="center"/>
             </w:pPr>
             <w:r/>
             <w:r>
@@ -2193,7 +2531,7 @@
         </w:tc>
         <w:tc>
           <w:tcPr>
-            <w:tcW w:type="dxa" w:w="2771"/>
+            <w:tcW w:type="dxa" w:w="4156"/>
             <w:vAlign w:val="center"/>
           </w:tcPr>
           <w:p>
@@ -2207,7 +2545,7 @@
                 <w:b w:val="0"/>
                 <w:sz w:val="21"/>
               </w:rPr>
-              <w:t>生态得分 vs 振兴得分，对角线为 D=1</w:t>
+              <w:t>生态得分 vs 振兴得分，离对角线越远越失调</w:t>
             </w:r>
           </w:p>
         </w:tc>
@@ -2215,7 +2553,7 @@
       <w:tr>
         <w:tc>
           <w:tcPr>
-            <w:tcW w:type="dxa" w:w="2771"/>
+            <w:tcW w:type="dxa" w:w="4156"/>
             <w:vAlign w:val="center"/>
           </w:tcPr>
           <w:p>
@@ -2229,13 +2567,13 @@
                 <w:b w:val="0"/>
                 <w:sz w:val="21"/>
               </w:rPr>
-              <w:t>AHP 权重</w:t>
+              <w:t>权重条形图</w:t>
             </w:r>
           </w:p>
         </w:tc>
         <w:tc>
           <w:tcPr>
-            <w:tcW w:type="dxa" w:w="2771"/>
+            <w:tcW w:type="dxa" w:w="4156"/>
             <w:vAlign w:val="center"/>
           </w:tcPr>
           <w:p>
@@ -2249,27 +2587,7 @@
                 <w:b w:val="0"/>
                 <w:sz w:val="21"/>
               </w:rPr>
-              <w:t>横向条形图</w:t>
-            </w:r>
-          </w:p>
-        </w:tc>
-        <w:tc>
-          <w:tcPr>
-            <w:tcW w:type="dxa" w:w="2771"/>
-            <w:vAlign w:val="center"/>
-          </w:tcPr>
-          <w:p>
-            <w:pPr>
-              <w:jc w:val="center"/>
-            </w:pPr>
-            <w:r/>
-            <w:r>
-              <w:rPr>
-                <w:rFonts w:ascii="Times New Roman" w:hAnsi="Times New Roman" w:eastAsia="宋体"/>
-                <w:b w:val="0"/>
-                <w:sz w:val="21"/>
-              </w:rPr>
-              <w:t>26 项指标组合权重可视化</w:t>
+              <w:t>26 项指标的重要性排序</w:t>
             </w:r>
           </w:p>
         </w:tc>
@@ -2277,7 +2595,7 @@
       <w:tr>
         <w:tc>
           <w:tcPr>
-            <w:tcW w:type="dxa" w:w="2771"/>
+            <w:tcW w:type="dxa" w:w="4156"/>
             <w:vAlign w:val="center"/>
             <w:tcBorders>
               <w:bottom w:val="single" w:sz="12" w:color="000000"/>
@@ -2294,13 +2612,13 @@
                 <w:b w:val="0"/>
                 <w:sz w:val="21"/>
               </w:rPr>
-              <w:t>聚类散点</w:t>
+              <w:t>聚类散点图</w:t>
             </w:r>
           </w:p>
         </w:tc>
         <w:tc>
           <w:tcPr>
-            <w:tcW w:type="dxa" w:w="2771"/>
+            <w:tcW w:type="dxa" w:w="4156"/>
             <w:vAlign w:val="center"/>
             <w:tcBorders>
               <w:bottom w:val="single" w:sz="12" w:color="000000"/>
@@ -2317,30 +2635,7 @@
                 <w:b w:val="0"/>
                 <w:sz w:val="21"/>
               </w:rPr>
-              <w:t>散点图</w:t>
-            </w:r>
-          </w:p>
-        </w:tc>
-        <w:tc>
-          <w:tcPr>
-            <w:tcW w:type="dxa" w:w="2771"/>
-            <w:vAlign w:val="center"/>
-            <w:tcBorders>
-              <w:bottom w:val="single" w:sz="12" w:color="000000"/>
-            </w:tcBorders>
-          </w:tcPr>
-          <w:p>
-            <w:pPr>
-              <w:jc w:val="center"/>
-            </w:pPr>
-            <w:r/>
-            <w:r>
-              <w:rPr>
-                <w:rFonts w:ascii="Times New Roman" w:hAnsi="Times New Roman" w:eastAsia="宋体"/>
-                <w:b w:val="0"/>
-                <w:sz w:val="21"/>
-              </w:rPr>
-              <w:t>10 区县 PC1/PC2 主成分降维坐标</w:t>
+              <w:t>10 个区县按相似度自动分群</w:t>
             </w:r>
           </w:p>
         </w:tc>
@@ -2357,7 +2652,7 @@
           <w:b/>
           <w:sz w:val="28"/>
         </w:rPr>
-        <w:t>2.5 农产品商城（MallView）</w:t>
+        <w:t>2.5 农产品商城</w:t>
       </w:r>
     </w:p>
     <w:p>
@@ -2372,7 +2667,75 @@
           <w:b w:val="0"/>
           <w:sz w:val="24"/>
         </w:rPr>
-        <w:t>生态农产品交易市场，支持商家上架与用户购买。</w:t>
+        <w:t>生态农产品交易市场，商家可上架、用户可购买。</w:t>
+      </w:r>
+    </w:p>
+    <w:p>
+      <w:pPr>
+        <w:jc w:val="center"/>
+      </w:pPr>
+      <w:r>
+        <w:drawing>
+          <wp:inline xmlns:a="http://schemas.openxmlformats.org/drawingml/2006/main" xmlns:pic="http://schemas.openxmlformats.org/drawingml/2006/picture">
+            <wp:extent cx="5400000" cy="4492800"/>
+            <wp:docPr id="5" name="Picture 5"/>
+            <wp:cNvGraphicFramePr>
+              <a:graphicFrameLocks noChangeAspect="1"/>
+            </wp:cNvGraphicFramePr>
+            <a:graphic>
+              <a:graphicData uri="http://schemas.openxmlformats.org/drawingml/2006/picture">
+                <pic:pic>
+                  <pic:nvPicPr>
+                    <pic:cNvPr id="0" name="05_mall.png"/>
+                    <pic:cNvPicPr/>
+                  </pic:nvPicPr>
+                  <pic:blipFill>
+                    <a:blip r:embed="rId13"/>
+                    <a:stretch>
+                      <a:fillRect/>
+                    </a:stretch>
+                  </pic:blipFill>
+                  <pic:spPr>
+                    <a:xfrm>
+                      <a:off x="0" y="0"/>
+                      <a:ext cx="5400000" cy="4492800"/>
+                    </a:xfrm>
+                    <a:prstGeom prst="rect"/>
+                  </pic:spPr>
+                </pic:pic>
+              </a:graphicData>
+            </a:graphic>
+          </wp:inline>
+        </w:drawing>
+      </w:r>
+    </w:p>
+    <w:p>
+      <w:pPr>
+        <w:spacing w:before="60" w:after="240"/>
+        <w:jc w:val="center"/>
+      </w:pPr>
+      <w:r>
+        <w:rPr>
+          <w:rFonts w:ascii="Times New Roman" w:hAnsi="Times New Roman" w:eastAsia="黑体"/>
+          <w:b/>
+          <w:sz w:val="21"/>
+        </w:rPr>
+        <w:t>图 2-5  农产品商城界面</w:t>
+      </w:r>
+    </w:p>
+    <w:p>
+      <w:pPr>
+        <w:spacing w:line="360" w:lineRule="auto" w:before="0" w:after="0"/>
+        <w:ind w:firstLine="480"/>
+        <w:jc w:val="left"/>
+      </w:pPr>
+      <w:r>
+        <w:rPr>
+          <w:rFonts w:ascii="Times New Roman" w:hAnsi="Times New Roman" w:eastAsia="宋体"/>
+          <w:b w:val="0"/>
+          <w:sz w:val="24"/>
+        </w:rPr>
+        <w:t>操作说明：</w:t>
       </w:r>
     </w:p>
     <w:p>
@@ -2387,7 +2750,7 @@
           <w:b w:val="0"/>
           <w:sz w:val="24"/>
         </w:rPr>
-        <w:t>• 商品列表：分类筛选（果蔬 / 粮油 / 水产 / 食用菌 / 茶叶 / 畜禽 / 加工品）、关键词搜索、排序</w:t>
+        <w:t>• 左侧按分类筛选（果蔬 / 粮油 / 水产 / 食用菌 / 茶叶 / 畜禽 / 加工品）</w:t>
       </w:r>
     </w:p>
     <w:p>
@@ -2402,7 +2765,7 @@
           <w:b w:val="0"/>
           <w:sz w:val="24"/>
         </w:rPr>
-        <w:t>• 商品卡片：图片、名称、产地、价格、库存、生态认证标签、加入购物车按钮</w:t>
+        <w:t>• 顶部搜索框输入商品名</w:t>
       </w:r>
     </w:p>
     <w:p>
@@ -2417,7 +2780,7 @@
           <w:b w:val="0"/>
           <w:sz w:val="24"/>
         </w:rPr>
-        <w:t>• 商品详情：图文展示、营养参数、产地溯源、认证信息</w:t>
+        <w:t>• 商品卡片点击"加入购物车"</w:t>
       </w:r>
     </w:p>
     <w:p>
@@ -2432,7 +2795,7 @@
           <w:b w:val="0"/>
           <w:sz w:val="24"/>
         </w:rPr>
-        <w:t>• 购物车：本地状态管理，数量增减、移除、小计与总价计算</w:t>
+        <w:t>• 右上角购物车图标可查看已选商品、改数量、删除</w:t>
       </w:r>
     </w:p>
     <w:p>
@@ -2447,7 +2810,7 @@
           <w:b w:val="0"/>
           <w:sz w:val="24"/>
         </w:rPr>
-        <w:t>• 下单结算：填写收货信息，提交订单后扣减库存</w:t>
+        <w:t>• 点击"结算"填写收货信息后提交订单</w:t>
       </w:r>
     </w:p>
     <w:p>
@@ -2461,7 +2824,7 @@
           <w:b/>
           <w:sz w:val="28"/>
         </w:rPr>
-        <w:t>2.6 案例中心（CaseView）</w:t>
+        <w:t>2.6 案例中心</w:t>
       </w:r>
     </w:p>
     <w:p>
@@ -2476,7 +2839,75 @@
           <w:b w:val="0"/>
           <w:sz w:val="24"/>
         </w:rPr>
-        <w:t>5 种发展模式的典型案例展示，支持模式切换与详情查看。</w:t>
+        <w:t>5 种发展模式的典型案例展示，学习他人经验。</w:t>
+      </w:r>
+    </w:p>
+    <w:p>
+      <w:pPr>
+        <w:jc w:val="center"/>
+      </w:pPr>
+      <w:r>
+        <w:drawing>
+          <wp:inline xmlns:a="http://schemas.openxmlformats.org/drawingml/2006/main" xmlns:pic="http://schemas.openxmlformats.org/drawingml/2006/picture">
+            <wp:extent cx="5400000" cy="4492800"/>
+            <wp:docPr id="6" name="Picture 6"/>
+            <wp:cNvGraphicFramePr>
+              <a:graphicFrameLocks noChangeAspect="1"/>
+            </wp:cNvGraphicFramePr>
+            <a:graphic>
+              <a:graphicData uri="http://schemas.openxmlformats.org/drawingml/2006/picture">
+                <pic:pic>
+                  <pic:nvPicPr>
+                    <pic:cNvPr id="0" name="06_case.png"/>
+                    <pic:cNvPicPr/>
+                  </pic:nvPicPr>
+                  <pic:blipFill>
+                    <a:blip r:embed="rId14"/>
+                    <a:stretch>
+                      <a:fillRect/>
+                    </a:stretch>
+                  </pic:blipFill>
+                  <pic:spPr>
+                    <a:xfrm>
+                      <a:off x="0" y="0"/>
+                      <a:ext cx="5400000" cy="4492800"/>
+                    </a:xfrm>
+                    <a:prstGeom prst="rect"/>
+                  </pic:spPr>
+                </pic:pic>
+              </a:graphicData>
+            </a:graphic>
+          </wp:inline>
+        </w:drawing>
+      </w:r>
+    </w:p>
+    <w:p>
+      <w:pPr>
+        <w:spacing w:before="60" w:after="240"/>
+        <w:jc w:val="center"/>
+      </w:pPr>
+      <w:r>
+        <w:rPr>
+          <w:rFonts w:ascii="Times New Roman" w:hAnsi="Times New Roman" w:eastAsia="黑体"/>
+          <w:b/>
+          <w:sz w:val="21"/>
+        </w:rPr>
+        <w:t>图 2-6  案例中心界面</w:t>
+      </w:r>
+    </w:p>
+    <w:p>
+      <w:pPr>
+        <w:spacing w:line="360" w:lineRule="auto" w:before="0" w:after="0"/>
+        <w:ind w:firstLine="480"/>
+        <w:jc w:val="left"/>
+      </w:pPr>
+      <w:r>
+        <w:rPr>
+          <w:rFonts w:ascii="Times New Roman" w:hAnsi="Times New Roman" w:eastAsia="宋体"/>
+          <w:b w:val="0"/>
+          <w:sz w:val="24"/>
+        </w:rPr>
+        <w:t>操作说明：</w:t>
       </w:r>
     </w:p>
     <w:p>
@@ -2491,7 +2922,7 @@
           <w:b w:val="0"/>
           <w:sz w:val="24"/>
         </w:rPr>
-        <w:t>• 模式切换：顶部 5 个模式标签，点击切换案例列表</w:t>
+        <w:t>• 顶部 5 个模式标签，点击切换案例列表</w:t>
       </w:r>
     </w:p>
     <w:p>
@@ -2506,7 +2937,7 @@
           <w:b w:val="0"/>
           <w:sz w:val="24"/>
         </w:rPr>
-        <w:t>• 案例卡片：图片、标题、地区标签、摘要、查看详情按钮</w:t>
+        <w:t>• 每个案例卡片展示图片、标题、地区、摘要</w:t>
       </w:r>
     </w:p>
     <w:p>
@@ -2521,7 +2952,7 @@
           <w:b w:val="0"/>
           <w:sz w:val="24"/>
         </w:rPr>
-        <w:t>• 案例详情：弹窗展示图文详情、关键数据、经验启示</w:t>
+        <w:t>• 点击"查看详情"弹出图文详情、关键数据、经验启示</w:t>
       </w:r>
     </w:p>
     <w:p>
@@ -2535,7 +2966,7 @@
           <w:b/>
           <w:sz w:val="28"/>
         </w:rPr>
-        <w:t>2.7 用户中心（UserView）</w:t>
+        <w:t>2.7 用户中心</w:t>
       </w:r>
     </w:p>
     <w:p>
@@ -2550,7 +2981,75 @@
           <w:b w:val="0"/>
           <w:sz w:val="24"/>
         </w:rPr>
-        <w:t>用户账户与个人数据管理，包含登录注册与个人面板。</w:t>
+        <w:t>管理个人账户与历史数据。</w:t>
+      </w:r>
+    </w:p>
+    <w:p>
+      <w:pPr>
+        <w:jc w:val="center"/>
+      </w:pPr>
+      <w:r>
+        <w:drawing>
+          <wp:inline xmlns:a="http://schemas.openxmlformats.org/drawingml/2006/main" xmlns:pic="http://schemas.openxmlformats.org/drawingml/2006/picture">
+            <wp:extent cx="5400000" cy="4492800"/>
+            <wp:docPr id="7" name="Picture 7"/>
+            <wp:cNvGraphicFramePr>
+              <a:graphicFrameLocks noChangeAspect="1"/>
+            </wp:cNvGraphicFramePr>
+            <a:graphic>
+              <a:graphicData uri="http://schemas.openxmlformats.org/drawingml/2006/picture">
+                <pic:pic>
+                  <pic:nvPicPr>
+                    <pic:cNvPr id="0" name="07_user.png"/>
+                    <pic:cNvPicPr/>
+                  </pic:nvPicPr>
+                  <pic:blipFill>
+                    <a:blip r:embed="rId15"/>
+                    <a:stretch>
+                      <a:fillRect/>
+                    </a:stretch>
+                  </pic:blipFill>
+                  <pic:spPr>
+                    <a:xfrm>
+                      <a:off x="0" y="0"/>
+                      <a:ext cx="5400000" cy="4492800"/>
+                    </a:xfrm>
+                    <a:prstGeom prst="rect"/>
+                  </pic:spPr>
+                </pic:pic>
+              </a:graphicData>
+            </a:graphic>
+          </wp:inline>
+        </w:drawing>
+      </w:r>
+    </w:p>
+    <w:p>
+      <w:pPr>
+        <w:spacing w:before="60" w:after="240"/>
+        <w:jc w:val="center"/>
+      </w:pPr>
+      <w:r>
+        <w:rPr>
+          <w:rFonts w:ascii="Times New Roman" w:hAnsi="Times New Roman" w:eastAsia="黑体"/>
+          <w:b/>
+          <w:sz w:val="21"/>
+        </w:rPr>
+        <w:t>图 2-7  用户中心界面</w:t>
+      </w:r>
+    </w:p>
+    <w:p>
+      <w:pPr>
+        <w:spacing w:line="360" w:lineRule="auto" w:before="0" w:after="0"/>
+        <w:ind w:firstLine="480"/>
+        <w:jc w:val="left"/>
+      </w:pPr>
+      <w:r>
+        <w:rPr>
+          <w:rFonts w:ascii="Times New Roman" w:hAnsi="Times New Roman" w:eastAsia="宋体"/>
+          <w:b w:val="0"/>
+          <w:sz w:val="24"/>
+        </w:rPr>
+        <w:t>操作说明：</w:t>
       </w:r>
     </w:p>
     <w:p>
@@ -2565,7 +3064,7 @@
           <w:b w:val="0"/>
           <w:sz w:val="24"/>
         </w:rPr>
-        <w:t>• 登录注册：用户名 / 邮箱 / 密码 / 角色（普通用户 / 商家）</w:t>
+        <w:t>• 未登录时显示登录 / 注册卡片，支持普通用户与商家两种角色</w:t>
       </w:r>
     </w:p>
     <w:p>
@@ -2580,7 +3079,7 @@
           <w:b w:val="0"/>
           <w:sz w:val="24"/>
         </w:rPr>
-        <w:t>• 个人面板：头像、用户名、角色标签、邮箱、手机</w:t>
+        <w:t>• 登录后显示个人面板：头像、用户名、角色、邮箱</w:t>
       </w:r>
     </w:p>
     <w:p>
@@ -2595,7 +3094,7 @@
           <w:b w:val="0"/>
           <w:sz w:val="24"/>
         </w:rPr>
-        <w:t>• 商品上架（商家）：发布新商品表单，含分类、产地、价格、库存、图片、生态认证</w:t>
+        <w:t>• 商家角色可发布新商品（含分类、产地、价格、库存、图片、认证）</w:t>
       </w:r>
     </w:p>
     <w:p>
@@ -2610,7 +3109,7 @@
           <w:b w:val="0"/>
           <w:sz w:val="24"/>
         </w:rPr>
-        <w:t>• 我上架的商品：表格展示商品列表与审核状态</w:t>
+        <w:t>• 评估记录表格展示历史评估，可查看详情、下载 PDF</w:t>
       </w:r>
     </w:p>
     <w:p>
@@ -2625,22 +3124,7 @@
           <w:b w:val="0"/>
           <w:sz w:val="24"/>
         </w:rPr>
-        <w:t>• 评估记录：表格展示历史评估，支持查看详情与下载 PDF</w:t>
-      </w:r>
-    </w:p>
-    <w:p>
-      <w:pPr>
-        <w:spacing w:line="360" w:lineRule="auto"/>
-        <w:ind w:left="480" w:hanging="240"/>
-        <w:jc w:val="left"/>
-      </w:pPr>
-      <w:r>
-        <w:rPr>
-          <w:rFonts w:ascii="Times New Roman" w:hAnsi="Times New Roman" w:eastAsia="宋体"/>
-          <w:b w:val="0"/>
-          <w:sz w:val="24"/>
-        </w:rPr>
-        <w:t>• 我的订单：订单列表与状态跟踪</w:t>
+        <w:t>• 订单列表展示购买记录与状态</w:t>
       </w:r>
     </w:p>
     <w:p>
@@ -2662,7 +3146,7 @@
           <w:b/>
           <w:sz w:val="36"/>
         </w:rPr>
-        <w:t>第三章 核心算法</w:t>
+        <w:t>第三章 五种发展模式</w:t>
       </w:r>
     </w:p>
     <w:p>
@@ -2677,80 +3161,7 @@
           <w:b w:val="0"/>
           <w:sz w:val="24"/>
         </w:rPr>
-        <w:t>平台核心算法层集成五大数学方法：层次分析法（AHP）、耦合协调度模型（CCD）、障碍度模型、DeepSeek AI 智能引擎与层次聚类分析。</w:t>
-      </w:r>
-    </w:p>
-    <w:p>
-      <w:pPr>
-        <w:spacing w:line="360" w:lineRule="auto" w:before="240" w:after="120"/>
-        <w:jc w:val="left"/>
-      </w:pPr>
-      <w:r>
-        <w:rPr>
-          <w:rFonts w:ascii="Times New Roman" w:hAnsi="Times New Roman" w:eastAsia="黑体"/>
-          <w:b/>
-          <w:sz w:val="28"/>
-        </w:rPr>
-        <w:t>3.1 AHP 层次分析法</w:t>
-      </w:r>
-    </w:p>
-    <w:p>
-      <w:pPr>
-        <w:spacing w:line="360" w:lineRule="auto" w:before="0" w:after="0"/>
-        <w:ind w:firstLine="480"/>
-        <w:jc w:val="left"/>
-      </w:pPr>
-      <w:r>
-        <w:rPr>
-          <w:rFonts w:ascii="Times New Roman" w:hAnsi="Times New Roman" w:eastAsia="宋体"/>
-          <w:b w:val="0"/>
-          <w:sz w:val="24"/>
-        </w:rPr>
-        <w:t>构建"目标层—准则层—指标层"三级递阶结构，计算 26 项指标的组合权重。组合权重 = 准则层权重 × 指标层权重，所有指标组合权重之和为 1。</w:t>
-      </w:r>
-    </w:p>
-    <w:p>
-      <w:pPr>
-        <w:spacing w:line="360" w:lineRule="auto" w:before="0" w:after="0"/>
-        <w:ind w:firstLine="480"/>
-        <w:jc w:val="left"/>
-      </w:pPr>
-      <w:r>
-        <w:rPr>
-          <w:rFonts w:ascii="Times New Roman" w:hAnsi="Times New Roman" w:eastAsia="宋体"/>
-          <w:b w:val="0"/>
-          <w:sz w:val="24"/>
-        </w:rPr>
-        <w:t>准则层权重通过对专家判断矩阵求解最大特征值对应特征向量得出，并通过一致性检验（CR&lt;0.1）确保结果可靠。</w:t>
-      </w:r>
-    </w:p>
-    <w:p>
-      <w:pPr>
-        <w:spacing w:line="360" w:lineRule="auto" w:before="240" w:after="120"/>
-        <w:jc w:val="left"/>
-      </w:pPr>
-      <w:r>
-        <w:rPr>
-          <w:rFonts w:ascii="Times New Roman" w:hAnsi="Times New Roman" w:eastAsia="黑体"/>
-          <w:b/>
-          <w:sz w:val="28"/>
-        </w:rPr>
-        <w:t>3.2 耦合协调度模型（CCD）</w:t>
-      </w:r>
-    </w:p>
-    <w:p>
-      <w:pPr>
-        <w:spacing w:line="360" w:lineRule="auto" w:before="0" w:after="0"/>
-        <w:ind w:firstLine="480"/>
-        <w:jc w:val="left"/>
-      </w:pPr>
-      <w:r>
-        <w:rPr>
-          <w:rFonts w:ascii="Times New Roman" w:hAnsi="Times New Roman" w:eastAsia="宋体"/>
-          <w:b w:val="0"/>
-          <w:sz w:val="24"/>
-        </w:rPr>
-        <w:t>用于测算生态产品价值实现系统与乡村振兴系统之间的协调发展水平。</w:t>
+        <w:t>平台通过数据分析，把 10 个样本区县自动归为 5 种发展模式。每种模式都有自己的特征和适合的发展方向。</w:t>
       </w:r>
     </w:p>
     <w:p>
@@ -2764,1003 +3175,7 @@
           <w:b/>
           <w:sz w:val="21"/>
         </w:rPr>
-        <w:t>表 3-1  耦合协调度等级划分（10 级）</w:t>
-      </w:r>
-    </w:p>
-    <w:tbl>
-      <w:tblPr>
-        <w:tblW w:type="auto" w:w="0"/>
-        <w:jc w:val="center"/>
-        <w:tblLook w:firstColumn="1" w:firstRow="1" w:lastColumn="0" w:lastRow="0" w:noHBand="0" w:noVBand="1" w:val="04A0"/>
-        <w:tblBorders>
-          <w:top w:val="none"/>
-          <w:left w:val="none"/>
-          <w:bottom w:val="none"/>
-          <w:right w:val="none"/>
-          <w:insideH w:val="none"/>
-          <w:insideV w:val="none"/>
-        </w:tblBorders>
-      </w:tblPr>
-      <w:tblGrid>
-        <w:gridCol w:w="2771"/>
-        <w:gridCol w:w="2771"/>
-        <w:gridCol w:w="2771"/>
-      </w:tblGrid>
-      <w:tr>
-        <w:tc>
-          <w:tcPr>
-            <w:tcW w:type="dxa" w:w="2771"/>
-            <w:vAlign w:val="center"/>
-            <w:tcBorders>
-              <w:top w:val="single" w:sz="12" w:color="000000"/>
-              <w:bottom w:val="single" w:sz="6" w:color="000000"/>
-            </w:tcBorders>
-          </w:tcPr>
-          <w:p>
-            <w:pPr>
-              <w:jc w:val="center"/>
-            </w:pPr>
-            <w:r/>
-            <w:r>
-              <w:rPr>
-                <w:rFonts w:ascii="Times New Roman" w:hAnsi="Times New Roman" w:eastAsia="黑体"/>
-                <w:b/>
-                <w:sz w:val="21"/>
-              </w:rPr>
-              <w:t>D 值区间</w:t>
-            </w:r>
-          </w:p>
-        </w:tc>
-        <w:tc>
-          <w:tcPr>
-            <w:tcW w:type="dxa" w:w="2771"/>
-            <w:vAlign w:val="center"/>
-            <w:tcBorders>
-              <w:top w:val="single" w:sz="12" w:color="000000"/>
-              <w:bottom w:val="single" w:sz="6" w:color="000000"/>
-            </w:tcBorders>
-          </w:tcPr>
-          <w:p>
-            <w:pPr>
-              <w:jc w:val="center"/>
-            </w:pPr>
-            <w:r/>
-            <w:r>
-              <w:rPr>
-                <w:rFonts w:ascii="Times New Roman" w:hAnsi="Times New Roman" w:eastAsia="黑体"/>
-                <w:b/>
-                <w:sz w:val="21"/>
-              </w:rPr>
-              <w:t>等级</w:t>
-            </w:r>
-          </w:p>
-        </w:tc>
-        <w:tc>
-          <w:tcPr>
-            <w:tcW w:type="dxa" w:w="2771"/>
-            <w:vAlign w:val="center"/>
-            <w:tcBorders>
-              <w:top w:val="single" w:sz="12" w:color="000000"/>
-              <w:bottom w:val="single" w:sz="6" w:color="000000"/>
-            </w:tcBorders>
-          </w:tcPr>
-          <w:p>
-            <w:pPr>
-              <w:jc w:val="center"/>
-            </w:pPr>
-            <w:r/>
-            <w:r>
-              <w:rPr>
-                <w:rFonts w:ascii="Times New Roman" w:hAnsi="Times New Roman" w:eastAsia="黑体"/>
-                <w:b/>
-                <w:sz w:val="21"/>
-              </w:rPr>
-              <w:t>类型</w:t>
-            </w:r>
-          </w:p>
-        </w:tc>
-      </w:tr>
-      <w:tr>
-        <w:tc>
-          <w:tcPr>
-            <w:tcW w:type="dxa" w:w="2771"/>
-            <w:vAlign w:val="center"/>
-          </w:tcPr>
-          <w:p>
-            <w:pPr>
-              <w:jc w:val="left"/>
-            </w:pPr>
-            <w:r/>
-            <w:r>
-              <w:rPr>
-                <w:rFonts w:ascii="Times New Roman" w:hAnsi="Times New Roman" w:eastAsia="宋体"/>
-                <w:b w:val="0"/>
-                <w:sz w:val="21"/>
-              </w:rPr>
-              <w:t>[0.0, 0.1)</w:t>
-            </w:r>
-          </w:p>
-        </w:tc>
-        <w:tc>
-          <w:tcPr>
-            <w:tcW w:type="dxa" w:w="2771"/>
-            <w:vAlign w:val="center"/>
-          </w:tcPr>
-          <w:p>
-            <w:pPr>
-              <w:jc w:val="center"/>
-            </w:pPr>
-            <w:r/>
-            <w:r>
-              <w:rPr>
-                <w:rFonts w:ascii="Times New Roman" w:hAnsi="Times New Roman" w:eastAsia="宋体"/>
-                <w:b w:val="0"/>
-                <w:sz w:val="21"/>
-              </w:rPr>
-              <w:t>极度失调</w:t>
-            </w:r>
-          </w:p>
-        </w:tc>
-        <w:tc>
-          <w:tcPr>
-            <w:tcW w:type="dxa" w:w="2771"/>
-            <w:vAlign w:val="center"/>
-          </w:tcPr>
-          <w:p>
-            <w:pPr>
-              <w:jc w:val="center"/>
-            </w:pPr>
-            <w:r/>
-            <w:r>
-              <w:rPr>
-                <w:rFonts w:ascii="Times New Roman" w:hAnsi="Times New Roman" w:eastAsia="宋体"/>
-                <w:b w:val="0"/>
-                <w:sz w:val="21"/>
-              </w:rPr>
-              <w:t>失调类</w:t>
-            </w:r>
-          </w:p>
-        </w:tc>
-      </w:tr>
-      <w:tr>
-        <w:tc>
-          <w:tcPr>
-            <w:tcW w:type="dxa" w:w="2771"/>
-            <w:vAlign w:val="center"/>
-          </w:tcPr>
-          <w:p>
-            <w:pPr>
-              <w:jc w:val="left"/>
-            </w:pPr>
-            <w:r/>
-            <w:r>
-              <w:rPr>
-                <w:rFonts w:ascii="Times New Roman" w:hAnsi="Times New Roman" w:eastAsia="宋体"/>
-                <w:b w:val="0"/>
-                <w:sz w:val="21"/>
-              </w:rPr>
-              <w:t>[0.1, 0.2)</w:t>
-            </w:r>
-          </w:p>
-        </w:tc>
-        <w:tc>
-          <w:tcPr>
-            <w:tcW w:type="dxa" w:w="2771"/>
-            <w:vAlign w:val="center"/>
-          </w:tcPr>
-          <w:p>
-            <w:pPr>
-              <w:jc w:val="center"/>
-            </w:pPr>
-            <w:r/>
-            <w:r>
-              <w:rPr>
-                <w:rFonts w:ascii="Times New Roman" w:hAnsi="Times New Roman" w:eastAsia="宋体"/>
-                <w:b w:val="0"/>
-                <w:sz w:val="21"/>
-              </w:rPr>
-              <w:t>严重失调</w:t>
-            </w:r>
-          </w:p>
-        </w:tc>
-        <w:tc>
-          <w:tcPr>
-            <w:tcW w:type="dxa" w:w="2771"/>
-            <w:vAlign w:val="center"/>
-          </w:tcPr>
-          <w:p>
-            <w:pPr>
-              <w:jc w:val="center"/>
-            </w:pPr>
-            <w:r/>
-            <w:r>
-              <w:rPr>
-                <w:rFonts w:ascii="Times New Roman" w:hAnsi="Times New Roman" w:eastAsia="宋体"/>
-                <w:b w:val="0"/>
-                <w:sz w:val="21"/>
-              </w:rPr>
-              <w:t>失调类</w:t>
-            </w:r>
-          </w:p>
-        </w:tc>
-      </w:tr>
-      <w:tr>
-        <w:tc>
-          <w:tcPr>
-            <w:tcW w:type="dxa" w:w="2771"/>
-            <w:vAlign w:val="center"/>
-          </w:tcPr>
-          <w:p>
-            <w:pPr>
-              <w:jc w:val="left"/>
-            </w:pPr>
-            <w:r/>
-            <w:r>
-              <w:rPr>
-                <w:rFonts w:ascii="Times New Roman" w:hAnsi="Times New Roman" w:eastAsia="宋体"/>
-                <w:b w:val="0"/>
-                <w:sz w:val="21"/>
-              </w:rPr>
-              <w:t>[0.2, 0.3)</w:t>
-            </w:r>
-          </w:p>
-        </w:tc>
-        <w:tc>
-          <w:tcPr>
-            <w:tcW w:type="dxa" w:w="2771"/>
-            <w:vAlign w:val="center"/>
-          </w:tcPr>
-          <w:p>
-            <w:pPr>
-              <w:jc w:val="center"/>
-            </w:pPr>
-            <w:r/>
-            <w:r>
-              <w:rPr>
-                <w:rFonts w:ascii="Times New Roman" w:hAnsi="Times New Roman" w:eastAsia="宋体"/>
-                <w:b w:val="0"/>
-                <w:sz w:val="21"/>
-              </w:rPr>
-              <w:t>中度失调</w:t>
-            </w:r>
-          </w:p>
-        </w:tc>
-        <w:tc>
-          <w:tcPr>
-            <w:tcW w:type="dxa" w:w="2771"/>
-            <w:vAlign w:val="center"/>
-          </w:tcPr>
-          <w:p>
-            <w:pPr>
-              <w:jc w:val="center"/>
-            </w:pPr>
-            <w:r/>
-            <w:r>
-              <w:rPr>
-                <w:rFonts w:ascii="Times New Roman" w:hAnsi="Times New Roman" w:eastAsia="宋体"/>
-                <w:b w:val="0"/>
-                <w:sz w:val="21"/>
-              </w:rPr>
-              <w:t>失调类</w:t>
-            </w:r>
-          </w:p>
-        </w:tc>
-      </w:tr>
-      <w:tr>
-        <w:tc>
-          <w:tcPr>
-            <w:tcW w:type="dxa" w:w="2771"/>
-            <w:vAlign w:val="center"/>
-          </w:tcPr>
-          <w:p>
-            <w:pPr>
-              <w:jc w:val="left"/>
-            </w:pPr>
-            <w:r/>
-            <w:r>
-              <w:rPr>
-                <w:rFonts w:ascii="Times New Roman" w:hAnsi="Times New Roman" w:eastAsia="宋体"/>
-                <w:b w:val="0"/>
-                <w:sz w:val="21"/>
-              </w:rPr>
-              <w:t>[0.3, 0.4)</w:t>
-            </w:r>
-          </w:p>
-        </w:tc>
-        <w:tc>
-          <w:tcPr>
-            <w:tcW w:type="dxa" w:w="2771"/>
-            <w:vAlign w:val="center"/>
-          </w:tcPr>
-          <w:p>
-            <w:pPr>
-              <w:jc w:val="center"/>
-            </w:pPr>
-            <w:r/>
-            <w:r>
-              <w:rPr>
-                <w:rFonts w:ascii="Times New Roman" w:hAnsi="Times New Roman" w:eastAsia="宋体"/>
-                <w:b w:val="0"/>
-                <w:sz w:val="21"/>
-              </w:rPr>
-              <w:t>轻度失调</w:t>
-            </w:r>
-          </w:p>
-        </w:tc>
-        <w:tc>
-          <w:tcPr>
-            <w:tcW w:type="dxa" w:w="2771"/>
-            <w:vAlign w:val="center"/>
-          </w:tcPr>
-          <w:p>
-            <w:pPr>
-              <w:jc w:val="center"/>
-            </w:pPr>
-            <w:r/>
-            <w:r>
-              <w:rPr>
-                <w:rFonts w:ascii="Times New Roman" w:hAnsi="Times New Roman" w:eastAsia="宋体"/>
-                <w:b w:val="0"/>
-                <w:sz w:val="21"/>
-              </w:rPr>
-              <w:t>失调类</w:t>
-            </w:r>
-          </w:p>
-        </w:tc>
-      </w:tr>
-      <w:tr>
-        <w:tc>
-          <w:tcPr>
-            <w:tcW w:type="dxa" w:w="2771"/>
-            <w:vAlign w:val="center"/>
-          </w:tcPr>
-          <w:p>
-            <w:pPr>
-              <w:jc w:val="left"/>
-            </w:pPr>
-            <w:r/>
-            <w:r>
-              <w:rPr>
-                <w:rFonts w:ascii="Times New Roman" w:hAnsi="Times New Roman" w:eastAsia="宋体"/>
-                <w:b w:val="0"/>
-                <w:sz w:val="21"/>
-              </w:rPr>
-              <w:t>[0.4, 0.5)</w:t>
-            </w:r>
-          </w:p>
-        </w:tc>
-        <w:tc>
-          <w:tcPr>
-            <w:tcW w:type="dxa" w:w="2771"/>
-            <w:vAlign w:val="center"/>
-          </w:tcPr>
-          <w:p>
-            <w:pPr>
-              <w:jc w:val="center"/>
-            </w:pPr>
-            <w:r/>
-            <w:r>
-              <w:rPr>
-                <w:rFonts w:ascii="Times New Roman" w:hAnsi="Times New Roman" w:eastAsia="宋体"/>
-                <w:b w:val="0"/>
-                <w:sz w:val="21"/>
-              </w:rPr>
-              <w:t>濒临失调</w:t>
-            </w:r>
-          </w:p>
-        </w:tc>
-        <w:tc>
-          <w:tcPr>
-            <w:tcW w:type="dxa" w:w="2771"/>
-            <w:vAlign w:val="center"/>
-          </w:tcPr>
-          <w:p>
-            <w:pPr>
-              <w:jc w:val="center"/>
-            </w:pPr>
-            <w:r/>
-            <w:r>
-              <w:rPr>
-                <w:rFonts w:ascii="Times New Roman" w:hAnsi="Times New Roman" w:eastAsia="宋体"/>
-                <w:b w:val="0"/>
-                <w:sz w:val="21"/>
-              </w:rPr>
-              <w:t>过渡类</w:t>
-            </w:r>
-          </w:p>
-        </w:tc>
-      </w:tr>
-      <w:tr>
-        <w:tc>
-          <w:tcPr>
-            <w:tcW w:type="dxa" w:w="2771"/>
-            <w:vAlign w:val="center"/>
-          </w:tcPr>
-          <w:p>
-            <w:pPr>
-              <w:jc w:val="left"/>
-            </w:pPr>
-            <w:r/>
-            <w:r>
-              <w:rPr>
-                <w:rFonts w:ascii="Times New Roman" w:hAnsi="Times New Roman" w:eastAsia="宋体"/>
-                <w:b w:val="0"/>
-                <w:sz w:val="21"/>
-              </w:rPr>
-              <w:t>[0.5, 0.6)</w:t>
-            </w:r>
-          </w:p>
-        </w:tc>
-        <w:tc>
-          <w:tcPr>
-            <w:tcW w:type="dxa" w:w="2771"/>
-            <w:vAlign w:val="center"/>
-          </w:tcPr>
-          <w:p>
-            <w:pPr>
-              <w:jc w:val="center"/>
-            </w:pPr>
-            <w:r/>
-            <w:r>
-              <w:rPr>
-                <w:rFonts w:ascii="Times New Roman" w:hAnsi="Times New Roman" w:eastAsia="宋体"/>
-                <w:b w:val="0"/>
-                <w:sz w:val="21"/>
-              </w:rPr>
-              <w:t>勉强协调</w:t>
-            </w:r>
-          </w:p>
-        </w:tc>
-        <w:tc>
-          <w:tcPr>
-            <w:tcW w:type="dxa" w:w="2771"/>
-            <w:vAlign w:val="center"/>
-          </w:tcPr>
-          <w:p>
-            <w:pPr>
-              <w:jc w:val="center"/>
-            </w:pPr>
-            <w:r/>
-            <w:r>
-              <w:rPr>
-                <w:rFonts w:ascii="Times New Roman" w:hAnsi="Times New Roman" w:eastAsia="宋体"/>
-                <w:b w:val="0"/>
-                <w:sz w:val="21"/>
-              </w:rPr>
-              <w:t>过渡类</w:t>
-            </w:r>
-          </w:p>
-        </w:tc>
-      </w:tr>
-      <w:tr>
-        <w:tc>
-          <w:tcPr>
-            <w:tcW w:type="dxa" w:w="2771"/>
-            <w:vAlign w:val="center"/>
-          </w:tcPr>
-          <w:p>
-            <w:pPr>
-              <w:jc w:val="left"/>
-            </w:pPr>
-            <w:r/>
-            <w:r>
-              <w:rPr>
-                <w:rFonts w:ascii="Times New Roman" w:hAnsi="Times New Roman" w:eastAsia="宋体"/>
-                <w:b w:val="0"/>
-                <w:sz w:val="21"/>
-              </w:rPr>
-              <w:t>[0.6, 0.7)</w:t>
-            </w:r>
-          </w:p>
-        </w:tc>
-        <w:tc>
-          <w:tcPr>
-            <w:tcW w:type="dxa" w:w="2771"/>
-            <w:vAlign w:val="center"/>
-          </w:tcPr>
-          <w:p>
-            <w:pPr>
-              <w:jc w:val="center"/>
-            </w:pPr>
-            <w:r/>
-            <w:r>
-              <w:rPr>
-                <w:rFonts w:ascii="Times New Roman" w:hAnsi="Times New Roman" w:eastAsia="宋体"/>
-                <w:b w:val="0"/>
-                <w:sz w:val="21"/>
-              </w:rPr>
-              <w:t>初级协调</w:t>
-            </w:r>
-          </w:p>
-        </w:tc>
-        <w:tc>
-          <w:tcPr>
-            <w:tcW w:type="dxa" w:w="2771"/>
-            <w:vAlign w:val="center"/>
-          </w:tcPr>
-          <w:p>
-            <w:pPr>
-              <w:jc w:val="center"/>
-            </w:pPr>
-            <w:r/>
-            <w:r>
-              <w:rPr>
-                <w:rFonts w:ascii="Times New Roman" w:hAnsi="Times New Roman" w:eastAsia="宋体"/>
-                <w:b w:val="0"/>
-                <w:sz w:val="21"/>
-              </w:rPr>
-              <w:t>协调类</w:t>
-            </w:r>
-          </w:p>
-        </w:tc>
-      </w:tr>
-      <w:tr>
-        <w:tc>
-          <w:tcPr>
-            <w:tcW w:type="dxa" w:w="2771"/>
-            <w:vAlign w:val="center"/>
-          </w:tcPr>
-          <w:p>
-            <w:pPr>
-              <w:jc w:val="left"/>
-            </w:pPr>
-            <w:r/>
-            <w:r>
-              <w:rPr>
-                <w:rFonts w:ascii="Times New Roman" w:hAnsi="Times New Roman" w:eastAsia="宋体"/>
-                <w:b w:val="0"/>
-                <w:sz w:val="21"/>
-              </w:rPr>
-              <w:t>[0.7, 0.8)</w:t>
-            </w:r>
-          </w:p>
-        </w:tc>
-        <w:tc>
-          <w:tcPr>
-            <w:tcW w:type="dxa" w:w="2771"/>
-            <w:vAlign w:val="center"/>
-          </w:tcPr>
-          <w:p>
-            <w:pPr>
-              <w:jc w:val="center"/>
-            </w:pPr>
-            <w:r/>
-            <w:r>
-              <w:rPr>
-                <w:rFonts w:ascii="Times New Roman" w:hAnsi="Times New Roman" w:eastAsia="宋体"/>
-                <w:b w:val="0"/>
-                <w:sz w:val="21"/>
-              </w:rPr>
-              <w:t>中级协调</w:t>
-            </w:r>
-          </w:p>
-        </w:tc>
-        <w:tc>
-          <w:tcPr>
-            <w:tcW w:type="dxa" w:w="2771"/>
-            <w:vAlign w:val="center"/>
-          </w:tcPr>
-          <w:p>
-            <w:pPr>
-              <w:jc w:val="center"/>
-            </w:pPr>
-            <w:r/>
-            <w:r>
-              <w:rPr>
-                <w:rFonts w:ascii="Times New Roman" w:hAnsi="Times New Roman" w:eastAsia="宋体"/>
-                <w:b w:val="0"/>
-                <w:sz w:val="21"/>
-              </w:rPr>
-              <w:t>协调类</w:t>
-            </w:r>
-          </w:p>
-        </w:tc>
-      </w:tr>
-      <w:tr>
-        <w:tc>
-          <w:tcPr>
-            <w:tcW w:type="dxa" w:w="2771"/>
-            <w:vAlign w:val="center"/>
-          </w:tcPr>
-          <w:p>
-            <w:pPr>
-              <w:jc w:val="left"/>
-            </w:pPr>
-            <w:r/>
-            <w:r>
-              <w:rPr>
-                <w:rFonts w:ascii="Times New Roman" w:hAnsi="Times New Roman" w:eastAsia="宋体"/>
-                <w:b w:val="0"/>
-                <w:sz w:val="21"/>
-              </w:rPr>
-              <w:t>[0.8, 0.9)</w:t>
-            </w:r>
-          </w:p>
-        </w:tc>
-        <w:tc>
-          <w:tcPr>
-            <w:tcW w:type="dxa" w:w="2771"/>
-            <w:vAlign w:val="center"/>
-          </w:tcPr>
-          <w:p>
-            <w:pPr>
-              <w:jc w:val="center"/>
-            </w:pPr>
-            <w:r/>
-            <w:r>
-              <w:rPr>
-                <w:rFonts w:ascii="Times New Roman" w:hAnsi="Times New Roman" w:eastAsia="宋体"/>
-                <w:b w:val="0"/>
-                <w:sz w:val="21"/>
-              </w:rPr>
-              <w:t>良好协调</w:t>
-            </w:r>
-          </w:p>
-        </w:tc>
-        <w:tc>
-          <w:tcPr>
-            <w:tcW w:type="dxa" w:w="2771"/>
-            <w:vAlign w:val="center"/>
-          </w:tcPr>
-          <w:p>
-            <w:pPr>
-              <w:jc w:val="center"/>
-            </w:pPr>
-            <w:r/>
-            <w:r>
-              <w:rPr>
-                <w:rFonts w:ascii="Times New Roman" w:hAnsi="Times New Roman" w:eastAsia="宋体"/>
-                <w:b w:val="0"/>
-                <w:sz w:val="21"/>
-              </w:rPr>
-              <w:t>协调类</w:t>
-            </w:r>
-          </w:p>
-        </w:tc>
-      </w:tr>
-      <w:tr>
-        <w:tc>
-          <w:tcPr>
-            <w:tcW w:type="dxa" w:w="2771"/>
-            <w:vAlign w:val="center"/>
-            <w:tcBorders>
-              <w:bottom w:val="single" w:sz="12" w:color="000000"/>
-            </w:tcBorders>
-          </w:tcPr>
-          <w:p>
-            <w:pPr>
-              <w:jc w:val="left"/>
-            </w:pPr>
-            <w:r/>
-            <w:r>
-              <w:rPr>
-                <w:rFonts w:ascii="Times New Roman" w:hAnsi="Times New Roman" w:eastAsia="宋体"/>
-                <w:b w:val="0"/>
-                <w:sz w:val="21"/>
-              </w:rPr>
-              <w:t>[0.9, 1.0]</w:t>
-            </w:r>
-          </w:p>
-        </w:tc>
-        <w:tc>
-          <w:tcPr>
-            <w:tcW w:type="dxa" w:w="2771"/>
-            <w:vAlign w:val="center"/>
-            <w:tcBorders>
-              <w:bottom w:val="single" w:sz="12" w:color="000000"/>
-            </w:tcBorders>
-          </w:tcPr>
-          <w:p>
-            <w:pPr>
-              <w:jc w:val="center"/>
-            </w:pPr>
-            <w:r/>
-            <w:r>
-              <w:rPr>
-                <w:rFonts w:ascii="Times New Roman" w:hAnsi="Times New Roman" w:eastAsia="宋体"/>
-                <w:b w:val="0"/>
-                <w:sz w:val="21"/>
-              </w:rPr>
-              <w:t>优质协调</w:t>
-            </w:r>
-          </w:p>
-        </w:tc>
-        <w:tc>
-          <w:tcPr>
-            <w:tcW w:type="dxa" w:w="2771"/>
-            <w:vAlign w:val="center"/>
-            <w:tcBorders>
-              <w:bottom w:val="single" w:sz="12" w:color="000000"/>
-            </w:tcBorders>
-          </w:tcPr>
-          <w:p>
-            <w:pPr>
-              <w:jc w:val="center"/>
-            </w:pPr>
-            <w:r/>
-            <w:r>
-              <w:rPr>
-                <w:rFonts w:ascii="Times New Roman" w:hAnsi="Times New Roman" w:eastAsia="宋体"/>
-                <w:b w:val="0"/>
-                <w:sz w:val="21"/>
-              </w:rPr>
-              <w:t>协调类</w:t>
-            </w:r>
-          </w:p>
-        </w:tc>
-      </w:tr>
-    </w:tbl>
-    <w:p>
-      <w:pPr>
-        <w:spacing w:line="360" w:lineRule="auto" w:before="240" w:after="120"/>
-        <w:jc w:val="left"/>
-      </w:pPr>
-      <w:r>
-        <w:rPr>
-          <w:rFonts w:ascii="Times New Roman" w:hAnsi="Times New Roman" w:eastAsia="黑体"/>
-          <w:b/>
-          <w:sz w:val="28"/>
-        </w:rPr>
-        <w:t>3.3 障碍度模型</w:t>
-      </w:r>
-    </w:p>
-    <w:p>
-      <w:pPr>
-        <w:spacing w:line="360" w:lineRule="auto" w:before="0" w:after="0"/>
-        <w:ind w:firstLine="480"/>
-        <w:jc w:val="left"/>
-      </w:pPr>
-      <w:r>
-        <w:rPr>
-          <w:rFonts w:ascii="Times New Roman" w:hAnsi="Times New Roman" w:eastAsia="宋体"/>
-          <w:b w:val="0"/>
-          <w:sz w:val="24"/>
-        </w:rPr>
-        <w:t>用于识别制约系统协同发展的关键障碍因子。</w:t>
-      </w:r>
-    </w:p>
-    <w:p>
-      <w:pPr>
-        <w:spacing w:line="360" w:lineRule="auto" w:before="0" w:after="0"/>
-        <w:ind w:firstLine="480"/>
-        <w:jc w:val="left"/>
-      </w:pPr>
-      <w:r>
-        <w:rPr>
-          <w:rFonts w:ascii="Times New Roman" w:hAnsi="Times New Roman" w:eastAsia="宋体"/>
-          <w:b w:val="0"/>
-          <w:sz w:val="24"/>
-        </w:rPr>
-        <w:t>计算步骤：指标标准化 → 计算偏离度（1 - 标准化值）→ 障碍度 = 偏离度 × 权重 → 按降序排列取前 N 项作为主要障碍因子。</w:t>
-      </w:r>
-    </w:p>
-    <w:p>
-      <w:pPr>
-        <w:spacing w:line="360" w:lineRule="auto" w:before="240" w:after="120"/>
-        <w:jc w:val="left"/>
-      </w:pPr>
-      <w:r>
-        <w:rPr>
-          <w:rFonts w:ascii="Times New Roman" w:hAnsi="Times New Roman" w:eastAsia="黑体"/>
-          <w:b/>
-          <w:sz w:val="28"/>
-        </w:rPr>
-        <w:t>3.4 DeepSeek AI 智能引擎</w:t>
-      </w:r>
-    </w:p>
-    <w:p>
-      <w:pPr>
-        <w:spacing w:line="360" w:lineRule="auto" w:before="0" w:after="0"/>
-        <w:ind w:firstLine="480"/>
-        <w:jc w:val="left"/>
-      </w:pPr>
-      <w:r>
-        <w:rPr>
-          <w:rFonts w:ascii="Times New Roman" w:hAnsi="Times New Roman" w:eastAsia="宋体"/>
-          <w:b w:val="0"/>
-          <w:sz w:val="24"/>
-        </w:rPr>
-        <w:t>通过 OpenAI 兼容接口调用 DeepSeek-V3 模型，基于评估结果与模式判定生成差异化路径优化建议。</w:t>
-      </w:r>
-    </w:p>
-    <w:p>
-      <w:pPr>
-        <w:spacing w:line="360" w:lineRule="auto" w:before="0" w:after="0"/>
-        <w:ind w:firstLine="480"/>
-        <w:jc w:val="left"/>
-      </w:pPr>
-      <w:r>
-        <w:rPr>
-          <w:rFonts w:ascii="Times New Roman" w:hAnsi="Times New Roman" w:eastAsia="宋体"/>
-          <w:b w:val="0"/>
-          <w:sz w:val="24"/>
-        </w:rPr>
-        <w:t>AI 输入：地区名称、评估年份、26 项指标原始数据、生态得分、乡村振兴得分、D 值、判定模式、Top 5 障碍因子。</w:t>
-      </w:r>
-    </w:p>
-    <w:p>
-      <w:pPr>
-        <w:spacing w:line="360" w:lineRule="auto" w:before="0" w:after="0"/>
-        <w:ind w:firstLine="480"/>
-        <w:jc w:val="left"/>
-      </w:pPr>
-      <w:r>
-        <w:rPr>
-          <w:rFonts w:ascii="Times New Roman" w:hAnsi="Times New Roman" w:eastAsia="宋体"/>
-          <w:b w:val="0"/>
-          <w:sz w:val="24"/>
-        </w:rPr>
-        <w:t>AI 输出：500—800 字结构化建议，涵盖产业发展、生态保护、社会治理、人才振兴等多维度。</w:t>
-      </w:r>
-    </w:p>
-    <w:p>
-      <w:pPr>
-        <w:spacing w:line="360" w:lineRule="auto" w:before="0" w:after="0"/>
-        <w:ind w:firstLine="480"/>
-        <w:jc w:val="left"/>
-      </w:pPr>
-      <w:r>
-        <w:rPr>
-          <w:rFonts w:ascii="Times New Roman" w:hAnsi="Times New Roman" w:eastAsia="宋体"/>
-          <w:b w:val="0"/>
-          <w:sz w:val="24"/>
-        </w:rPr>
-        <w:t>兜底机制：当 API 不可用时，自动调用预置的 27 条结构化建议，确保功能完整。</w:t>
-      </w:r>
-    </w:p>
-    <w:p>
-      <w:pPr>
-        <w:spacing w:line="360" w:lineRule="auto" w:before="240" w:after="120"/>
-        <w:jc w:val="left"/>
-      </w:pPr>
-      <w:r>
-        <w:rPr>
-          <w:rFonts w:ascii="Times New Roman" w:hAnsi="Times New Roman" w:eastAsia="黑体"/>
-          <w:b/>
-          <w:sz w:val="28"/>
-        </w:rPr>
-        <w:t>3.5 层次聚类分析</w:t>
-      </w:r>
-    </w:p>
-    <w:p>
-      <w:pPr>
-        <w:spacing w:line="360" w:lineRule="auto" w:before="0" w:after="0"/>
-        <w:ind w:firstLine="480"/>
-        <w:jc w:val="left"/>
-      </w:pPr>
-      <w:r>
-        <w:rPr>
-          <w:rFonts w:ascii="Times New Roman" w:hAnsi="Times New Roman" w:eastAsia="宋体"/>
-          <w:b w:val="0"/>
-          <w:sz w:val="24"/>
-        </w:rPr>
-        <w:t>将 10 个样本区县按特征相似度划分为 5 类，提取典型发展模式。</w:t>
-      </w:r>
-    </w:p>
-    <w:p>
-      <w:pPr>
-        <w:spacing w:line="360" w:lineRule="auto"/>
-        <w:ind w:left="480" w:hanging="240"/>
-        <w:jc w:val="left"/>
-      </w:pPr>
-      <w:r>
-        <w:rPr>
-          <w:rFonts w:ascii="Times New Roman" w:hAnsi="Times New Roman" w:eastAsia="宋体"/>
-          <w:b w:val="0"/>
-          <w:sz w:val="24"/>
-        </w:rPr>
-        <w:t>• 对 26 项指标数据进行 Z-score 标准化</w:t>
-      </w:r>
-    </w:p>
-    <w:p>
-      <w:pPr>
-        <w:spacing w:line="360" w:lineRule="auto"/>
-        <w:ind w:left="480" w:hanging="240"/>
-        <w:jc w:val="left"/>
-      </w:pPr>
-      <w:r>
-        <w:rPr>
-          <w:rFonts w:ascii="Times New Roman" w:hAnsi="Times New Roman" w:eastAsia="宋体"/>
-          <w:b w:val="0"/>
-          <w:sz w:val="24"/>
-        </w:rPr>
-        <w:t>• 计算样本间欧氏距离矩阵</w:t>
-      </w:r>
-    </w:p>
-    <w:p>
-      <w:pPr>
-        <w:spacing w:line="360" w:lineRule="auto"/>
-        <w:ind w:left="480" w:hanging="240"/>
-        <w:jc w:val="left"/>
-      </w:pPr>
-      <w:r>
-        <w:rPr>
-          <w:rFonts w:ascii="Times New Roman" w:hAnsi="Times New Roman" w:eastAsia="宋体"/>
-          <w:b w:val="0"/>
-          <w:sz w:val="24"/>
-        </w:rPr>
-        <w:t>• 采用 Ward 法进行层次聚类，合并类内方差最小的簇</w:t>
-      </w:r>
-    </w:p>
-    <w:p>
-      <w:pPr>
-        <w:spacing w:line="360" w:lineRule="auto"/>
-        <w:ind w:left="480" w:hanging="240"/>
-        <w:jc w:val="left"/>
-      </w:pPr>
-      <w:r>
-        <w:rPr>
-          <w:rFonts w:ascii="Times New Roman" w:hAnsi="Times New Roman" w:eastAsia="宋体"/>
-          <w:b w:val="0"/>
-          <w:sz w:val="24"/>
-        </w:rPr>
-        <w:t>• 通过肘部法则与轮廓系数确定最佳聚类数为 5</w:t>
-      </w:r>
-    </w:p>
-    <w:p>
-      <w:pPr>
-        <w:spacing w:line="360" w:lineRule="auto"/>
-        <w:ind w:left="480" w:hanging="240"/>
-        <w:jc w:val="left"/>
-      </w:pPr>
-      <w:r>
-        <w:rPr>
-          <w:rFonts w:ascii="Times New Roman" w:hAnsi="Times New Roman" w:eastAsia="宋体"/>
-          <w:b w:val="0"/>
-          <w:sz w:val="24"/>
-        </w:rPr>
-        <w:t>• PCA 降维至 PC1/PC2 二维平面用于可视化</w:t>
-      </w:r>
-    </w:p>
-    <w:p>
-      <w:r>
-        <w:br w:type="page"/>
-      </w:r>
-    </w:p>
-    <w:p>
-      <w:pPr>
-        <w:spacing w:line="360" w:lineRule="auto" w:before="0" w:after="360"/>
-        <w:jc w:val="center"/>
-        <w:pBdr>
-          <w:bottom w:val="single" w:sz="12" w:space="4" w:color="000000"/>
-        </w:pBdr>
-      </w:pPr>
-      <w:r>
-        <w:rPr>
-          <w:rFonts w:ascii="Times New Roman" w:hAnsi="Times New Roman" w:eastAsia="黑体"/>
-          <w:b/>
-          <w:sz w:val="36"/>
-        </w:rPr>
-        <w:t>第四章 五种发展模式</w:t>
-      </w:r>
-    </w:p>
-    <w:p>
-      <w:pPr>
-        <w:spacing w:line="360" w:lineRule="auto" w:before="0" w:after="0"/>
-        <w:ind w:firstLine="480"/>
-        <w:jc w:val="left"/>
-      </w:pPr>
-      <w:r>
-        <w:rPr>
-          <w:rFonts w:ascii="Times New Roman" w:hAnsi="Times New Roman" w:eastAsia="宋体"/>
-          <w:b w:val="0"/>
-          <w:sz w:val="24"/>
-        </w:rPr>
-        <w:t>通过层次聚类分析提取 5 种差异化发展模式，每种模式配置量化识别阈值与路径优化建议。</w:t>
-      </w:r>
-    </w:p>
-    <w:p>
-      <w:pPr>
-        <w:spacing w:before="120" w:after="60"/>
-        <w:jc w:val="center"/>
-      </w:pPr>
-      <w:r>
-        <w:rPr>
-          <w:rFonts w:ascii="Times New Roman" w:hAnsi="Times New Roman" w:eastAsia="黑体"/>
-          <w:b/>
-          <w:sz w:val="21"/>
-        </w:rPr>
-        <w:t>表 4-1  五种发展模式识别标准与路径方向</w:t>
+        <w:t>表 3-1  五种发展模式识别与发展方向</w:t>
       </w:r>
     </w:p>
     <w:tbl>
@@ -3852,7 +3267,7 @@
                 <w:b/>
                 <w:sz w:val="21"/>
               </w:rPr>
-              <w:t>核心识别阈值</w:t>
+              <w:t>怎么识别的</w:t>
             </w:r>
           </w:p>
         </w:tc>
@@ -3876,7 +3291,7 @@
                 <w:b/>
                 <w:sz w:val="21"/>
               </w:rPr>
-              <w:t>路径优化方向</w:t>
+              <w:t>适合干什么</w:t>
             </w:r>
           </w:p>
         </w:tc>
@@ -3938,7 +3353,7 @@
                 <w:b w:val="0"/>
                 <w:sz w:val="21"/>
               </w:rPr>
-              <w:t>森林覆盖率≥65%、城镇化率≤55%、空气优良率≥80%</w:t>
+              <w:t>森林多（≥65%）、城镇化低（≤55%）、空气好（≥80%）</w:t>
             </w:r>
           </w:p>
         </w:tc>
@@ -3958,7 +3373,7 @@
                 <w:b w:val="0"/>
                 <w:sz w:val="21"/>
               </w:rPr>
-              <w:t>森林康养基地、气候疗养产品、康养小镇品牌</w:t>
+              <w:t>森林康养、气候疗养、康养小镇</w:t>
             </w:r>
           </w:p>
         </w:tc>
@@ -4020,7 +3435,7 @@
                 <w:b w:val="0"/>
                 <w:sz w:val="21"/>
               </w:rPr>
-              <w:t>水质达标率≥95%、重要生态保护区面积突出</w:t>
+              <w:t>水质好（≥95%）、生态保护区大</w:t>
             </w:r>
           </w:p>
         </w:tc>
@@ -4040,7 +3455,7 @@
                 <w:b w:val="0"/>
                 <w:sz w:val="21"/>
               </w:rPr>
-              <w:t>湿地公园、保水渔业、水权交易、碳汇交易</w:t>
+              <w:t>湿地公园、保水渔业、碳汇交易</w:t>
             </w:r>
           </w:p>
         </w:tc>
@@ -4102,7 +3517,7 @@
                 <w:b w:val="0"/>
                 <w:sz w:val="21"/>
               </w:rPr>
-              <w:t>粮食播种面积≥10万公顷、农产品产出≥90万吨</w:t>
+              <w:t>粮田多（≥10万公顷）、产量高（≥90万吨）</w:t>
             </w:r>
           </w:p>
         </w:tc>
@@ -4122,7 +3537,7 @@
                 <w:b w:val="0"/>
                 <w:sz w:val="21"/>
               </w:rPr>
-              <w:t>区域公用品牌、三品一标、精深加工产业链</w:t>
+              <w:t>区域品牌、三品一标、精深加工</w:t>
             </w:r>
           </w:p>
         </w:tc>
@@ -4184,7 +3599,7 @@
                 <w:b w:val="0"/>
                 <w:sz w:val="21"/>
               </w:rPr>
-              <w:t>森林覆盖率≥15%、空气优良率≥80%、文化资源丰富</w:t>
+              <w:t>森林≥15%、空气好、文化丰富</w:t>
             </w:r>
           </w:p>
         </w:tc>
@@ -4204,7 +3619,7 @@
                 <w:b w:val="0"/>
                 <w:sz w:val="21"/>
               </w:rPr>
-              <w:t>研学线路、文创工坊、乡村节庆、特色民宿</w:t>
+              <w:t>研学、文创、节庆、特色民宿</w:t>
             </w:r>
           </w:p>
         </w:tc>
@@ -4275,7 +3690,7 @@
                 <w:b w:val="0"/>
                 <w:sz w:val="21"/>
               </w:rPr>
-              <w:t>城镇化率≥70%、GDP≥1000亿、农村人均收入≥4万元</w:t>
+              <w:t>城镇化高（≥70%）、GDP 高（≥1000亿）</w:t>
             </w:r>
           </w:p>
         </w:tc>
@@ -4298,12 +3713,27 @@
                 <w:b w:val="0"/>
                 <w:sz w:val="21"/>
               </w:rPr>
-              <w:t>都市农园、采摘体验、城郊综合体、周末经济</w:t>
+              <w:t>都市农园、采摘、城郊综合体</w:t>
             </w:r>
           </w:p>
         </w:tc>
       </w:tr>
     </w:tbl>
+    <w:p>
+      <w:pPr>
+        <w:spacing w:line="360" w:lineRule="auto" w:before="0" w:after="0"/>
+        <w:ind w:firstLine="480"/>
+        <w:jc w:val="left"/>
+      </w:pPr>
+      <w:r>
+        <w:rPr>
+          <w:rFonts w:ascii="Times New Roman" w:hAnsi="Times New Roman" w:eastAsia="宋体"/>
+          <w:b w:val="0"/>
+          <w:sz w:val="24"/>
+        </w:rPr>
+        <w:t>每种模式都配有 5—6 条具体建议：</w:t>
+      </w:r>
+    </w:p>
     <w:p>
       <w:pPr>
         <w:spacing w:before="120" w:after="60"/>
@@ -4315,7 +3745,7 @@
           <w:b/>
           <w:sz w:val="21"/>
         </w:rPr>
-        <w:t>表 4-2  路径优化建议矩阵</w:t>
+        <w:t>表 3-2  路径优化建议</w:t>
       </w:r>
     </w:p>
     <w:tbl>
@@ -4406,7 +3836,7 @@
                 <w:b/>
                 <w:sz w:val="21"/>
               </w:rPr>
-              <w:t>重点方向示例</w:t>
+              <w:t>举例</w:t>
             </w:r>
           </w:p>
         </w:tc>
@@ -4468,7 +3898,7 @@
                 <w:b w:val="0"/>
                 <w:sz w:val="21"/>
               </w:rPr>
-              <w:t>森林康养基地、气候疗养产品、康养小镇品牌、康养旅居产品</w:t>
+              <w:t>森林康养基地、气候疗养产品、康养小镇品牌</w:t>
             </w:r>
           </w:p>
         </w:tc>
@@ -4530,7 +3960,7 @@
                 <w:b w:val="0"/>
                 <w:sz w:val="21"/>
               </w:rPr>
-              <w:t>湿地公园、保水渔业、水权交易、碳汇交易、生态补偿</w:t>
+              <w:t>湿地公园、保水渔业、水权交易、碳汇交易</w:t>
             </w:r>
           </w:p>
         </w:tc>
@@ -4592,7 +4022,7 @@
                 <w:b w:val="0"/>
                 <w:sz w:val="21"/>
               </w:rPr>
-              <w:t>区域公用品牌、三品一标、精深加工、电商直播、冷链物流</w:t>
+              <w:t>区域公用品牌、三品一标、精深加工、电商直播</w:t>
             </w:r>
           </w:p>
         </w:tc>
@@ -4654,7 +4084,7 @@
                 <w:b w:val="0"/>
                 <w:sz w:val="21"/>
               </w:rPr>
-              <w:t>研学线路、文创工坊、乡村节庆、特色民宿、文化 IP 打造</w:t>
+              <w:t>研学线路、文创工坊、乡村节庆、特色民宿</w:t>
             </w:r>
           </w:p>
         </w:tc>
@@ -4725,7 +4155,7 @@
                 <w:b w:val="0"/>
                 <w:sz w:val="21"/>
               </w:rPr>
-              <w:t>都市农园、采摘体验、城郊综合体、周末经济、社区团购</w:t>
+              <w:t>都市农园、采摘体验、城郊综合体、周末经济</w:t>
             </w:r>
           </w:p>
         </w:tc>
@@ -4750,7 +4180,7 @@
           <w:b/>
           <w:sz w:val="36"/>
         </w:rPr>
-        <w:t>第五章 关键流程</w:t>
+        <w:t>第四章 操作流程</w:t>
       </w:r>
     </w:p>
     <w:p>
@@ -4764,7 +4194,7 @@
           <w:b/>
           <w:sz w:val="28"/>
         </w:rPr>
-        <w:t>5.1 智能评估流程</w:t>
+        <w:t>4.1 完整评估流程</w:t>
       </w:r>
     </w:p>
     <w:p>
@@ -4779,7 +4209,7 @@
           <w:b w:val="0"/>
           <w:sz w:val="24"/>
         </w:rPr>
-        <w:t>1. 数据录入：用户在智能分析中心填写地区名称、评估年份与 26 项指标数据。</w:t>
+        <w:t>从打开平台到拿到报告，完整步骤如下：</w:t>
       </w:r>
     </w:p>
     <w:p>
@@ -4794,7 +4224,7 @@
           <w:b w:val="0"/>
           <w:sz w:val="24"/>
         </w:rPr>
-        <w:t>2. 提交评估：用户点击"开始评估"，前端调用 POST /analysis/evaluate 提交数据。</w:t>
+        <w:t>第 1 步：打开浏览器，访问平台首页。</w:t>
       </w:r>
     </w:p>
     <w:p>
@@ -4809,7 +4239,7 @@
           <w:b w:val="0"/>
           <w:sz w:val="24"/>
         </w:rPr>
-        <w:t>3. 模型计算：后端依次执行 AHP 权重计算、综合得分计算、耦合协调度计算、障碍度计算。</w:t>
+        <w:t>第 2 步：点击导航栏"智能分析"进入分析中心。</w:t>
       </w:r>
     </w:p>
     <w:p>
@@ -4824,7 +4254,7 @@
           <w:b w:val="0"/>
           <w:sz w:val="24"/>
         </w:rPr>
-        <w:t>4. 模式识别：后端根据量化阈值表判定地区所属发展模式。</w:t>
+        <w:t>第 3 步：在左侧输入区填写地区名称、评估年份。</w:t>
       </w:r>
     </w:p>
     <w:p>
@@ -4839,7 +4269,7 @@
           <w:b w:val="0"/>
           <w:sz w:val="24"/>
         </w:rPr>
-        <w:t>5. AI 调用：后端调用 DeepSeek API，传入评估结果与模式判定信息，请求生成路径建议。</w:t>
+        <w:t>第 4 步：填写 11 项生态产品价值实现指标数据。</w:t>
       </w:r>
     </w:p>
     <w:p>
@@ -4854,7 +4284,7 @@
           <w:b w:val="0"/>
           <w:sz w:val="24"/>
         </w:rPr>
-        <w:t>6. AI 响应：DeepSeek 返回 500—800 字结构化建议，后端进行格式校验与兜底处理。</w:t>
+        <w:t>第 5 步：填写 15 项乡村振兴水平指标数据。</w:t>
       </w:r>
     </w:p>
     <w:p>
@@ -4869,7 +4299,7 @@
           <w:b w:val="0"/>
           <w:sz w:val="24"/>
         </w:rPr>
-        <w:t>7. 结果返回：后端将完整评估结果以 JSON 格式返回前端。</w:t>
+        <w:t>第 6 步：（可选）点击"加载模板"一键填充示例数据。</w:t>
       </w:r>
     </w:p>
     <w:p>
@@ -4884,7 +4314,7 @@
           <w:b w:val="0"/>
           <w:sz w:val="24"/>
         </w:rPr>
-        <w:t>8. 结果展示：前端渲染得分卡、雷达图、障碍图、建议卡片等组件。</w:t>
+        <w:t>第 7 步：点击"开始评估"按钮，等待约 3 秒。</w:t>
       </w:r>
     </w:p>
     <w:p>
@@ -4899,7 +4329,7 @@
           <w:b w:val="0"/>
           <w:sz w:val="24"/>
         </w:rPr>
-        <w:t>9. PDF 请求：用户点击"下载 PDF"按钮，前端发起 GET /analysis/{id}/report 请求。</w:t>
+        <w:t>第 8 步：右侧自动展示综合得分、协调度、模式判定、障碍因子、建议等全部结果。</w:t>
       </w:r>
     </w:p>
     <w:p>
@@ -4914,21 +4344,7 @@
           <w:b w:val="0"/>
           <w:sz w:val="24"/>
         </w:rPr>
-        <w:t>10. PDF 生成：后端调用 reportlab 库生成 PDF 报告，含综合得分、图表与建议，返回文件流。</w:t>
-      </w:r>
-    </w:p>
-    <w:p>
-      <w:pPr>
-        <w:spacing w:line="360" w:lineRule="auto" w:before="240" w:after="120"/>
-        <w:jc w:val="left"/>
-      </w:pPr>
-      <w:r>
-        <w:rPr>
-          <w:rFonts w:ascii="Times New Roman" w:hAnsi="Times New Roman" w:eastAsia="黑体"/>
-          <w:b/>
-          <w:sz w:val="28"/>
-        </w:rPr>
-        <w:t>5.2 商城交易流程</w:t>
+        <w:t>第 9 步：查看雷达图了解各维度强弱项。</w:t>
       </w:r>
     </w:p>
     <w:p>
@@ -4943,7 +4359,7 @@
           <w:b w:val="0"/>
           <w:sz w:val="24"/>
         </w:rPr>
-        <w:t>1. 浏览商品：用户访问 /mall 页面，前端展示商品列表。</w:t>
+        <w:t>第 10 步：查看障碍因子图了解最大短板。</w:t>
       </w:r>
     </w:p>
     <w:p>
@@ -4958,7 +4374,7 @@
           <w:b w:val="0"/>
           <w:sz w:val="24"/>
         </w:rPr>
-        <w:t>2. 获取列表：前端调用 GET /mall/products 获取商品数据。</w:t>
+        <w:t>第 11 步：阅读 AI 生成的综合路径优化建议。</w:t>
       </w:r>
     </w:p>
     <w:p>
@@ -4973,7 +4389,21 @@
           <w:b w:val="0"/>
           <w:sz w:val="24"/>
         </w:rPr>
-        <w:t>3. 加入购物车：用户点击"加入购物车"，前端更新本地购物车状态。</w:t>
+        <w:t>第 12 步：点击"下载 PDF"按钮，保存完整评估报告。</w:t>
+      </w:r>
+    </w:p>
+    <w:p>
+      <w:pPr>
+        <w:spacing w:line="360" w:lineRule="auto" w:before="240" w:after="120"/>
+        <w:jc w:val="left"/>
+      </w:pPr>
+      <w:r>
+        <w:rPr>
+          <w:rFonts w:ascii="Times New Roman" w:hAnsi="Times New Roman" w:eastAsia="黑体"/>
+          <w:b/>
+          <w:sz w:val="28"/>
+        </w:rPr>
+        <w:t>4.2 商城购买流程</w:t>
       </w:r>
     </w:p>
     <w:p>
@@ -4988,7 +4418,7 @@
           <w:b w:val="0"/>
           <w:sz w:val="24"/>
         </w:rPr>
-        <w:t>4. 提交订单：用户点击"结算"，前端调用 POST /mall/orders 提交订单。</w:t>
+        <w:t>第 1 步：点击导航栏"农产品商城"进入商城。</w:t>
       </w:r>
     </w:p>
     <w:p>
@@ -5003,7 +4433,7 @@
           <w:b w:val="0"/>
           <w:sz w:val="24"/>
         </w:rPr>
-        <w:t>5. 库存校验：后端校验商品库存，库存不足则返回错误。</w:t>
+        <w:t>第 2 步：左侧选择商品分类或搜索商品名。</w:t>
       </w:r>
     </w:p>
     <w:p>
@@ -5018,7 +4448,276 @@
           <w:b w:val="0"/>
           <w:sz w:val="24"/>
         </w:rPr>
-        <w:t>6. 创建订单：后端扣减库存、创建订单记录，返回订单号。</w:t>
+        <w:t>第 3 步：浏览商品卡片，查看价格、产地、认证信息。</w:t>
+      </w:r>
+    </w:p>
+    <w:p>
+      <w:pPr>
+        <w:spacing w:line="360" w:lineRule="auto" w:before="0" w:after="0"/>
+        <w:ind w:firstLine="480"/>
+        <w:jc w:val="left"/>
+      </w:pPr>
+      <w:r>
+        <w:rPr>
+          <w:rFonts w:ascii="Times New Roman" w:hAnsi="Times New Roman" w:eastAsia="宋体"/>
+          <w:b w:val="0"/>
+          <w:sz w:val="24"/>
+        </w:rPr>
+        <w:t>第 4 步：点击"加入购物车"。</w:t>
+      </w:r>
+    </w:p>
+    <w:p>
+      <w:pPr>
+        <w:spacing w:line="360" w:lineRule="auto" w:before="0" w:after="0"/>
+        <w:ind w:firstLine="480"/>
+        <w:jc w:val="left"/>
+      </w:pPr>
+      <w:r>
+        <w:rPr>
+          <w:rFonts w:ascii="Times New Roman" w:hAnsi="Times New Roman" w:eastAsia="宋体"/>
+          <w:b w:val="0"/>
+          <w:sz w:val="24"/>
+        </w:rPr>
+        <w:t>第 5 步：右上角购物车图标查看已选商品。</w:t>
+      </w:r>
+    </w:p>
+    <w:p>
+      <w:pPr>
+        <w:spacing w:line="360" w:lineRule="auto" w:before="0" w:after="0"/>
+        <w:ind w:firstLine="480"/>
+        <w:jc w:val="left"/>
+      </w:pPr>
+      <w:r>
+        <w:rPr>
+          <w:rFonts w:ascii="Times New Roman" w:hAnsi="Times New Roman" w:eastAsia="宋体"/>
+          <w:b w:val="0"/>
+          <w:sz w:val="24"/>
+        </w:rPr>
+        <w:t>第 6 步：调整数量或移除商品。</w:t>
+      </w:r>
+    </w:p>
+    <w:p>
+      <w:pPr>
+        <w:spacing w:line="360" w:lineRule="auto" w:before="0" w:after="0"/>
+        <w:ind w:firstLine="480"/>
+        <w:jc w:val="left"/>
+      </w:pPr>
+      <w:r>
+        <w:rPr>
+          <w:rFonts w:ascii="Times New Roman" w:hAnsi="Times New Roman" w:eastAsia="宋体"/>
+          <w:b w:val="0"/>
+          <w:sz w:val="24"/>
+        </w:rPr>
+        <w:t>第 7 步：点击"结算"。</w:t>
+      </w:r>
+    </w:p>
+    <w:p>
+      <w:pPr>
+        <w:spacing w:line="360" w:lineRule="auto" w:before="0" w:after="0"/>
+        <w:ind w:firstLine="480"/>
+        <w:jc w:val="left"/>
+      </w:pPr>
+      <w:r>
+        <w:rPr>
+          <w:rFonts w:ascii="Times New Roman" w:hAnsi="Times New Roman" w:eastAsia="宋体"/>
+          <w:b w:val="0"/>
+          <w:sz w:val="24"/>
+        </w:rPr>
+        <w:t>第 8 步：填写收货信息，提交订单。</w:t>
+      </w:r>
+    </w:p>
+    <w:p>
+      <w:pPr>
+        <w:spacing w:line="360" w:lineRule="auto" w:before="0" w:after="0"/>
+        <w:ind w:firstLine="480"/>
+        <w:jc w:val="left"/>
+      </w:pPr>
+      <w:r>
+        <w:rPr>
+          <w:rFonts w:ascii="Times New Roman" w:hAnsi="Times New Roman" w:eastAsia="宋体"/>
+          <w:b w:val="0"/>
+          <w:sz w:val="24"/>
+        </w:rPr>
+        <w:t>第 9 步：订单创建成功，库存自动扣减。</w:t>
+      </w:r>
+    </w:p>
+    <w:p>
+      <w:pPr>
+        <w:spacing w:line="360" w:lineRule="auto" w:before="0" w:after="0"/>
+        <w:ind w:firstLine="480"/>
+        <w:jc w:val="left"/>
+      </w:pPr>
+      <w:r>
+        <w:rPr>
+          <w:rFonts w:ascii="Times New Roman" w:hAnsi="Times New Roman" w:eastAsia="宋体"/>
+          <w:b w:val="0"/>
+          <w:sz w:val="24"/>
+        </w:rPr>
+        <w:t>第 10 步：在用户中心"我的订单"查看订单状态。</w:t>
+      </w:r>
+    </w:p>
+    <w:p>
+      <w:pPr>
+        <w:spacing w:line="360" w:lineRule="auto" w:before="240" w:after="120"/>
+        <w:jc w:val="left"/>
+      </w:pPr>
+      <w:r>
+        <w:rPr>
+          <w:rFonts w:ascii="Times New Roman" w:hAnsi="Times New Roman" w:eastAsia="黑体"/>
+          <w:b/>
+          <w:sz w:val="28"/>
+        </w:rPr>
+        <w:t>4.3 商家上架商品流程</w:t>
+      </w:r>
+    </w:p>
+    <w:p>
+      <w:pPr>
+        <w:spacing w:line="360" w:lineRule="auto" w:before="0" w:after="0"/>
+        <w:ind w:firstLine="480"/>
+        <w:jc w:val="left"/>
+      </w:pPr>
+      <w:r>
+        <w:rPr>
+          <w:rFonts w:ascii="Times New Roman" w:hAnsi="Times New Roman" w:eastAsia="宋体"/>
+          <w:b w:val="0"/>
+          <w:sz w:val="24"/>
+        </w:rPr>
+        <w:t>第 1 步：注册账号时选择"商家"角色。</w:t>
+      </w:r>
+    </w:p>
+    <w:p>
+      <w:pPr>
+        <w:spacing w:line="360" w:lineRule="auto" w:before="0" w:after="0"/>
+        <w:ind w:firstLine="480"/>
+        <w:jc w:val="left"/>
+      </w:pPr>
+      <w:r>
+        <w:rPr>
+          <w:rFonts w:ascii="Times New Roman" w:hAnsi="Times New Roman" w:eastAsia="宋体"/>
+          <w:b w:val="0"/>
+          <w:sz w:val="24"/>
+        </w:rPr>
+        <w:t>第 2 步：登录后进入用户中心。</w:t>
+      </w:r>
+    </w:p>
+    <w:p>
+      <w:pPr>
+        <w:spacing w:line="360" w:lineRule="auto" w:before="0" w:after="0"/>
+        <w:ind w:firstLine="480"/>
+        <w:jc w:val="left"/>
+      </w:pPr>
+      <w:r>
+        <w:rPr>
+          <w:rFonts w:ascii="Times New Roman" w:hAnsi="Times New Roman" w:eastAsia="宋体"/>
+          <w:b w:val="0"/>
+          <w:sz w:val="24"/>
+        </w:rPr>
+        <w:t>第 3 步：点击"发布商品"按钮。</w:t>
+      </w:r>
+    </w:p>
+    <w:p>
+      <w:pPr>
+        <w:spacing w:line="360" w:lineRule="auto" w:before="0" w:after="0"/>
+        <w:ind w:firstLine="480"/>
+        <w:jc w:val="left"/>
+      </w:pPr>
+      <w:r>
+        <w:rPr>
+          <w:rFonts w:ascii="Times New Roman" w:hAnsi="Times New Roman" w:eastAsia="宋体"/>
+          <w:b w:val="0"/>
+          <w:sz w:val="24"/>
+        </w:rPr>
+        <w:t>第 4 步：填写商品名称、分类、产地、价格、库存。</w:t>
+      </w:r>
+    </w:p>
+    <w:p>
+      <w:pPr>
+        <w:spacing w:line="360" w:lineRule="auto" w:before="0" w:after="0"/>
+        <w:ind w:firstLine="480"/>
+        <w:jc w:val="left"/>
+      </w:pPr>
+      <w:r>
+        <w:rPr>
+          <w:rFonts w:ascii="Times New Roman" w:hAnsi="Times New Roman" w:eastAsia="宋体"/>
+          <w:b w:val="0"/>
+          <w:sz w:val="24"/>
+        </w:rPr>
+        <w:t>第 5 步：填写商品图片 URL。</w:t>
+      </w:r>
+    </w:p>
+    <w:p>
+      <w:pPr>
+        <w:spacing w:line="360" w:lineRule="auto" w:before="0" w:after="0"/>
+        <w:ind w:firstLine="480"/>
+        <w:jc w:val="left"/>
+      </w:pPr>
+      <w:r>
+        <w:rPr>
+          <w:rFonts w:ascii="Times New Roman" w:hAnsi="Times New Roman" w:eastAsia="宋体"/>
+          <w:b w:val="0"/>
+          <w:sz w:val="24"/>
+        </w:rPr>
+        <w:t>第 6 步：选择生态认证类型（有机 / 绿色 / 地理标志 / 无公害）。</w:t>
+      </w:r>
+    </w:p>
+    <w:p>
+      <w:pPr>
+        <w:spacing w:line="360" w:lineRule="auto" w:before="0" w:after="0"/>
+        <w:ind w:firstLine="480"/>
+        <w:jc w:val="left"/>
+      </w:pPr>
+      <w:r>
+        <w:rPr>
+          <w:rFonts w:ascii="Times New Roman" w:hAnsi="Times New Roman" w:eastAsia="宋体"/>
+          <w:b w:val="0"/>
+          <w:sz w:val="24"/>
+        </w:rPr>
+        <w:t>第 7 步：填写商品描述。</w:t>
+      </w:r>
+    </w:p>
+    <w:p>
+      <w:pPr>
+        <w:spacing w:line="360" w:lineRule="auto" w:before="0" w:after="0"/>
+        <w:ind w:firstLine="480"/>
+        <w:jc w:val="left"/>
+      </w:pPr>
+      <w:r>
+        <w:rPr>
+          <w:rFonts w:ascii="Times New Roman" w:hAnsi="Times New Roman" w:eastAsia="宋体"/>
+          <w:b w:val="0"/>
+          <w:sz w:val="24"/>
+        </w:rPr>
+        <w:t>第 8 步：点击"发布"提交。</w:t>
+      </w:r>
+    </w:p>
+    <w:p>
+      <w:pPr>
+        <w:spacing w:line="360" w:lineRule="auto" w:before="0" w:after="0"/>
+        <w:ind w:firstLine="480"/>
+        <w:jc w:val="left"/>
+      </w:pPr>
+      <w:r>
+        <w:rPr>
+          <w:rFonts w:ascii="Times New Roman" w:hAnsi="Times New Roman" w:eastAsia="宋体"/>
+          <w:b w:val="0"/>
+          <w:sz w:val="24"/>
+        </w:rPr>
+        <w:t>第 9 步：商品进入待审核状态。</w:t>
+      </w:r>
+    </w:p>
+    <w:p>
+      <w:pPr>
+        <w:spacing w:line="360" w:lineRule="auto" w:before="0" w:after="0"/>
+        <w:ind w:firstLine="480"/>
+        <w:jc w:val="left"/>
+      </w:pPr>
+      <w:r>
+        <w:rPr>
+          <w:rFonts w:ascii="Times New Roman" w:hAnsi="Times New Roman" w:eastAsia="宋体"/>
+          <w:b w:val="0"/>
+          <w:sz w:val="24"/>
+        </w:rPr>
+        <w:t>第 10 步：审核通过后在商城上架展示。</w:t>
       </w:r>
     </w:p>
     <w:p>
@@ -5040,7 +4739,7 @@
           <w:b/>
           <w:sz w:val="36"/>
         </w:rPr>
-        <w:t>第六章 API 接口规范</w:t>
+        <w:t>第五章 协调度等级说明</w:t>
       </w:r>
     </w:p>
     <w:p>
@@ -5055,21 +4754,7 @@
           <w:b w:val="0"/>
           <w:sz w:val="24"/>
         </w:rPr>
-        <w:t>平台后端基于 FastAPI 实现，提供 30+ 个 RESTful API 端点，所有需鉴权的接口使用 JWT Bearer Token 认证。</w:t>
-      </w:r>
-    </w:p>
-    <w:p>
-      <w:pPr>
-        <w:spacing w:line="360" w:lineRule="auto" w:before="240" w:after="120"/>
-        <w:jc w:val="left"/>
-      </w:pPr>
-      <w:r>
-        <w:rPr>
-          <w:rFonts w:ascii="Times New Roman" w:hAnsi="Times New Roman" w:eastAsia="黑体"/>
-          <w:b/>
-          <w:sz w:val="28"/>
-        </w:rPr>
-        <w:t>6.1 身份认证</w:t>
+        <w:t>协调度 D 值在 0 到 1 之间，分 10 个等级。D 值越高，说明生态与振兴越协调。下表帮助理解自己地区的 D 值含义：</w:t>
       </w:r>
     </w:p>
     <w:p>
@@ -5083,412 +4768,7 @@
           <w:b/>
           <w:sz w:val="21"/>
         </w:rPr>
-        <w:t>表 6-1  身份认证接口</w:t>
-      </w:r>
-    </w:p>
-    <w:tbl>
-      <w:tblPr>
-        <w:tblW w:type="auto" w:w="0"/>
-        <w:jc w:val="center"/>
-        <w:tblLook w:firstColumn="1" w:firstRow="1" w:lastColumn="0" w:lastRow="0" w:noHBand="0" w:noVBand="1" w:val="04A0"/>
-        <w:tblBorders>
-          <w:top w:val="none"/>
-          <w:left w:val="none"/>
-          <w:bottom w:val="none"/>
-          <w:right w:val="none"/>
-          <w:insideH w:val="none"/>
-          <w:insideV w:val="none"/>
-        </w:tblBorders>
-      </w:tblPr>
-      <w:tblGrid>
-        <w:gridCol w:w="2078"/>
-        <w:gridCol w:w="2078"/>
-        <w:gridCol w:w="2078"/>
-        <w:gridCol w:w="2078"/>
-      </w:tblGrid>
-      <w:tr>
-        <w:tc>
-          <w:tcPr>
-            <w:tcW w:type="dxa" w:w="2078"/>
-            <w:vAlign w:val="center"/>
-            <w:tcBorders>
-              <w:top w:val="single" w:sz="12" w:color="000000"/>
-              <w:bottom w:val="single" w:sz="6" w:color="000000"/>
-            </w:tcBorders>
-          </w:tcPr>
-          <w:p>
-            <w:pPr>
-              <w:jc w:val="center"/>
-            </w:pPr>
-            <w:r/>
-            <w:r>
-              <w:rPr>
-                <w:rFonts w:ascii="Times New Roman" w:hAnsi="Times New Roman" w:eastAsia="黑体"/>
-                <w:b/>
-                <w:sz w:val="21"/>
-              </w:rPr>
-              <w:t>端点</w:t>
-            </w:r>
-          </w:p>
-        </w:tc>
-        <w:tc>
-          <w:tcPr>
-            <w:tcW w:type="dxa" w:w="2078"/>
-            <w:vAlign w:val="center"/>
-            <w:tcBorders>
-              <w:top w:val="single" w:sz="12" w:color="000000"/>
-              <w:bottom w:val="single" w:sz="6" w:color="000000"/>
-            </w:tcBorders>
-          </w:tcPr>
-          <w:p>
-            <w:pPr>
-              <w:jc w:val="center"/>
-            </w:pPr>
-            <w:r/>
-            <w:r>
-              <w:rPr>
-                <w:rFonts w:ascii="Times New Roman" w:hAnsi="Times New Roman" w:eastAsia="黑体"/>
-                <w:b/>
-                <w:sz w:val="21"/>
-              </w:rPr>
-              <w:t>方法</w:t>
-            </w:r>
-          </w:p>
-        </w:tc>
-        <w:tc>
-          <w:tcPr>
-            <w:tcW w:type="dxa" w:w="2078"/>
-            <w:vAlign w:val="center"/>
-            <w:tcBorders>
-              <w:top w:val="single" w:sz="12" w:color="000000"/>
-              <w:bottom w:val="single" w:sz="6" w:color="000000"/>
-            </w:tcBorders>
-          </w:tcPr>
-          <w:p>
-            <w:pPr>
-              <w:jc w:val="center"/>
-            </w:pPr>
-            <w:r/>
-            <w:r>
-              <w:rPr>
-                <w:rFonts w:ascii="Times New Roman" w:hAnsi="Times New Roman" w:eastAsia="黑体"/>
-                <w:b/>
-                <w:sz w:val="21"/>
-              </w:rPr>
-              <w:t>说明</w:t>
-            </w:r>
-          </w:p>
-        </w:tc>
-        <w:tc>
-          <w:tcPr>
-            <w:tcW w:type="dxa" w:w="2078"/>
-            <w:vAlign w:val="center"/>
-            <w:tcBorders>
-              <w:top w:val="single" w:sz="12" w:color="000000"/>
-              <w:bottom w:val="single" w:sz="6" w:color="000000"/>
-            </w:tcBorders>
-          </w:tcPr>
-          <w:p>
-            <w:pPr>
-              <w:jc w:val="center"/>
-            </w:pPr>
-            <w:r/>
-            <w:r>
-              <w:rPr>
-                <w:rFonts w:ascii="Times New Roman" w:hAnsi="Times New Roman" w:eastAsia="黑体"/>
-                <w:b/>
-                <w:sz w:val="21"/>
-              </w:rPr>
-              <w:t>鉴权</w:t>
-            </w:r>
-          </w:p>
-        </w:tc>
-      </w:tr>
-      <w:tr>
-        <w:tc>
-          <w:tcPr>
-            <w:tcW w:type="dxa" w:w="2078"/>
-            <w:vAlign w:val="center"/>
-          </w:tcPr>
-          <w:p>
-            <w:pPr>
-              <w:jc w:val="left"/>
-            </w:pPr>
-            <w:r/>
-            <w:r>
-              <w:rPr>
-                <w:rFonts w:ascii="Times New Roman" w:hAnsi="Times New Roman" w:eastAsia="宋体"/>
-                <w:b w:val="0"/>
-                <w:sz w:val="21"/>
-              </w:rPr>
-              <w:t>/auth/register</w:t>
-            </w:r>
-          </w:p>
-        </w:tc>
-        <w:tc>
-          <w:tcPr>
-            <w:tcW w:type="dxa" w:w="2078"/>
-            <w:vAlign w:val="center"/>
-          </w:tcPr>
-          <w:p>
-            <w:pPr>
-              <w:jc w:val="center"/>
-            </w:pPr>
-            <w:r/>
-            <w:r>
-              <w:rPr>
-                <w:rFonts w:ascii="Times New Roman" w:hAnsi="Times New Roman" w:eastAsia="宋体"/>
-                <w:b w:val="0"/>
-                <w:sz w:val="21"/>
-              </w:rPr>
-              <w:t>POST</w:t>
-            </w:r>
-          </w:p>
-        </w:tc>
-        <w:tc>
-          <w:tcPr>
-            <w:tcW w:type="dxa" w:w="2078"/>
-            <w:vAlign w:val="center"/>
-          </w:tcPr>
-          <w:p>
-            <w:pPr>
-              <w:jc w:val="center"/>
-            </w:pPr>
-            <w:r/>
-            <w:r>
-              <w:rPr>
-                <w:rFonts w:ascii="Times New Roman" w:hAnsi="Times New Roman" w:eastAsia="宋体"/>
-                <w:b w:val="0"/>
-                <w:sz w:val="21"/>
-              </w:rPr>
-              <w:t>用户注册（用户名/邮箱/密码/角色）</w:t>
-            </w:r>
-          </w:p>
-        </w:tc>
-        <w:tc>
-          <w:tcPr>
-            <w:tcW w:type="dxa" w:w="2078"/>
-            <w:vAlign w:val="center"/>
-          </w:tcPr>
-          <w:p>
-            <w:pPr>
-              <w:jc w:val="center"/>
-            </w:pPr>
-            <w:r/>
-            <w:r>
-              <w:rPr>
-                <w:rFonts w:ascii="Times New Roman" w:hAnsi="Times New Roman" w:eastAsia="宋体"/>
-                <w:b w:val="0"/>
-                <w:sz w:val="21"/>
-              </w:rPr>
-              <w:t>否</w:t>
-            </w:r>
-          </w:p>
-        </w:tc>
-      </w:tr>
-      <w:tr>
-        <w:tc>
-          <w:tcPr>
-            <w:tcW w:type="dxa" w:w="2078"/>
-            <w:vAlign w:val="center"/>
-          </w:tcPr>
-          <w:p>
-            <w:pPr>
-              <w:jc w:val="left"/>
-            </w:pPr>
-            <w:r/>
-            <w:r>
-              <w:rPr>
-                <w:rFonts w:ascii="Times New Roman" w:hAnsi="Times New Roman" w:eastAsia="宋体"/>
-                <w:b w:val="0"/>
-                <w:sz w:val="21"/>
-              </w:rPr>
-              <w:t>/auth/login</w:t>
-            </w:r>
-          </w:p>
-        </w:tc>
-        <w:tc>
-          <w:tcPr>
-            <w:tcW w:type="dxa" w:w="2078"/>
-            <w:vAlign w:val="center"/>
-          </w:tcPr>
-          <w:p>
-            <w:pPr>
-              <w:jc w:val="center"/>
-            </w:pPr>
-            <w:r/>
-            <w:r>
-              <w:rPr>
-                <w:rFonts w:ascii="Times New Roman" w:hAnsi="Times New Roman" w:eastAsia="宋体"/>
-                <w:b w:val="0"/>
-                <w:sz w:val="21"/>
-              </w:rPr>
-              <w:t>POST</w:t>
-            </w:r>
-          </w:p>
-        </w:tc>
-        <w:tc>
-          <w:tcPr>
-            <w:tcW w:type="dxa" w:w="2078"/>
-            <w:vAlign w:val="center"/>
-          </w:tcPr>
-          <w:p>
-            <w:pPr>
-              <w:jc w:val="center"/>
-            </w:pPr>
-            <w:r/>
-            <w:r>
-              <w:rPr>
-                <w:rFonts w:ascii="Times New Roman" w:hAnsi="Times New Roman" w:eastAsia="宋体"/>
-                <w:b w:val="0"/>
-                <w:sz w:val="21"/>
-              </w:rPr>
-              <w:t>用户登录，返回 JWT Token</w:t>
-            </w:r>
-          </w:p>
-        </w:tc>
-        <w:tc>
-          <w:tcPr>
-            <w:tcW w:type="dxa" w:w="2078"/>
-            <w:vAlign w:val="center"/>
-          </w:tcPr>
-          <w:p>
-            <w:pPr>
-              <w:jc w:val="center"/>
-            </w:pPr>
-            <w:r/>
-            <w:r>
-              <w:rPr>
-                <w:rFonts w:ascii="Times New Roman" w:hAnsi="Times New Roman" w:eastAsia="宋体"/>
-                <w:b w:val="0"/>
-                <w:sz w:val="21"/>
-              </w:rPr>
-              <w:t>否</w:t>
-            </w:r>
-          </w:p>
-        </w:tc>
-      </w:tr>
-      <w:tr>
-        <w:tc>
-          <w:tcPr>
-            <w:tcW w:type="dxa" w:w="2078"/>
-            <w:vAlign w:val="center"/>
-            <w:tcBorders>
-              <w:bottom w:val="single" w:sz="12" w:color="000000"/>
-            </w:tcBorders>
-          </w:tcPr>
-          <w:p>
-            <w:pPr>
-              <w:jc w:val="left"/>
-            </w:pPr>
-            <w:r/>
-            <w:r>
-              <w:rPr>
-                <w:rFonts w:ascii="Times New Roman" w:hAnsi="Times New Roman" w:eastAsia="宋体"/>
-                <w:b w:val="0"/>
-                <w:sz w:val="21"/>
-              </w:rPr>
-              <w:t>/auth/me</w:t>
-            </w:r>
-          </w:p>
-        </w:tc>
-        <w:tc>
-          <w:tcPr>
-            <w:tcW w:type="dxa" w:w="2078"/>
-            <w:vAlign w:val="center"/>
-            <w:tcBorders>
-              <w:bottom w:val="single" w:sz="12" w:color="000000"/>
-            </w:tcBorders>
-          </w:tcPr>
-          <w:p>
-            <w:pPr>
-              <w:jc w:val="center"/>
-            </w:pPr>
-            <w:r/>
-            <w:r>
-              <w:rPr>
-                <w:rFonts w:ascii="Times New Roman" w:hAnsi="Times New Roman" w:eastAsia="宋体"/>
-                <w:b w:val="0"/>
-                <w:sz w:val="21"/>
-              </w:rPr>
-              <w:t>GET</w:t>
-            </w:r>
-          </w:p>
-        </w:tc>
-        <w:tc>
-          <w:tcPr>
-            <w:tcW w:type="dxa" w:w="2078"/>
-            <w:vAlign w:val="center"/>
-            <w:tcBorders>
-              <w:bottom w:val="single" w:sz="12" w:color="000000"/>
-            </w:tcBorders>
-          </w:tcPr>
-          <w:p>
-            <w:pPr>
-              <w:jc w:val="center"/>
-            </w:pPr>
-            <w:r/>
-            <w:r>
-              <w:rPr>
-                <w:rFonts w:ascii="Times New Roman" w:hAnsi="Times New Roman" w:eastAsia="宋体"/>
-                <w:b w:val="0"/>
-                <w:sz w:val="21"/>
-              </w:rPr>
-              <w:t>获取当前用户信息</w:t>
-            </w:r>
-          </w:p>
-        </w:tc>
-        <w:tc>
-          <w:tcPr>
-            <w:tcW w:type="dxa" w:w="2078"/>
-            <w:vAlign w:val="center"/>
-            <w:tcBorders>
-              <w:bottom w:val="single" w:sz="12" w:color="000000"/>
-            </w:tcBorders>
-          </w:tcPr>
-          <w:p>
-            <w:pPr>
-              <w:jc w:val="center"/>
-            </w:pPr>
-            <w:r/>
-            <w:r>
-              <w:rPr>
-                <w:rFonts w:ascii="Times New Roman" w:hAnsi="Times New Roman" w:eastAsia="宋体"/>
-                <w:b w:val="0"/>
-                <w:sz w:val="21"/>
-              </w:rPr>
-              <w:t>是</w:t>
-            </w:r>
-          </w:p>
-        </w:tc>
-      </w:tr>
-    </w:tbl>
-    <w:p>
-      <w:pPr>
-        <w:spacing w:line="360" w:lineRule="auto" w:before="240" w:after="120"/>
-        <w:jc w:val="left"/>
-      </w:pPr>
-      <w:r>
-        <w:rPr>
-          <w:rFonts w:ascii="Times New Roman" w:hAnsi="Times New Roman" w:eastAsia="黑体"/>
-          <w:b/>
-          <w:sz w:val="28"/>
-        </w:rPr>
-        <w:t>6.2 政策中心</w:t>
-      </w:r>
-    </w:p>
-    <w:p>
-      <w:pPr>
-        <w:spacing w:before="120" w:after="60"/>
-        <w:jc w:val="center"/>
-      </w:pPr>
-      <w:r>
-        <w:rPr>
-          <w:rFonts w:ascii="Times New Roman" w:hAnsi="Times New Roman" w:eastAsia="黑体"/>
-          <w:b/>
-          <w:sz w:val="21"/>
-        </w:rPr>
-        <w:t>表 6-2  政策接口</w:t>
+        <w:t>表 5-1  协调度 10 级划分</w:t>
       </w:r>
     </w:p>
     <w:tbl>
@@ -5531,7 +4811,795 @@
                 <w:b/>
                 <w:sz w:val="21"/>
               </w:rPr>
-              <w:t>端点</w:t>
+              <w:t>D 值</w:t>
+            </w:r>
+          </w:p>
+        </w:tc>
+        <w:tc>
+          <w:tcPr>
+            <w:tcW w:type="dxa" w:w="2771"/>
+            <w:vAlign w:val="center"/>
+            <w:tcBorders>
+              <w:top w:val="single" w:sz="12" w:color="000000"/>
+              <w:bottom w:val="single" w:sz="6" w:color="000000"/>
+            </w:tcBorders>
+          </w:tcPr>
+          <w:p>
+            <w:pPr>
+              <w:jc w:val="center"/>
+            </w:pPr>
+            <w:r/>
+            <w:r>
+              <w:rPr>
+                <w:rFonts w:ascii="Times New Roman" w:hAnsi="Times New Roman" w:eastAsia="黑体"/>
+                <w:b/>
+                <w:sz w:val="21"/>
+              </w:rPr>
+              <w:t>等级</w:t>
+            </w:r>
+          </w:p>
+        </w:tc>
+        <w:tc>
+          <w:tcPr>
+            <w:tcW w:type="dxa" w:w="2771"/>
+            <w:vAlign w:val="center"/>
+            <w:tcBorders>
+              <w:top w:val="single" w:sz="12" w:color="000000"/>
+              <w:bottom w:val="single" w:sz="6" w:color="000000"/>
+            </w:tcBorders>
+          </w:tcPr>
+          <w:p>
+            <w:pPr>
+              <w:jc w:val="center"/>
+            </w:pPr>
+            <w:r/>
+            <w:r>
+              <w:rPr>
+                <w:rFonts w:ascii="Times New Roman" w:hAnsi="Times New Roman" w:eastAsia="黑体"/>
+                <w:b/>
+                <w:sz w:val="21"/>
+              </w:rPr>
+              <w:t>说明</w:t>
+            </w:r>
+          </w:p>
+        </w:tc>
+      </w:tr>
+      <w:tr>
+        <w:tc>
+          <w:tcPr>
+            <w:tcW w:type="dxa" w:w="2771"/>
+            <w:vAlign w:val="center"/>
+          </w:tcPr>
+          <w:p>
+            <w:pPr>
+              <w:jc w:val="left"/>
+            </w:pPr>
+            <w:r/>
+            <w:r>
+              <w:rPr>
+                <w:rFonts w:ascii="Times New Roman" w:hAnsi="Times New Roman" w:eastAsia="宋体"/>
+                <w:b w:val="0"/>
+                <w:sz w:val="21"/>
+              </w:rPr>
+              <w:t>0.0—0.1</w:t>
+            </w:r>
+          </w:p>
+        </w:tc>
+        <w:tc>
+          <w:tcPr>
+            <w:tcW w:type="dxa" w:w="2771"/>
+            <w:vAlign w:val="center"/>
+          </w:tcPr>
+          <w:p>
+            <w:pPr>
+              <w:jc w:val="center"/>
+            </w:pPr>
+            <w:r/>
+            <w:r>
+              <w:rPr>
+                <w:rFonts w:ascii="Times New Roman" w:hAnsi="Times New Roman" w:eastAsia="宋体"/>
+                <w:b w:val="0"/>
+                <w:sz w:val="21"/>
+              </w:rPr>
+              <w:t>极度失调</w:t>
+            </w:r>
+          </w:p>
+        </w:tc>
+        <w:tc>
+          <w:tcPr>
+            <w:tcW w:type="dxa" w:w="2771"/>
+            <w:vAlign w:val="center"/>
+          </w:tcPr>
+          <w:p>
+            <w:pPr>
+              <w:jc w:val="center"/>
+            </w:pPr>
+            <w:r/>
+            <w:r>
+              <w:rPr>
+                <w:rFonts w:ascii="Times New Roman" w:hAnsi="Times New Roman" w:eastAsia="宋体"/>
+                <w:b w:val="0"/>
+                <w:sz w:val="21"/>
+              </w:rPr>
+              <w:t>生态与振兴严重失衡，亟需干预</w:t>
+            </w:r>
+          </w:p>
+        </w:tc>
+      </w:tr>
+      <w:tr>
+        <w:tc>
+          <w:tcPr>
+            <w:tcW w:type="dxa" w:w="2771"/>
+            <w:vAlign w:val="center"/>
+          </w:tcPr>
+          <w:p>
+            <w:pPr>
+              <w:jc w:val="left"/>
+            </w:pPr>
+            <w:r/>
+            <w:r>
+              <w:rPr>
+                <w:rFonts w:ascii="Times New Roman" w:hAnsi="Times New Roman" w:eastAsia="宋体"/>
+                <w:b w:val="0"/>
+                <w:sz w:val="21"/>
+              </w:rPr>
+              <w:t>0.1—0.2</w:t>
+            </w:r>
+          </w:p>
+        </w:tc>
+        <w:tc>
+          <w:tcPr>
+            <w:tcW w:type="dxa" w:w="2771"/>
+            <w:vAlign w:val="center"/>
+          </w:tcPr>
+          <w:p>
+            <w:pPr>
+              <w:jc w:val="center"/>
+            </w:pPr>
+            <w:r/>
+            <w:r>
+              <w:rPr>
+                <w:rFonts w:ascii="Times New Roman" w:hAnsi="Times New Roman" w:eastAsia="宋体"/>
+                <w:b w:val="0"/>
+                <w:sz w:val="21"/>
+              </w:rPr>
+              <w:t>严重失调</w:t>
+            </w:r>
+          </w:p>
+        </w:tc>
+        <w:tc>
+          <w:tcPr>
+            <w:tcW w:type="dxa" w:w="2771"/>
+            <w:vAlign w:val="center"/>
+          </w:tcPr>
+          <w:p>
+            <w:pPr>
+              <w:jc w:val="center"/>
+            </w:pPr>
+            <w:r/>
+            <w:r>
+              <w:rPr>
+                <w:rFonts w:ascii="Times New Roman" w:hAnsi="Times New Roman" w:eastAsia="宋体"/>
+                <w:b w:val="0"/>
+                <w:sz w:val="21"/>
+              </w:rPr>
+              <w:t>失衡明显</w:t>
+            </w:r>
+          </w:p>
+        </w:tc>
+      </w:tr>
+      <w:tr>
+        <w:tc>
+          <w:tcPr>
+            <w:tcW w:type="dxa" w:w="2771"/>
+            <w:vAlign w:val="center"/>
+          </w:tcPr>
+          <w:p>
+            <w:pPr>
+              <w:jc w:val="left"/>
+            </w:pPr>
+            <w:r/>
+            <w:r>
+              <w:rPr>
+                <w:rFonts w:ascii="Times New Roman" w:hAnsi="Times New Roman" w:eastAsia="宋体"/>
+                <w:b w:val="0"/>
+                <w:sz w:val="21"/>
+              </w:rPr>
+              <w:t>0.2—0.3</w:t>
+            </w:r>
+          </w:p>
+        </w:tc>
+        <w:tc>
+          <w:tcPr>
+            <w:tcW w:type="dxa" w:w="2771"/>
+            <w:vAlign w:val="center"/>
+          </w:tcPr>
+          <w:p>
+            <w:pPr>
+              <w:jc w:val="center"/>
+            </w:pPr>
+            <w:r/>
+            <w:r>
+              <w:rPr>
+                <w:rFonts w:ascii="Times New Roman" w:hAnsi="Times New Roman" w:eastAsia="宋体"/>
+                <w:b w:val="0"/>
+                <w:sz w:val="21"/>
+              </w:rPr>
+              <w:t>中度失调</w:t>
+            </w:r>
+          </w:p>
+        </w:tc>
+        <w:tc>
+          <w:tcPr>
+            <w:tcW w:type="dxa" w:w="2771"/>
+            <w:vAlign w:val="center"/>
+          </w:tcPr>
+          <w:p>
+            <w:pPr>
+              <w:jc w:val="center"/>
+            </w:pPr>
+            <w:r/>
+            <w:r>
+              <w:rPr>
+                <w:rFonts w:ascii="Times New Roman" w:hAnsi="Times New Roman" w:eastAsia="宋体"/>
+                <w:b w:val="0"/>
+                <w:sz w:val="21"/>
+              </w:rPr>
+              <w:t>失衡，需重点改进</w:t>
+            </w:r>
+          </w:p>
+        </w:tc>
+      </w:tr>
+      <w:tr>
+        <w:tc>
+          <w:tcPr>
+            <w:tcW w:type="dxa" w:w="2771"/>
+            <w:vAlign w:val="center"/>
+          </w:tcPr>
+          <w:p>
+            <w:pPr>
+              <w:jc w:val="left"/>
+            </w:pPr>
+            <w:r/>
+            <w:r>
+              <w:rPr>
+                <w:rFonts w:ascii="Times New Roman" w:hAnsi="Times New Roman" w:eastAsia="宋体"/>
+                <w:b w:val="0"/>
+                <w:sz w:val="21"/>
+              </w:rPr>
+              <w:t>0.3—0.4</w:t>
+            </w:r>
+          </w:p>
+        </w:tc>
+        <w:tc>
+          <w:tcPr>
+            <w:tcW w:type="dxa" w:w="2771"/>
+            <w:vAlign w:val="center"/>
+          </w:tcPr>
+          <w:p>
+            <w:pPr>
+              <w:jc w:val="center"/>
+            </w:pPr>
+            <w:r/>
+            <w:r>
+              <w:rPr>
+                <w:rFonts w:ascii="Times New Roman" w:hAnsi="Times New Roman" w:eastAsia="宋体"/>
+                <w:b w:val="0"/>
+                <w:sz w:val="21"/>
+              </w:rPr>
+              <w:t>轻度失调</w:t>
+            </w:r>
+          </w:p>
+        </w:tc>
+        <w:tc>
+          <w:tcPr>
+            <w:tcW w:type="dxa" w:w="2771"/>
+            <w:vAlign w:val="center"/>
+          </w:tcPr>
+          <w:p>
+            <w:pPr>
+              <w:jc w:val="center"/>
+            </w:pPr>
+            <w:r/>
+            <w:r>
+              <w:rPr>
+                <w:rFonts w:ascii="Times New Roman" w:hAnsi="Times New Roman" w:eastAsia="宋体"/>
+                <w:b w:val="0"/>
+                <w:sz w:val="21"/>
+              </w:rPr>
+              <w:t>轻度失衡</w:t>
+            </w:r>
+          </w:p>
+        </w:tc>
+      </w:tr>
+      <w:tr>
+        <w:tc>
+          <w:tcPr>
+            <w:tcW w:type="dxa" w:w="2771"/>
+            <w:vAlign w:val="center"/>
+          </w:tcPr>
+          <w:p>
+            <w:pPr>
+              <w:jc w:val="left"/>
+            </w:pPr>
+            <w:r/>
+            <w:r>
+              <w:rPr>
+                <w:rFonts w:ascii="Times New Roman" w:hAnsi="Times New Roman" w:eastAsia="宋体"/>
+                <w:b w:val="0"/>
+                <w:sz w:val="21"/>
+              </w:rPr>
+              <w:t>0.4—0.5</w:t>
+            </w:r>
+          </w:p>
+        </w:tc>
+        <w:tc>
+          <w:tcPr>
+            <w:tcW w:type="dxa" w:w="2771"/>
+            <w:vAlign w:val="center"/>
+          </w:tcPr>
+          <w:p>
+            <w:pPr>
+              <w:jc w:val="center"/>
+            </w:pPr>
+            <w:r/>
+            <w:r>
+              <w:rPr>
+                <w:rFonts w:ascii="Times New Roman" w:hAnsi="Times New Roman" w:eastAsia="宋体"/>
+                <w:b w:val="0"/>
+                <w:sz w:val="21"/>
+              </w:rPr>
+              <w:t>濒临失调</w:t>
+            </w:r>
+          </w:p>
+        </w:tc>
+        <w:tc>
+          <w:tcPr>
+            <w:tcW w:type="dxa" w:w="2771"/>
+            <w:vAlign w:val="center"/>
+          </w:tcPr>
+          <w:p>
+            <w:pPr>
+              <w:jc w:val="center"/>
+            </w:pPr>
+            <w:r/>
+            <w:r>
+              <w:rPr>
+                <w:rFonts w:ascii="Times New Roman" w:hAnsi="Times New Roman" w:eastAsia="宋体"/>
+                <w:b w:val="0"/>
+                <w:sz w:val="21"/>
+              </w:rPr>
+              <w:t>接近失调边缘</w:t>
+            </w:r>
+          </w:p>
+        </w:tc>
+      </w:tr>
+      <w:tr>
+        <w:tc>
+          <w:tcPr>
+            <w:tcW w:type="dxa" w:w="2771"/>
+            <w:vAlign w:val="center"/>
+          </w:tcPr>
+          <w:p>
+            <w:pPr>
+              <w:jc w:val="left"/>
+            </w:pPr>
+            <w:r/>
+            <w:r>
+              <w:rPr>
+                <w:rFonts w:ascii="Times New Roman" w:hAnsi="Times New Roman" w:eastAsia="宋体"/>
+                <w:b w:val="0"/>
+                <w:sz w:val="21"/>
+              </w:rPr>
+              <w:t>0.5—0.6</w:t>
+            </w:r>
+          </w:p>
+        </w:tc>
+        <w:tc>
+          <w:tcPr>
+            <w:tcW w:type="dxa" w:w="2771"/>
+            <w:vAlign w:val="center"/>
+          </w:tcPr>
+          <w:p>
+            <w:pPr>
+              <w:jc w:val="center"/>
+            </w:pPr>
+            <w:r/>
+            <w:r>
+              <w:rPr>
+                <w:rFonts w:ascii="Times New Roman" w:hAnsi="Times New Roman" w:eastAsia="宋体"/>
+                <w:b w:val="0"/>
+                <w:sz w:val="21"/>
+              </w:rPr>
+              <w:t>勉强协调</w:t>
+            </w:r>
+          </w:p>
+        </w:tc>
+        <w:tc>
+          <w:tcPr>
+            <w:tcW w:type="dxa" w:w="2771"/>
+            <w:vAlign w:val="center"/>
+          </w:tcPr>
+          <w:p>
+            <w:pPr>
+              <w:jc w:val="center"/>
+            </w:pPr>
+            <w:r/>
+            <w:r>
+              <w:rPr>
+                <w:rFonts w:ascii="Times New Roman" w:hAnsi="Times New Roman" w:eastAsia="宋体"/>
+                <w:b w:val="0"/>
+                <w:sz w:val="21"/>
+              </w:rPr>
+              <w:t>初步协调，基础薄弱</w:t>
+            </w:r>
+          </w:p>
+        </w:tc>
+      </w:tr>
+      <w:tr>
+        <w:tc>
+          <w:tcPr>
+            <w:tcW w:type="dxa" w:w="2771"/>
+            <w:vAlign w:val="center"/>
+          </w:tcPr>
+          <w:p>
+            <w:pPr>
+              <w:jc w:val="left"/>
+            </w:pPr>
+            <w:r/>
+            <w:r>
+              <w:rPr>
+                <w:rFonts w:ascii="Times New Roman" w:hAnsi="Times New Roman" w:eastAsia="宋体"/>
+                <w:b w:val="0"/>
+                <w:sz w:val="21"/>
+              </w:rPr>
+              <w:t>0.6—0.7</w:t>
+            </w:r>
+          </w:p>
+        </w:tc>
+        <w:tc>
+          <w:tcPr>
+            <w:tcW w:type="dxa" w:w="2771"/>
+            <w:vAlign w:val="center"/>
+          </w:tcPr>
+          <w:p>
+            <w:pPr>
+              <w:jc w:val="center"/>
+            </w:pPr>
+            <w:r/>
+            <w:r>
+              <w:rPr>
+                <w:rFonts w:ascii="Times New Roman" w:hAnsi="Times New Roman" w:eastAsia="宋体"/>
+                <w:b w:val="0"/>
+                <w:sz w:val="21"/>
+              </w:rPr>
+              <w:t>初级协调</w:t>
+            </w:r>
+          </w:p>
+        </w:tc>
+        <w:tc>
+          <w:tcPr>
+            <w:tcW w:type="dxa" w:w="2771"/>
+            <w:vAlign w:val="center"/>
+          </w:tcPr>
+          <w:p>
+            <w:pPr>
+              <w:jc w:val="center"/>
+            </w:pPr>
+            <w:r/>
+            <w:r>
+              <w:rPr>
+                <w:rFonts w:ascii="Times New Roman" w:hAnsi="Times New Roman" w:eastAsia="宋体"/>
+                <w:b w:val="0"/>
+                <w:sz w:val="21"/>
+              </w:rPr>
+              <w:t>协调水平较低</w:t>
+            </w:r>
+          </w:p>
+        </w:tc>
+      </w:tr>
+      <w:tr>
+        <w:tc>
+          <w:tcPr>
+            <w:tcW w:type="dxa" w:w="2771"/>
+            <w:vAlign w:val="center"/>
+          </w:tcPr>
+          <w:p>
+            <w:pPr>
+              <w:jc w:val="left"/>
+            </w:pPr>
+            <w:r/>
+            <w:r>
+              <w:rPr>
+                <w:rFonts w:ascii="Times New Roman" w:hAnsi="Times New Roman" w:eastAsia="宋体"/>
+                <w:b w:val="0"/>
+                <w:sz w:val="21"/>
+              </w:rPr>
+              <w:t>0.7—0.8</w:t>
+            </w:r>
+          </w:p>
+        </w:tc>
+        <w:tc>
+          <w:tcPr>
+            <w:tcW w:type="dxa" w:w="2771"/>
+            <w:vAlign w:val="center"/>
+          </w:tcPr>
+          <w:p>
+            <w:pPr>
+              <w:jc w:val="center"/>
+            </w:pPr>
+            <w:r/>
+            <w:r>
+              <w:rPr>
+                <w:rFonts w:ascii="Times New Roman" w:hAnsi="Times New Roman" w:eastAsia="宋体"/>
+                <w:b w:val="0"/>
+                <w:sz w:val="21"/>
+              </w:rPr>
+              <w:t>中级协调</w:t>
+            </w:r>
+          </w:p>
+        </w:tc>
+        <w:tc>
+          <w:tcPr>
+            <w:tcW w:type="dxa" w:w="2771"/>
+            <w:vAlign w:val="center"/>
+          </w:tcPr>
+          <w:p>
+            <w:pPr>
+              <w:jc w:val="center"/>
+            </w:pPr>
+            <w:r/>
+            <w:r>
+              <w:rPr>
+                <w:rFonts w:ascii="Times New Roman" w:hAnsi="Times New Roman" w:eastAsia="宋体"/>
+                <w:b w:val="0"/>
+                <w:sz w:val="21"/>
+              </w:rPr>
+              <w:t>协调水平中等</w:t>
+            </w:r>
+          </w:p>
+        </w:tc>
+      </w:tr>
+      <w:tr>
+        <w:tc>
+          <w:tcPr>
+            <w:tcW w:type="dxa" w:w="2771"/>
+            <w:vAlign w:val="center"/>
+          </w:tcPr>
+          <w:p>
+            <w:pPr>
+              <w:jc w:val="left"/>
+            </w:pPr>
+            <w:r/>
+            <w:r>
+              <w:rPr>
+                <w:rFonts w:ascii="Times New Roman" w:hAnsi="Times New Roman" w:eastAsia="宋体"/>
+                <w:b w:val="0"/>
+                <w:sz w:val="21"/>
+              </w:rPr>
+              <w:t>0.8—0.9</w:t>
+            </w:r>
+          </w:p>
+        </w:tc>
+        <w:tc>
+          <w:tcPr>
+            <w:tcW w:type="dxa" w:w="2771"/>
+            <w:vAlign w:val="center"/>
+          </w:tcPr>
+          <w:p>
+            <w:pPr>
+              <w:jc w:val="center"/>
+            </w:pPr>
+            <w:r/>
+            <w:r>
+              <w:rPr>
+                <w:rFonts w:ascii="Times New Roman" w:hAnsi="Times New Roman" w:eastAsia="宋体"/>
+                <w:b w:val="0"/>
+                <w:sz w:val="21"/>
+              </w:rPr>
+              <w:t>良好协调</w:t>
+            </w:r>
+          </w:p>
+        </w:tc>
+        <w:tc>
+          <w:tcPr>
+            <w:tcW w:type="dxa" w:w="2771"/>
+            <w:vAlign w:val="center"/>
+          </w:tcPr>
+          <w:p>
+            <w:pPr>
+              <w:jc w:val="center"/>
+            </w:pPr>
+            <w:r/>
+            <w:r>
+              <w:rPr>
+                <w:rFonts w:ascii="Times New Roman" w:hAnsi="Times New Roman" w:eastAsia="宋体"/>
+                <w:b w:val="0"/>
+                <w:sz w:val="21"/>
+              </w:rPr>
+              <w:t>协调水平较好</w:t>
+            </w:r>
+          </w:p>
+        </w:tc>
+      </w:tr>
+      <w:tr>
+        <w:tc>
+          <w:tcPr>
+            <w:tcW w:type="dxa" w:w="2771"/>
+            <w:vAlign w:val="center"/>
+            <w:tcBorders>
+              <w:bottom w:val="single" w:sz="12" w:color="000000"/>
+            </w:tcBorders>
+          </w:tcPr>
+          <w:p>
+            <w:pPr>
+              <w:jc w:val="left"/>
+            </w:pPr>
+            <w:r/>
+            <w:r>
+              <w:rPr>
+                <w:rFonts w:ascii="Times New Roman" w:hAnsi="Times New Roman" w:eastAsia="宋体"/>
+                <w:b w:val="0"/>
+                <w:sz w:val="21"/>
+              </w:rPr>
+              <w:t>0.9—1.0</w:t>
+            </w:r>
+          </w:p>
+        </w:tc>
+        <w:tc>
+          <w:tcPr>
+            <w:tcW w:type="dxa" w:w="2771"/>
+            <w:vAlign w:val="center"/>
+            <w:tcBorders>
+              <w:bottom w:val="single" w:sz="12" w:color="000000"/>
+            </w:tcBorders>
+          </w:tcPr>
+          <w:p>
+            <w:pPr>
+              <w:jc w:val="center"/>
+            </w:pPr>
+            <w:r/>
+            <w:r>
+              <w:rPr>
+                <w:rFonts w:ascii="Times New Roman" w:hAnsi="Times New Roman" w:eastAsia="宋体"/>
+                <w:b w:val="0"/>
+                <w:sz w:val="21"/>
+              </w:rPr>
+              <w:t>优质协调</w:t>
+            </w:r>
+          </w:p>
+        </w:tc>
+        <w:tc>
+          <w:tcPr>
+            <w:tcW w:type="dxa" w:w="2771"/>
+            <w:vAlign w:val="center"/>
+            <w:tcBorders>
+              <w:bottom w:val="single" w:sz="12" w:color="000000"/>
+            </w:tcBorders>
+          </w:tcPr>
+          <w:p>
+            <w:pPr>
+              <w:jc w:val="center"/>
+            </w:pPr>
+            <w:r/>
+            <w:r>
+              <w:rPr>
+                <w:rFonts w:ascii="Times New Roman" w:hAnsi="Times New Roman" w:eastAsia="宋体"/>
+                <w:b w:val="0"/>
+                <w:sz w:val="21"/>
+              </w:rPr>
+              <w:t>高度协同发展</w:t>
+            </w:r>
+          </w:p>
+        </w:tc>
+      </w:tr>
+    </w:tbl>
+    <w:p>
+      <w:r>
+        <w:br w:type="page"/>
+      </w:r>
+    </w:p>
+    <w:p>
+      <w:pPr>
+        <w:spacing w:line="360" w:lineRule="auto" w:before="0" w:after="360"/>
+        <w:jc w:val="center"/>
+        <w:pBdr>
+          <w:bottom w:val="single" w:sz="12" w:space="4" w:color="000000"/>
+        </w:pBdr>
+      </w:pPr>
+      <w:r>
+        <w:rPr>
+          <w:rFonts w:ascii="Times New Roman" w:hAnsi="Times New Roman" w:eastAsia="黑体"/>
+          <w:b/>
+          <w:sz w:val="36"/>
+        </w:rPr>
+        <w:t>第六章 接口与启动</w:t>
+      </w:r>
+    </w:p>
+    <w:p>
+      <w:pPr>
+        <w:spacing w:line="360" w:lineRule="auto" w:before="240" w:after="120"/>
+        <w:jc w:val="left"/>
+      </w:pPr>
+      <w:r>
+        <w:rPr>
+          <w:rFonts w:ascii="Times New Roman" w:hAnsi="Times New Roman" w:eastAsia="黑体"/>
+          <w:b/>
+          <w:sz w:val="28"/>
+        </w:rPr>
+        <w:t>6.1 后台接口一览</w:t>
+      </w:r>
+    </w:p>
+    <w:p>
+      <w:pPr>
+        <w:spacing w:line="360" w:lineRule="auto" w:before="0" w:after="0"/>
+        <w:ind w:firstLine="480"/>
+        <w:jc w:val="left"/>
+      </w:pPr>
+      <w:r>
+        <w:rPr>
+          <w:rFonts w:ascii="Times New Roman" w:hAnsi="Times New Roman" w:eastAsia="宋体"/>
+          <w:b w:val="0"/>
+          <w:sz w:val="24"/>
+        </w:rPr>
+        <w:t>平台后台提供以下接口供前端调用：</w:t>
+      </w:r>
+    </w:p>
+    <w:p>
+      <w:pPr>
+        <w:spacing w:before="120" w:after="60"/>
+        <w:jc w:val="center"/>
+      </w:pPr>
+      <w:r>
+        <w:rPr>
+          <w:rFonts w:ascii="Times New Roman" w:hAnsi="Times New Roman" w:eastAsia="黑体"/>
+          <w:b/>
+          <w:sz w:val="21"/>
+        </w:rPr>
+        <w:t>表 6-1  主要接口</w:t>
+      </w:r>
+    </w:p>
+    <w:tbl>
+      <w:tblPr>
+        <w:tblW w:type="auto" w:w="0"/>
+        <w:jc w:val="center"/>
+        <w:tblLook w:firstColumn="1" w:firstRow="1" w:lastColumn="0" w:lastRow="0" w:noHBand="0" w:noVBand="1" w:val="04A0"/>
+        <w:tblBorders>
+          <w:top w:val="none"/>
+          <w:left w:val="none"/>
+          <w:bottom w:val="none"/>
+          <w:right w:val="none"/>
+          <w:insideH w:val="none"/>
+          <w:insideV w:val="none"/>
+        </w:tblBorders>
+      </w:tblPr>
+      <w:tblGrid>
+        <w:gridCol w:w="2771"/>
+        <w:gridCol w:w="2771"/>
+        <w:gridCol w:w="2771"/>
+      </w:tblGrid>
+      <w:tr>
+        <w:tc>
+          <w:tcPr>
+            <w:tcW w:type="dxa" w:w="2771"/>
+            <w:vAlign w:val="center"/>
+            <w:tcBorders>
+              <w:top w:val="single" w:sz="12" w:color="000000"/>
+              <w:bottom w:val="single" w:sz="6" w:color="000000"/>
+            </w:tcBorders>
+          </w:tcPr>
+          <w:p>
+            <w:pPr>
+              <w:jc w:val="center"/>
+            </w:pPr>
+            <w:r/>
+            <w:r>
+              <w:rPr>
+                <w:rFonts w:ascii="Times New Roman" w:hAnsi="Times New Roman" w:eastAsia="黑体"/>
+                <w:b/>
+                <w:sz w:val="21"/>
+              </w:rPr>
+              <w:t>接口</w:t>
             </w:r>
           </w:p>
         </w:tc>
@@ -5579,7 +5647,193 @@
                 <w:b/>
                 <w:sz w:val="21"/>
               </w:rPr>
-              <w:t>说明</w:t>
+              <w:t>功能</w:t>
+            </w:r>
+          </w:p>
+        </w:tc>
+      </w:tr>
+      <w:tr>
+        <w:tc>
+          <w:tcPr>
+            <w:tcW w:type="dxa" w:w="2771"/>
+            <w:vAlign w:val="center"/>
+          </w:tcPr>
+          <w:p>
+            <w:pPr>
+              <w:jc w:val="left"/>
+            </w:pPr>
+            <w:r/>
+            <w:r>
+              <w:rPr>
+                <w:rFonts w:ascii="Times New Roman" w:hAnsi="Times New Roman" w:eastAsia="宋体"/>
+                <w:b w:val="0"/>
+                <w:sz w:val="21"/>
+              </w:rPr>
+              <w:t>/auth/register</w:t>
+            </w:r>
+          </w:p>
+        </w:tc>
+        <w:tc>
+          <w:tcPr>
+            <w:tcW w:type="dxa" w:w="2771"/>
+            <w:vAlign w:val="center"/>
+          </w:tcPr>
+          <w:p>
+            <w:pPr>
+              <w:jc w:val="center"/>
+            </w:pPr>
+            <w:r/>
+            <w:r>
+              <w:rPr>
+                <w:rFonts w:ascii="Times New Roman" w:hAnsi="Times New Roman" w:eastAsia="宋体"/>
+                <w:b w:val="0"/>
+                <w:sz w:val="21"/>
+              </w:rPr>
+              <w:t>POST</w:t>
+            </w:r>
+          </w:p>
+        </w:tc>
+        <w:tc>
+          <w:tcPr>
+            <w:tcW w:type="dxa" w:w="2771"/>
+            <w:vAlign w:val="center"/>
+          </w:tcPr>
+          <w:p>
+            <w:pPr>
+              <w:jc w:val="center"/>
+            </w:pPr>
+            <w:r/>
+            <w:r>
+              <w:rPr>
+                <w:rFonts w:ascii="Times New Roman" w:hAnsi="Times New Roman" w:eastAsia="宋体"/>
+                <w:b w:val="0"/>
+                <w:sz w:val="21"/>
+              </w:rPr>
+              <w:t>用户注册</w:t>
+            </w:r>
+          </w:p>
+        </w:tc>
+      </w:tr>
+      <w:tr>
+        <w:tc>
+          <w:tcPr>
+            <w:tcW w:type="dxa" w:w="2771"/>
+            <w:vAlign w:val="center"/>
+          </w:tcPr>
+          <w:p>
+            <w:pPr>
+              <w:jc w:val="left"/>
+            </w:pPr>
+            <w:r/>
+            <w:r>
+              <w:rPr>
+                <w:rFonts w:ascii="Times New Roman" w:hAnsi="Times New Roman" w:eastAsia="宋体"/>
+                <w:b w:val="0"/>
+                <w:sz w:val="21"/>
+              </w:rPr>
+              <w:t>/auth/login</w:t>
+            </w:r>
+          </w:p>
+        </w:tc>
+        <w:tc>
+          <w:tcPr>
+            <w:tcW w:type="dxa" w:w="2771"/>
+            <w:vAlign w:val="center"/>
+          </w:tcPr>
+          <w:p>
+            <w:pPr>
+              <w:jc w:val="center"/>
+            </w:pPr>
+            <w:r/>
+            <w:r>
+              <w:rPr>
+                <w:rFonts w:ascii="Times New Roman" w:hAnsi="Times New Roman" w:eastAsia="宋体"/>
+                <w:b w:val="0"/>
+                <w:sz w:val="21"/>
+              </w:rPr>
+              <w:t>POST</w:t>
+            </w:r>
+          </w:p>
+        </w:tc>
+        <w:tc>
+          <w:tcPr>
+            <w:tcW w:type="dxa" w:w="2771"/>
+            <w:vAlign w:val="center"/>
+          </w:tcPr>
+          <w:p>
+            <w:pPr>
+              <w:jc w:val="center"/>
+            </w:pPr>
+            <w:r/>
+            <w:r>
+              <w:rPr>
+                <w:rFonts w:ascii="Times New Roman" w:hAnsi="Times New Roman" w:eastAsia="宋体"/>
+                <w:b w:val="0"/>
+                <w:sz w:val="21"/>
+              </w:rPr>
+              <w:t>用户登录</w:t>
+            </w:r>
+          </w:p>
+        </w:tc>
+      </w:tr>
+      <w:tr>
+        <w:tc>
+          <w:tcPr>
+            <w:tcW w:type="dxa" w:w="2771"/>
+            <w:vAlign w:val="center"/>
+          </w:tcPr>
+          <w:p>
+            <w:pPr>
+              <w:jc w:val="left"/>
+            </w:pPr>
+            <w:r/>
+            <w:r>
+              <w:rPr>
+                <w:rFonts w:ascii="Times New Roman" w:hAnsi="Times New Roman" w:eastAsia="宋体"/>
+                <w:b w:val="0"/>
+                <w:sz w:val="21"/>
+              </w:rPr>
+              <w:t>/auth/me</w:t>
+            </w:r>
+          </w:p>
+        </w:tc>
+        <w:tc>
+          <w:tcPr>
+            <w:tcW w:type="dxa" w:w="2771"/>
+            <w:vAlign w:val="center"/>
+          </w:tcPr>
+          <w:p>
+            <w:pPr>
+              <w:jc w:val="center"/>
+            </w:pPr>
+            <w:r/>
+            <w:r>
+              <w:rPr>
+                <w:rFonts w:ascii="Times New Roman" w:hAnsi="Times New Roman" w:eastAsia="宋体"/>
+                <w:b w:val="0"/>
+                <w:sz w:val="21"/>
+              </w:rPr>
+              <w:t>GET</w:t>
+            </w:r>
+          </w:p>
+        </w:tc>
+        <w:tc>
+          <w:tcPr>
+            <w:tcW w:type="dxa" w:w="2771"/>
+            <w:vAlign w:val="center"/>
+          </w:tcPr>
+          <w:p>
+            <w:pPr>
+              <w:jc w:val="center"/>
+            </w:pPr>
+            <w:r/>
+            <w:r>
+              <w:rPr>
+                <w:rFonts w:ascii="Times New Roman" w:hAnsi="Times New Roman" w:eastAsia="宋体"/>
+                <w:b w:val="0"/>
+                <w:sz w:val="21"/>
+              </w:rPr>
+              <w:t>查看当前用户</w:t>
             </w:r>
           </w:p>
         </w:tc>
@@ -5641,262 +5895,7 @@
                 <w:b w:val="0"/>
                 <w:sz w:val="21"/>
               </w:rPr>
-              <w:t>政策列表（支持分页/筛选）</w:t>
-            </w:r>
-          </w:p>
-        </w:tc>
-      </w:tr>
-      <w:tr>
-        <w:tc>
-          <w:tcPr>
-            <w:tcW w:type="dxa" w:w="2771"/>
-            <w:vAlign w:val="center"/>
-            <w:tcBorders>
-              <w:bottom w:val="single" w:sz="12" w:color="000000"/>
-            </w:tcBorders>
-          </w:tcPr>
-          <w:p>
-            <w:pPr>
-              <w:jc w:val="left"/>
-            </w:pPr>
-            <w:r/>
-            <w:r>
-              <w:rPr>
-                <w:rFonts w:ascii="Times New Roman" w:hAnsi="Times New Roman" w:eastAsia="宋体"/>
-                <w:b w:val="0"/>
-                <w:sz w:val="21"/>
-              </w:rPr>
-              <w:t>/policy/{id}</w:t>
-            </w:r>
-          </w:p>
-        </w:tc>
-        <w:tc>
-          <w:tcPr>
-            <w:tcW w:type="dxa" w:w="2771"/>
-            <w:vAlign w:val="center"/>
-            <w:tcBorders>
-              <w:bottom w:val="single" w:sz="12" w:color="000000"/>
-            </w:tcBorders>
-          </w:tcPr>
-          <w:p>
-            <w:pPr>
-              <w:jc w:val="center"/>
-            </w:pPr>
-            <w:r/>
-            <w:r>
-              <w:rPr>
-                <w:rFonts w:ascii="Times New Roman" w:hAnsi="Times New Roman" w:eastAsia="宋体"/>
-                <w:b w:val="0"/>
-                <w:sz w:val="21"/>
-              </w:rPr>
-              <w:t>GET</w:t>
-            </w:r>
-          </w:p>
-        </w:tc>
-        <w:tc>
-          <w:tcPr>
-            <w:tcW w:type="dxa" w:w="2771"/>
-            <w:vAlign w:val="center"/>
-            <w:tcBorders>
-              <w:bottom w:val="single" w:sz="12" w:color="000000"/>
-            </w:tcBorders>
-          </w:tcPr>
-          <w:p>
-            <w:pPr>
-              <w:jc w:val="center"/>
-            </w:pPr>
-            <w:r/>
-            <w:r>
-              <w:rPr>
-                <w:rFonts w:ascii="Times New Roman" w:hAnsi="Times New Roman" w:eastAsia="宋体"/>
-                <w:b w:val="0"/>
-                <w:sz w:val="21"/>
-              </w:rPr>
-              <w:t>政策详情</w:t>
-            </w:r>
-          </w:p>
-        </w:tc>
-      </w:tr>
-    </w:tbl>
-    <w:p>
-      <w:pPr>
-        <w:spacing w:line="360" w:lineRule="auto" w:before="240" w:after="120"/>
-        <w:jc w:val="left"/>
-      </w:pPr>
-      <w:r>
-        <w:rPr>
-          <w:rFonts w:ascii="Times New Roman" w:hAnsi="Times New Roman" w:eastAsia="黑体"/>
-          <w:b/>
-          <w:sz w:val="28"/>
-        </w:rPr>
-        <w:t>6.3 智能分析</w:t>
-      </w:r>
-    </w:p>
-    <w:p>
-      <w:pPr>
-        <w:spacing w:before="120" w:after="60"/>
-        <w:jc w:val="center"/>
-      </w:pPr>
-      <w:r>
-        <w:rPr>
-          <w:rFonts w:ascii="Times New Roman" w:hAnsi="Times New Roman" w:eastAsia="黑体"/>
-          <w:b/>
-          <w:sz w:val="21"/>
-        </w:rPr>
-        <w:t>表 6-3  分析接口</w:t>
-      </w:r>
-    </w:p>
-    <w:tbl>
-      <w:tblPr>
-        <w:tblW w:type="auto" w:w="0"/>
-        <w:jc w:val="center"/>
-        <w:tblLook w:firstColumn="1" w:firstRow="1" w:lastColumn="0" w:lastRow="0" w:noHBand="0" w:noVBand="1" w:val="04A0"/>
-        <w:tblBorders>
-          <w:top w:val="none"/>
-          <w:left w:val="none"/>
-          <w:bottom w:val="none"/>
-          <w:right w:val="none"/>
-          <w:insideH w:val="none"/>
-          <w:insideV w:val="none"/>
-        </w:tblBorders>
-      </w:tblPr>
-      <w:tblGrid>
-        <w:gridCol w:w="2771"/>
-        <w:gridCol w:w="2771"/>
-        <w:gridCol w:w="2771"/>
-      </w:tblGrid>
-      <w:tr>
-        <w:tc>
-          <w:tcPr>
-            <w:tcW w:type="dxa" w:w="2771"/>
-            <w:vAlign w:val="center"/>
-            <w:tcBorders>
-              <w:top w:val="single" w:sz="12" w:color="000000"/>
-              <w:bottom w:val="single" w:sz="6" w:color="000000"/>
-            </w:tcBorders>
-          </w:tcPr>
-          <w:p>
-            <w:pPr>
-              <w:jc w:val="center"/>
-            </w:pPr>
-            <w:r/>
-            <w:r>
-              <w:rPr>
-                <w:rFonts w:ascii="Times New Roman" w:hAnsi="Times New Roman" w:eastAsia="黑体"/>
-                <w:b/>
-                <w:sz w:val="21"/>
-              </w:rPr>
-              <w:t>端点</w:t>
-            </w:r>
-          </w:p>
-        </w:tc>
-        <w:tc>
-          <w:tcPr>
-            <w:tcW w:type="dxa" w:w="2771"/>
-            <w:vAlign w:val="center"/>
-            <w:tcBorders>
-              <w:top w:val="single" w:sz="12" w:color="000000"/>
-              <w:bottom w:val="single" w:sz="6" w:color="000000"/>
-            </w:tcBorders>
-          </w:tcPr>
-          <w:p>
-            <w:pPr>
-              <w:jc w:val="center"/>
-            </w:pPr>
-            <w:r/>
-            <w:r>
-              <w:rPr>
-                <w:rFonts w:ascii="Times New Roman" w:hAnsi="Times New Roman" w:eastAsia="黑体"/>
-                <w:b/>
-                <w:sz w:val="21"/>
-              </w:rPr>
-              <w:t>方法</w:t>
-            </w:r>
-          </w:p>
-        </w:tc>
-        <w:tc>
-          <w:tcPr>
-            <w:tcW w:type="dxa" w:w="2771"/>
-            <w:vAlign w:val="center"/>
-            <w:tcBorders>
-              <w:top w:val="single" w:sz="12" w:color="000000"/>
-              <w:bottom w:val="single" w:sz="6" w:color="000000"/>
-            </w:tcBorders>
-          </w:tcPr>
-          <w:p>
-            <w:pPr>
-              <w:jc w:val="center"/>
-            </w:pPr>
-            <w:r/>
-            <w:r>
-              <w:rPr>
-                <w:rFonts w:ascii="Times New Roman" w:hAnsi="Times New Roman" w:eastAsia="黑体"/>
-                <w:b/>
-                <w:sz w:val="21"/>
-              </w:rPr>
-              <w:t>说明</w:t>
-            </w:r>
-          </w:p>
-        </w:tc>
-      </w:tr>
-      <w:tr>
-        <w:tc>
-          <w:tcPr>
-            <w:tcW w:type="dxa" w:w="2771"/>
-            <w:vAlign w:val="center"/>
-          </w:tcPr>
-          <w:p>
-            <w:pPr>
-              <w:jc w:val="left"/>
-            </w:pPr>
-            <w:r/>
-            <w:r>
-              <w:rPr>
-                <w:rFonts w:ascii="Times New Roman" w:hAnsi="Times New Roman" w:eastAsia="宋体"/>
-                <w:b w:val="0"/>
-                <w:sz w:val="21"/>
-              </w:rPr>
-              <w:t>/analysis/template</w:t>
-            </w:r>
-          </w:p>
-        </w:tc>
-        <w:tc>
-          <w:tcPr>
-            <w:tcW w:type="dxa" w:w="2771"/>
-            <w:vAlign w:val="center"/>
-          </w:tcPr>
-          <w:p>
-            <w:pPr>
-              <w:jc w:val="center"/>
-            </w:pPr>
-            <w:r/>
-            <w:r>
-              <w:rPr>
-                <w:rFonts w:ascii="Times New Roman" w:hAnsi="Times New Roman" w:eastAsia="宋体"/>
-                <w:b w:val="0"/>
-                <w:sz w:val="21"/>
-              </w:rPr>
-              <w:t>GET</w:t>
-            </w:r>
-          </w:p>
-        </w:tc>
-        <w:tc>
-          <w:tcPr>
-            <w:tcW w:type="dxa" w:w="2771"/>
-            <w:vAlign w:val="center"/>
-          </w:tcPr>
-          <w:p>
-            <w:pPr>
-              <w:jc w:val="center"/>
-            </w:pPr>
-            <w:r/>
-            <w:r>
-              <w:rPr>
-                <w:rFonts w:ascii="Times New Roman" w:hAnsi="Times New Roman" w:eastAsia="宋体"/>
-                <w:b w:val="0"/>
-                <w:sz w:val="21"/>
-              </w:rPr>
-              <w:t>获取指标模板（26 项指标）</w:t>
+              <w:t>政策列表</w:t>
             </w:r>
           </w:p>
         </w:tc>
@@ -5958,131 +5957,7 @@
                 <w:b w:val="0"/>
                 <w:sz w:val="21"/>
               </w:rPr>
-              <w:t>提交评估数据，返回完整评估结果</w:t>
-            </w:r>
-          </w:p>
-        </w:tc>
-      </w:tr>
-      <w:tr>
-        <w:tc>
-          <w:tcPr>
-            <w:tcW w:type="dxa" w:w="2771"/>
-            <w:vAlign w:val="center"/>
-          </w:tcPr>
-          <w:p>
-            <w:pPr>
-              <w:jc w:val="left"/>
-            </w:pPr>
-            <w:r/>
-            <w:r>
-              <w:rPr>
-                <w:rFonts w:ascii="Times New Roman" w:hAnsi="Times New Roman" w:eastAsia="宋体"/>
-                <w:b w:val="0"/>
-                <w:sz w:val="21"/>
-              </w:rPr>
-              <w:t>/analysis/history</w:t>
-            </w:r>
-          </w:p>
-        </w:tc>
-        <w:tc>
-          <w:tcPr>
-            <w:tcW w:type="dxa" w:w="2771"/>
-            <w:vAlign w:val="center"/>
-          </w:tcPr>
-          <w:p>
-            <w:pPr>
-              <w:jc w:val="center"/>
-            </w:pPr>
-            <w:r/>
-            <w:r>
-              <w:rPr>
-                <w:rFonts w:ascii="Times New Roman" w:hAnsi="Times New Roman" w:eastAsia="宋体"/>
-                <w:b w:val="0"/>
-                <w:sz w:val="21"/>
-              </w:rPr>
-              <w:t>GET</w:t>
-            </w:r>
-          </w:p>
-        </w:tc>
-        <w:tc>
-          <w:tcPr>
-            <w:tcW w:type="dxa" w:w="2771"/>
-            <w:vAlign w:val="center"/>
-          </w:tcPr>
-          <w:p>
-            <w:pPr>
-              <w:jc w:val="center"/>
-            </w:pPr>
-            <w:r/>
-            <w:r>
-              <w:rPr>
-                <w:rFonts w:ascii="Times New Roman" w:hAnsi="Times New Roman" w:eastAsia="宋体"/>
-                <w:b w:val="0"/>
-                <w:sz w:val="21"/>
-              </w:rPr>
-              <w:t>获取评估历史记录</w:t>
-            </w:r>
-          </w:p>
-        </w:tc>
-      </w:tr>
-      <w:tr>
-        <w:tc>
-          <w:tcPr>
-            <w:tcW w:type="dxa" w:w="2771"/>
-            <w:vAlign w:val="center"/>
-          </w:tcPr>
-          <w:p>
-            <w:pPr>
-              <w:jc w:val="left"/>
-            </w:pPr>
-            <w:r/>
-            <w:r>
-              <w:rPr>
-                <w:rFonts w:ascii="Times New Roman" w:hAnsi="Times New Roman" w:eastAsia="宋体"/>
-                <w:b w:val="0"/>
-                <w:sz w:val="21"/>
-              </w:rPr>
-              <w:t>/analysis/{id}</w:t>
-            </w:r>
-          </w:p>
-        </w:tc>
-        <w:tc>
-          <w:tcPr>
-            <w:tcW w:type="dxa" w:w="2771"/>
-            <w:vAlign w:val="center"/>
-          </w:tcPr>
-          <w:p>
-            <w:pPr>
-              <w:jc w:val="center"/>
-            </w:pPr>
-            <w:r/>
-            <w:r>
-              <w:rPr>
-                <w:rFonts w:ascii="Times New Roman" w:hAnsi="Times New Roman" w:eastAsia="宋体"/>
-                <w:b w:val="0"/>
-                <w:sz w:val="21"/>
-              </w:rPr>
-              <w:t>GET</w:t>
-            </w:r>
-          </w:p>
-        </w:tc>
-        <w:tc>
-          <w:tcPr>
-            <w:tcW w:type="dxa" w:w="2771"/>
-            <w:vAlign w:val="center"/>
-          </w:tcPr>
-          <w:p>
-            <w:pPr>
-              <w:jc w:val="center"/>
-            </w:pPr>
-            <w:r/>
-            <w:r>
-              <w:rPr>
-                <w:rFonts w:ascii="Times New Roman" w:hAnsi="Times New Roman" w:eastAsia="宋体"/>
-                <w:b w:val="0"/>
-                <w:sz w:val="21"/>
-              </w:rPr>
-              <w:t>获取指定评估详情</w:t>
+              <w:t>提交评估</w:t>
             </w:r>
           </w:p>
         </w:tc>
@@ -6144,262 +6019,7 @@
                 <w:b w:val="0"/>
                 <w:sz w:val="21"/>
               </w:rPr>
-              <w:t>下载 PDF 报告</w:t>
-            </w:r>
-          </w:p>
-        </w:tc>
-      </w:tr>
-      <w:tr>
-        <w:tc>
-          <w:tcPr>
-            <w:tcW w:type="dxa" w:w="2771"/>
-            <w:vAlign w:val="center"/>
-            <w:tcBorders>
-              <w:bottom w:val="single" w:sz="12" w:color="000000"/>
-            </w:tcBorders>
-          </w:tcPr>
-          <w:p>
-            <w:pPr>
-              <w:jc w:val="left"/>
-            </w:pPr>
-            <w:r/>
-            <w:r>
-              <w:rPr>
-                <w:rFonts w:ascii="Times New Roman" w:hAnsi="Times New Roman" w:eastAsia="宋体"/>
-                <w:b w:val="0"/>
-                <w:sz w:val="21"/>
-              </w:rPr>
-              <w:t>/analysis/ccd</w:t>
-            </w:r>
-          </w:p>
-        </w:tc>
-        <w:tc>
-          <w:tcPr>
-            <w:tcW w:type="dxa" w:w="2771"/>
-            <w:vAlign w:val="center"/>
-            <w:tcBorders>
-              <w:bottom w:val="single" w:sz="12" w:color="000000"/>
-            </w:tcBorders>
-          </w:tcPr>
-          <w:p>
-            <w:pPr>
-              <w:jc w:val="center"/>
-            </w:pPr>
-            <w:r/>
-            <w:r>
-              <w:rPr>
-                <w:rFonts w:ascii="Times New Roman" w:hAnsi="Times New Roman" w:eastAsia="宋体"/>
-                <w:b w:val="0"/>
-                <w:sz w:val="21"/>
-              </w:rPr>
-              <w:t>POST</w:t>
-            </w:r>
-          </w:p>
-        </w:tc>
-        <w:tc>
-          <w:tcPr>
-            <w:tcW w:type="dxa" w:w="2771"/>
-            <w:vAlign w:val="center"/>
-            <w:tcBorders>
-              <w:bottom w:val="single" w:sz="12" w:color="000000"/>
-            </w:tcBorders>
-          </w:tcPr>
-          <w:p>
-            <w:pPr>
-              <w:jc w:val="center"/>
-            </w:pPr>
-            <w:r/>
-            <w:r>
-              <w:rPr>
-                <w:rFonts w:ascii="Times New Roman" w:hAnsi="Times New Roman" w:eastAsia="宋体"/>
-                <w:b w:val="0"/>
-                <w:sz w:val="21"/>
-              </w:rPr>
-              <w:t>耦合协调度计算器</w:t>
-            </w:r>
-          </w:p>
-        </w:tc>
-      </w:tr>
-    </w:tbl>
-    <w:p>
-      <w:pPr>
-        <w:spacing w:line="360" w:lineRule="auto" w:before="240" w:after="120"/>
-        <w:jc w:val="left"/>
-      </w:pPr>
-      <w:r>
-        <w:rPr>
-          <w:rFonts w:ascii="Times New Roman" w:hAnsi="Times New Roman" w:eastAsia="黑体"/>
-          <w:b/>
-          <w:sz w:val="28"/>
-        </w:rPr>
-        <w:t>6.4 数据大屏</w:t>
-      </w:r>
-    </w:p>
-    <w:p>
-      <w:pPr>
-        <w:spacing w:before="120" w:after="60"/>
-        <w:jc w:val="center"/>
-      </w:pPr>
-      <w:r>
-        <w:rPr>
-          <w:rFonts w:ascii="Times New Roman" w:hAnsi="Times New Roman" w:eastAsia="黑体"/>
-          <w:b/>
-          <w:sz w:val="21"/>
-        </w:rPr>
-        <w:t>表 6-4  大屏接口</w:t>
-      </w:r>
-    </w:p>
-    <w:tbl>
-      <w:tblPr>
-        <w:tblW w:type="auto" w:w="0"/>
-        <w:jc w:val="center"/>
-        <w:tblLook w:firstColumn="1" w:firstRow="1" w:lastColumn="0" w:lastRow="0" w:noHBand="0" w:noVBand="1" w:val="04A0"/>
-        <w:tblBorders>
-          <w:top w:val="none"/>
-          <w:left w:val="none"/>
-          <w:bottom w:val="none"/>
-          <w:right w:val="none"/>
-          <w:insideH w:val="none"/>
-          <w:insideV w:val="none"/>
-        </w:tblBorders>
-      </w:tblPr>
-      <w:tblGrid>
-        <w:gridCol w:w="2771"/>
-        <w:gridCol w:w="2771"/>
-        <w:gridCol w:w="2771"/>
-      </w:tblGrid>
-      <w:tr>
-        <w:tc>
-          <w:tcPr>
-            <w:tcW w:type="dxa" w:w="2771"/>
-            <w:vAlign w:val="center"/>
-            <w:tcBorders>
-              <w:top w:val="single" w:sz="12" w:color="000000"/>
-              <w:bottom w:val="single" w:sz="6" w:color="000000"/>
-            </w:tcBorders>
-          </w:tcPr>
-          <w:p>
-            <w:pPr>
-              <w:jc w:val="center"/>
-            </w:pPr>
-            <w:r/>
-            <w:r>
-              <w:rPr>
-                <w:rFonts w:ascii="Times New Roman" w:hAnsi="Times New Roman" w:eastAsia="黑体"/>
-                <w:b/>
-                <w:sz w:val="21"/>
-              </w:rPr>
-              <w:t>端点</w:t>
-            </w:r>
-          </w:p>
-        </w:tc>
-        <w:tc>
-          <w:tcPr>
-            <w:tcW w:type="dxa" w:w="2771"/>
-            <w:vAlign w:val="center"/>
-            <w:tcBorders>
-              <w:top w:val="single" w:sz="12" w:color="000000"/>
-              <w:bottom w:val="single" w:sz="6" w:color="000000"/>
-            </w:tcBorders>
-          </w:tcPr>
-          <w:p>
-            <w:pPr>
-              <w:jc w:val="center"/>
-            </w:pPr>
-            <w:r/>
-            <w:r>
-              <w:rPr>
-                <w:rFonts w:ascii="Times New Roman" w:hAnsi="Times New Roman" w:eastAsia="黑体"/>
-                <w:b/>
-                <w:sz w:val="21"/>
-              </w:rPr>
-              <w:t>方法</w:t>
-            </w:r>
-          </w:p>
-        </w:tc>
-        <w:tc>
-          <w:tcPr>
-            <w:tcW w:type="dxa" w:w="2771"/>
-            <w:vAlign w:val="center"/>
-            <w:tcBorders>
-              <w:top w:val="single" w:sz="12" w:color="000000"/>
-              <w:bottom w:val="single" w:sz="6" w:color="000000"/>
-            </w:tcBorders>
-          </w:tcPr>
-          <w:p>
-            <w:pPr>
-              <w:jc w:val="center"/>
-            </w:pPr>
-            <w:r/>
-            <w:r>
-              <w:rPr>
-                <w:rFonts w:ascii="Times New Roman" w:hAnsi="Times New Roman" w:eastAsia="黑体"/>
-                <w:b/>
-                <w:sz w:val="21"/>
-              </w:rPr>
-              <w:t>说明</w:t>
-            </w:r>
-          </w:p>
-        </w:tc>
-      </w:tr>
-      <w:tr>
-        <w:tc>
-          <w:tcPr>
-            <w:tcW w:type="dxa" w:w="2771"/>
-            <w:vAlign w:val="center"/>
-          </w:tcPr>
-          <w:p>
-            <w:pPr>
-              <w:jc w:val="left"/>
-            </w:pPr>
-            <w:r/>
-            <w:r>
-              <w:rPr>
-                <w:rFonts w:ascii="Times New Roman" w:hAnsi="Times New Roman" w:eastAsia="宋体"/>
-                <w:b w:val="0"/>
-                <w:sz w:val="21"/>
-              </w:rPr>
-              <w:t>/dashboard/overview</w:t>
-            </w:r>
-          </w:p>
-        </w:tc>
-        <w:tc>
-          <w:tcPr>
-            <w:tcW w:type="dxa" w:w="2771"/>
-            <w:vAlign w:val="center"/>
-          </w:tcPr>
-          <w:p>
-            <w:pPr>
-              <w:jc w:val="center"/>
-            </w:pPr>
-            <w:r/>
-            <w:r>
-              <w:rPr>
-                <w:rFonts w:ascii="Times New Roman" w:hAnsi="Times New Roman" w:eastAsia="宋体"/>
-                <w:b w:val="0"/>
-                <w:sz w:val="21"/>
-              </w:rPr>
-              <w:t>GET</w:t>
-            </w:r>
-          </w:p>
-        </w:tc>
-        <w:tc>
-          <w:tcPr>
-            <w:tcW w:type="dxa" w:w="2771"/>
-            <w:vAlign w:val="center"/>
-          </w:tcPr>
-          <w:p>
-            <w:pPr>
-              <w:jc w:val="center"/>
-            </w:pPr>
-            <w:r/>
-            <w:r>
-              <w:rPr>
-                <w:rFonts w:ascii="Times New Roman" w:hAnsi="Times New Roman" w:eastAsia="宋体"/>
-                <w:b w:val="0"/>
-                <w:sz w:val="21"/>
-              </w:rPr>
-              <w:t>10 区县 5 年总览数据</w:t>
+              <w:t>下载 PDF</w:t>
             </w:r>
           </w:p>
         </w:tc>
@@ -6461,7 +6081,7 @@
                 <w:b w:val="0"/>
                 <w:sz w:val="21"/>
               </w:rPr>
-              <w:t>按指标横向对比</w:t>
+              <w:t>大屏对比数据</w:t>
             </w:r>
           </w:p>
         </w:tc>
@@ -6483,7 +6103,7 @@
                 <w:b w:val="0"/>
                 <w:sz w:val="21"/>
               </w:rPr>
-              <w:t>/dashboard/weights</w:t>
+              <w:t>/mall/products</w:t>
             </w:r>
           </w:p>
         </w:tc>
@@ -6523,7 +6143,69 @@
                 <w:b w:val="0"/>
                 <w:sz w:val="21"/>
               </w:rPr>
-              <w:t>AHP 权重数据</w:t>
+              <w:t>商品列表</w:t>
+            </w:r>
+          </w:p>
+        </w:tc>
+      </w:tr>
+      <w:tr>
+        <w:tc>
+          <w:tcPr>
+            <w:tcW w:type="dxa" w:w="2771"/>
+            <w:vAlign w:val="center"/>
+          </w:tcPr>
+          <w:p>
+            <w:pPr>
+              <w:jc w:val="left"/>
+            </w:pPr>
+            <w:r/>
+            <w:r>
+              <w:rPr>
+                <w:rFonts w:ascii="Times New Roman" w:hAnsi="Times New Roman" w:eastAsia="宋体"/>
+                <w:b w:val="0"/>
+                <w:sz w:val="21"/>
+              </w:rPr>
+              <w:t>/mall/orders</w:t>
+            </w:r>
+          </w:p>
+        </w:tc>
+        <w:tc>
+          <w:tcPr>
+            <w:tcW w:type="dxa" w:w="2771"/>
+            <w:vAlign w:val="center"/>
+          </w:tcPr>
+          <w:p>
+            <w:pPr>
+              <w:jc w:val="center"/>
+            </w:pPr>
+            <w:r/>
+            <w:r>
+              <w:rPr>
+                <w:rFonts w:ascii="Times New Roman" w:hAnsi="Times New Roman" w:eastAsia="宋体"/>
+                <w:b w:val="0"/>
+                <w:sz w:val="21"/>
+              </w:rPr>
+              <w:t>POST</w:t>
+            </w:r>
+          </w:p>
+        </w:tc>
+        <w:tc>
+          <w:tcPr>
+            <w:tcW w:type="dxa" w:w="2771"/>
+            <w:vAlign w:val="center"/>
+          </w:tcPr>
+          <w:p>
+            <w:pPr>
+              <w:jc w:val="center"/>
+            </w:pPr>
+            <w:r/>
+            <w:r>
+              <w:rPr>
+                <w:rFonts w:ascii="Times New Roman" w:hAnsi="Times New Roman" w:eastAsia="宋体"/>
+                <w:b w:val="0"/>
+                <w:sz w:val="21"/>
+              </w:rPr>
+              <w:t>提交订单</w:t>
             </w:r>
           </w:p>
         </w:tc>
@@ -6548,7 +6230,7 @@
                 <w:b w:val="0"/>
                 <w:sz w:val="21"/>
               </w:rPr>
-              <w:t>/dashboard/cluster</w:t>
+              <w:t>/case/list</w:t>
             </w:r>
           </w:p>
         </w:tc>
@@ -6594,7 +6276,7 @@
                 <w:b w:val="0"/>
                 <w:sz w:val="21"/>
               </w:rPr>
-              <w:t>层次聚类结果</w:t>
+              <w:t>案例列表</w:t>
             </w:r>
           </w:p>
         </w:tc>
@@ -6611,7 +6293,187 @@
           <w:b/>
           <w:sz w:val="28"/>
         </w:rPr>
-        <w:t>6.5 农产品商城</w:t>
+        <w:t>6.2 如何启动平台</w:t>
+      </w:r>
+    </w:p>
+    <w:p>
+      <w:pPr>
+        <w:spacing w:line="360" w:lineRule="auto" w:before="0" w:after="0"/>
+        <w:ind w:firstLine="480"/>
+        <w:jc w:val="left"/>
+      </w:pPr>
+      <w:r>
+        <w:rPr>
+          <w:rFonts w:ascii="Times New Roman" w:hAnsi="Times New Roman" w:eastAsia="宋体"/>
+          <w:b w:val="0"/>
+          <w:sz w:val="24"/>
+        </w:rPr>
+        <w:t>后台启动：</w:t>
+      </w:r>
+    </w:p>
+    <w:p>
+      <w:pPr>
+        <w:spacing w:line="360" w:lineRule="auto" w:before="0" w:after="0"/>
+        <w:jc w:val="left"/>
+      </w:pPr>
+      <w:r>
+        <w:rPr>
+          <w:rFonts w:ascii="Times New Roman" w:hAnsi="Times New Roman" w:eastAsia="宋体"/>
+          <w:b w:val="0"/>
+          <w:sz w:val="24"/>
+        </w:rPr>
+        <w:t>cd backend</w:t>
+      </w:r>
+    </w:p>
+    <w:p>
+      <w:pPr>
+        <w:spacing w:line="360" w:lineRule="auto" w:before="0" w:after="0"/>
+        <w:jc w:val="left"/>
+      </w:pPr>
+      <w:r>
+        <w:rPr>
+          <w:rFonts w:ascii="Times New Roman" w:hAnsi="Times New Roman" w:eastAsia="宋体"/>
+          <w:b w:val="0"/>
+          <w:sz w:val="24"/>
+        </w:rPr>
+        <w:t>pip install -r requirements.txt</w:t>
+      </w:r>
+    </w:p>
+    <w:p>
+      <w:pPr>
+        <w:spacing w:line="360" w:lineRule="auto" w:before="0" w:after="0"/>
+        <w:jc w:val="left"/>
+      </w:pPr>
+      <w:r>
+        <w:rPr>
+          <w:rFonts w:ascii="Times New Roman" w:hAnsi="Times New Roman" w:eastAsia="宋体"/>
+          <w:b w:val="0"/>
+          <w:sz w:val="24"/>
+        </w:rPr>
+        <w:t>python run.py</w:t>
+      </w:r>
+    </w:p>
+    <w:p>
+      <w:pPr>
+        <w:spacing w:line="360" w:lineRule="auto" w:before="0" w:after="0"/>
+        <w:ind w:firstLine="480"/>
+        <w:jc w:val="left"/>
+      </w:pPr>
+      <w:r>
+        <w:rPr>
+          <w:rFonts w:ascii="Times New Roman" w:hAnsi="Times New Roman" w:eastAsia="宋体"/>
+          <w:b w:val="0"/>
+          <w:sz w:val="24"/>
+        </w:rPr>
+        <w:t>地址：http://localhost:8000</w:t>
+      </w:r>
+    </w:p>
+    <w:p>
+      <w:pPr>
+        <w:spacing w:line="360" w:lineRule="auto" w:before="0" w:after="0"/>
+        <w:ind w:firstLine="480"/>
+        <w:jc w:val="left"/>
+      </w:pPr>
+      <w:r>
+        <w:rPr>
+          <w:rFonts w:ascii="Times New Roman" w:hAnsi="Times New Roman" w:eastAsia="宋体"/>
+          <w:b w:val="0"/>
+          <w:sz w:val="24"/>
+        </w:rPr>
+        <w:t>前台启动：</w:t>
+      </w:r>
+    </w:p>
+    <w:p>
+      <w:pPr>
+        <w:spacing w:line="360" w:lineRule="auto" w:before="0" w:after="0"/>
+        <w:jc w:val="left"/>
+      </w:pPr>
+      <w:r>
+        <w:rPr>
+          <w:rFonts w:ascii="Times New Roman" w:hAnsi="Times New Roman" w:eastAsia="宋体"/>
+          <w:b w:val="0"/>
+          <w:sz w:val="24"/>
+        </w:rPr>
+        <w:t>cd frontend</w:t>
+      </w:r>
+    </w:p>
+    <w:p>
+      <w:pPr>
+        <w:spacing w:line="360" w:lineRule="auto" w:before="0" w:after="0"/>
+        <w:jc w:val="left"/>
+      </w:pPr>
+      <w:r>
+        <w:rPr>
+          <w:rFonts w:ascii="Times New Roman" w:hAnsi="Times New Roman" w:eastAsia="宋体"/>
+          <w:b w:val="0"/>
+          <w:sz w:val="24"/>
+        </w:rPr>
+        <w:t>npm install</w:t>
+      </w:r>
+    </w:p>
+    <w:p>
+      <w:pPr>
+        <w:spacing w:line="360" w:lineRule="auto" w:before="0" w:after="0"/>
+        <w:jc w:val="left"/>
+      </w:pPr>
+      <w:r>
+        <w:rPr>
+          <w:rFonts w:ascii="Times New Roman" w:hAnsi="Times New Roman" w:eastAsia="宋体"/>
+          <w:b w:val="0"/>
+          <w:sz w:val="24"/>
+        </w:rPr>
+        <w:t>npm run dev</w:t>
+      </w:r>
+    </w:p>
+    <w:p>
+      <w:pPr>
+        <w:spacing w:line="360" w:lineRule="auto" w:before="0" w:after="0"/>
+        <w:ind w:firstLine="480"/>
+        <w:jc w:val="left"/>
+      </w:pPr>
+      <w:r>
+        <w:rPr>
+          <w:rFonts w:ascii="Times New Roman" w:hAnsi="Times New Roman" w:eastAsia="宋体"/>
+          <w:b w:val="0"/>
+          <w:sz w:val="24"/>
+        </w:rPr>
+        <w:t>地址：http://localhost:5173</w:t>
+      </w:r>
+    </w:p>
+    <w:p>
+      <w:r>
+        <w:br w:type="page"/>
+      </w:r>
+    </w:p>
+    <w:p>
+      <w:pPr>
+        <w:spacing w:line="360" w:lineRule="auto" w:before="0" w:after="360"/>
+        <w:jc w:val="center"/>
+        <w:pBdr>
+          <w:bottom w:val="single" w:sz="12" w:space="4" w:color="000000"/>
+        </w:pBdr>
+      </w:pPr>
+      <w:r>
+        <w:rPr>
+          <w:rFonts w:ascii="Times New Roman" w:hAnsi="Times New Roman" w:eastAsia="黑体"/>
+          <w:b/>
+          <w:sz w:val="36"/>
+        </w:rPr>
+        <w:t>附录  指标体系</w:t>
+      </w:r>
+    </w:p>
+    <w:p>
+      <w:pPr>
+        <w:spacing w:line="360" w:lineRule="auto" w:before="240" w:after="120"/>
+        <w:jc w:val="left"/>
+      </w:pPr>
+      <w:r>
+        <w:rPr>
+          <w:rFonts w:ascii="Times New Roman" w:hAnsi="Times New Roman" w:eastAsia="黑体"/>
+          <w:b/>
+          <w:sz w:val="28"/>
+        </w:rPr>
+        <w:t>附.1 生态产品价值实现指标（11 项）</w:t>
       </w:r>
     </w:p>
     <w:p>
@@ -6625,7 +6487,7 @@
           <w:b/>
           <w:sz w:val="21"/>
         </w:rPr>
-        <w:t>表 6-5  商城接口</w:t>
+        <w:t>表 附-1  生态产品价值实现指标</w:t>
       </w:r>
     </w:p>
     <w:tbl>
@@ -6669,1971 +6531,7 @@
                 <w:b/>
                 <w:sz w:val="21"/>
               </w:rPr>
-              <w:t>端点</w:t>
-            </w:r>
-          </w:p>
-        </w:tc>
-        <w:tc>
-          <w:tcPr>
-            <w:tcW w:type="dxa" w:w="2078"/>
-            <w:vAlign w:val="center"/>
-            <w:tcBorders>
-              <w:top w:val="single" w:sz="12" w:color="000000"/>
-              <w:bottom w:val="single" w:sz="6" w:color="000000"/>
-            </w:tcBorders>
-          </w:tcPr>
-          <w:p>
-            <w:pPr>
-              <w:jc w:val="center"/>
-            </w:pPr>
-            <w:r/>
-            <w:r>
-              <w:rPr>
-                <w:rFonts w:ascii="Times New Roman" w:hAnsi="Times New Roman" w:eastAsia="黑体"/>
-                <w:b/>
-                <w:sz w:val="21"/>
-              </w:rPr>
-              <w:t>方法</w:t>
-            </w:r>
-          </w:p>
-        </w:tc>
-        <w:tc>
-          <w:tcPr>
-            <w:tcW w:type="dxa" w:w="2078"/>
-            <w:vAlign w:val="center"/>
-            <w:tcBorders>
-              <w:top w:val="single" w:sz="12" w:color="000000"/>
-              <w:bottom w:val="single" w:sz="6" w:color="000000"/>
-            </w:tcBorders>
-          </w:tcPr>
-          <w:p>
-            <w:pPr>
-              <w:jc w:val="center"/>
-            </w:pPr>
-            <w:r/>
-            <w:r>
-              <w:rPr>
-                <w:rFonts w:ascii="Times New Roman" w:hAnsi="Times New Roman" w:eastAsia="黑体"/>
-                <w:b/>
-                <w:sz w:val="21"/>
-              </w:rPr>
-              <w:t>说明</w:t>
-            </w:r>
-          </w:p>
-        </w:tc>
-        <w:tc>
-          <w:tcPr>
-            <w:tcW w:type="dxa" w:w="2078"/>
-            <w:vAlign w:val="center"/>
-            <w:tcBorders>
-              <w:top w:val="single" w:sz="12" w:color="000000"/>
-              <w:bottom w:val="single" w:sz="6" w:color="000000"/>
-            </w:tcBorders>
-          </w:tcPr>
-          <w:p>
-            <w:pPr>
-              <w:jc w:val="center"/>
-            </w:pPr>
-            <w:r/>
-            <w:r>
-              <w:rPr>
-                <w:rFonts w:ascii="Times New Roman" w:hAnsi="Times New Roman" w:eastAsia="黑体"/>
-                <w:b/>
-                <w:sz w:val="21"/>
-              </w:rPr>
-              <w:t>鉴权</w:t>
-            </w:r>
-          </w:p>
-        </w:tc>
-      </w:tr>
-      <w:tr>
-        <w:tc>
-          <w:tcPr>
-            <w:tcW w:type="dxa" w:w="2078"/>
-            <w:vAlign w:val="center"/>
-          </w:tcPr>
-          <w:p>
-            <w:pPr>
-              <w:jc w:val="left"/>
-            </w:pPr>
-            <w:r/>
-            <w:r>
-              <w:rPr>
-                <w:rFonts w:ascii="Times New Roman" w:hAnsi="Times New Roman" w:eastAsia="宋体"/>
-                <w:b w:val="0"/>
-                <w:sz w:val="21"/>
-              </w:rPr>
-              <w:t>/mall/products</w:t>
-            </w:r>
-          </w:p>
-        </w:tc>
-        <w:tc>
-          <w:tcPr>
-            <w:tcW w:type="dxa" w:w="2078"/>
-            <w:vAlign w:val="center"/>
-          </w:tcPr>
-          <w:p>
-            <w:pPr>
-              <w:jc w:val="center"/>
-            </w:pPr>
-            <w:r/>
-            <w:r>
-              <w:rPr>
-                <w:rFonts w:ascii="Times New Roman" w:hAnsi="Times New Roman" w:eastAsia="宋体"/>
-                <w:b w:val="0"/>
-                <w:sz w:val="21"/>
-              </w:rPr>
-              <w:t>GET</w:t>
-            </w:r>
-          </w:p>
-        </w:tc>
-        <w:tc>
-          <w:tcPr>
-            <w:tcW w:type="dxa" w:w="2078"/>
-            <w:vAlign w:val="center"/>
-          </w:tcPr>
-          <w:p>
-            <w:pPr>
-              <w:jc w:val="center"/>
-            </w:pPr>
-            <w:r/>
-            <w:r>
-              <w:rPr>
-                <w:rFonts w:ascii="Times New Roman" w:hAnsi="Times New Roman" w:eastAsia="宋体"/>
-                <w:b w:val="0"/>
-                <w:sz w:val="21"/>
-              </w:rPr>
-              <w:t>商品列表（支持筛选/搜索）</w:t>
-            </w:r>
-          </w:p>
-        </w:tc>
-        <w:tc>
-          <w:tcPr>
-            <w:tcW w:type="dxa" w:w="2078"/>
-            <w:vAlign w:val="center"/>
-          </w:tcPr>
-          <w:p>
-            <w:pPr>
-              <w:jc w:val="center"/>
-            </w:pPr>
-            <w:r/>
-            <w:r>
-              <w:rPr>
-                <w:rFonts w:ascii="Times New Roman" w:hAnsi="Times New Roman" w:eastAsia="宋体"/>
-                <w:b w:val="0"/>
-                <w:sz w:val="21"/>
-              </w:rPr>
-              <w:t>否</w:t>
-            </w:r>
-          </w:p>
-        </w:tc>
-      </w:tr>
-      <w:tr>
-        <w:tc>
-          <w:tcPr>
-            <w:tcW w:type="dxa" w:w="2078"/>
-            <w:vAlign w:val="center"/>
-          </w:tcPr>
-          <w:p>
-            <w:pPr>
-              <w:jc w:val="left"/>
-            </w:pPr>
-            <w:r/>
-            <w:r>
-              <w:rPr>
-                <w:rFonts w:ascii="Times New Roman" w:hAnsi="Times New Roman" w:eastAsia="宋体"/>
-                <w:b w:val="0"/>
-                <w:sz w:val="21"/>
-              </w:rPr>
-              <w:t>/mall/products/{id}</w:t>
-            </w:r>
-          </w:p>
-        </w:tc>
-        <w:tc>
-          <w:tcPr>
-            <w:tcW w:type="dxa" w:w="2078"/>
-            <w:vAlign w:val="center"/>
-          </w:tcPr>
-          <w:p>
-            <w:pPr>
-              <w:jc w:val="center"/>
-            </w:pPr>
-            <w:r/>
-            <w:r>
-              <w:rPr>
-                <w:rFonts w:ascii="Times New Roman" w:hAnsi="Times New Roman" w:eastAsia="宋体"/>
-                <w:b w:val="0"/>
-                <w:sz w:val="21"/>
-              </w:rPr>
-              <w:t>GET</w:t>
-            </w:r>
-          </w:p>
-        </w:tc>
-        <w:tc>
-          <w:tcPr>
-            <w:tcW w:type="dxa" w:w="2078"/>
-            <w:vAlign w:val="center"/>
-          </w:tcPr>
-          <w:p>
-            <w:pPr>
-              <w:jc w:val="center"/>
-            </w:pPr>
-            <w:r/>
-            <w:r>
-              <w:rPr>
-                <w:rFonts w:ascii="Times New Roman" w:hAnsi="Times New Roman" w:eastAsia="宋体"/>
-                <w:b w:val="0"/>
-                <w:sz w:val="21"/>
-              </w:rPr>
-              <w:t>商品详情</w:t>
-            </w:r>
-          </w:p>
-        </w:tc>
-        <w:tc>
-          <w:tcPr>
-            <w:tcW w:type="dxa" w:w="2078"/>
-            <w:vAlign w:val="center"/>
-          </w:tcPr>
-          <w:p>
-            <w:pPr>
-              <w:jc w:val="center"/>
-            </w:pPr>
-            <w:r/>
-            <w:r>
-              <w:rPr>
-                <w:rFonts w:ascii="Times New Roman" w:hAnsi="Times New Roman" w:eastAsia="宋体"/>
-                <w:b w:val="0"/>
-                <w:sz w:val="21"/>
-              </w:rPr>
-              <w:t>否</w:t>
-            </w:r>
-          </w:p>
-        </w:tc>
-      </w:tr>
-      <w:tr>
-        <w:tc>
-          <w:tcPr>
-            <w:tcW w:type="dxa" w:w="2078"/>
-            <w:vAlign w:val="center"/>
-          </w:tcPr>
-          <w:p>
-            <w:pPr>
-              <w:jc w:val="left"/>
-            </w:pPr>
-            <w:r/>
-            <w:r>
-              <w:rPr>
-                <w:rFonts w:ascii="Times New Roman" w:hAnsi="Times New Roman" w:eastAsia="宋体"/>
-                <w:b w:val="0"/>
-                <w:sz w:val="21"/>
-              </w:rPr>
-              <w:t>/mall/products</w:t>
-            </w:r>
-          </w:p>
-        </w:tc>
-        <w:tc>
-          <w:tcPr>
-            <w:tcW w:type="dxa" w:w="2078"/>
-            <w:vAlign w:val="center"/>
-          </w:tcPr>
-          <w:p>
-            <w:pPr>
-              <w:jc w:val="center"/>
-            </w:pPr>
-            <w:r/>
-            <w:r>
-              <w:rPr>
-                <w:rFonts w:ascii="Times New Roman" w:hAnsi="Times New Roman" w:eastAsia="宋体"/>
-                <w:b w:val="0"/>
-                <w:sz w:val="21"/>
-              </w:rPr>
-              <w:t>POST</w:t>
-            </w:r>
-          </w:p>
-        </w:tc>
-        <w:tc>
-          <w:tcPr>
-            <w:tcW w:type="dxa" w:w="2078"/>
-            <w:vAlign w:val="center"/>
-          </w:tcPr>
-          <w:p>
-            <w:pPr>
-              <w:jc w:val="center"/>
-            </w:pPr>
-            <w:r/>
-            <w:r>
-              <w:rPr>
-                <w:rFonts w:ascii="Times New Roman" w:hAnsi="Times New Roman" w:eastAsia="宋体"/>
-                <w:b w:val="0"/>
-                <w:sz w:val="21"/>
-              </w:rPr>
-              <w:t>商家上架商品</w:t>
-            </w:r>
-          </w:p>
-        </w:tc>
-        <w:tc>
-          <w:tcPr>
-            <w:tcW w:type="dxa" w:w="2078"/>
-            <w:vAlign w:val="center"/>
-          </w:tcPr>
-          <w:p>
-            <w:pPr>
-              <w:jc w:val="center"/>
-            </w:pPr>
-            <w:r/>
-            <w:r>
-              <w:rPr>
-                <w:rFonts w:ascii="Times New Roman" w:hAnsi="Times New Roman" w:eastAsia="宋体"/>
-                <w:b w:val="0"/>
-                <w:sz w:val="21"/>
-              </w:rPr>
-              <w:t>是（merchant）</w:t>
-            </w:r>
-          </w:p>
-        </w:tc>
-      </w:tr>
-      <w:tr>
-        <w:tc>
-          <w:tcPr>
-            <w:tcW w:type="dxa" w:w="2078"/>
-            <w:vAlign w:val="center"/>
-          </w:tcPr>
-          <w:p>
-            <w:pPr>
-              <w:jc w:val="left"/>
-            </w:pPr>
-            <w:r/>
-            <w:r>
-              <w:rPr>
-                <w:rFonts w:ascii="Times New Roman" w:hAnsi="Times New Roman" w:eastAsia="宋体"/>
-                <w:b w:val="0"/>
-                <w:sz w:val="21"/>
-              </w:rPr>
-              <w:t>/mall/orders</w:t>
-            </w:r>
-          </w:p>
-        </w:tc>
-        <w:tc>
-          <w:tcPr>
-            <w:tcW w:type="dxa" w:w="2078"/>
-            <w:vAlign w:val="center"/>
-          </w:tcPr>
-          <w:p>
-            <w:pPr>
-              <w:jc w:val="center"/>
-            </w:pPr>
-            <w:r/>
-            <w:r>
-              <w:rPr>
-                <w:rFonts w:ascii="Times New Roman" w:hAnsi="Times New Roman" w:eastAsia="宋体"/>
-                <w:b w:val="0"/>
-                <w:sz w:val="21"/>
-              </w:rPr>
-              <w:t>POST</w:t>
-            </w:r>
-          </w:p>
-        </w:tc>
-        <w:tc>
-          <w:tcPr>
-            <w:tcW w:type="dxa" w:w="2078"/>
-            <w:vAlign w:val="center"/>
-          </w:tcPr>
-          <w:p>
-            <w:pPr>
-              <w:jc w:val="center"/>
-            </w:pPr>
-            <w:r/>
-            <w:r>
-              <w:rPr>
-                <w:rFonts w:ascii="Times New Roman" w:hAnsi="Times New Roman" w:eastAsia="宋体"/>
-                <w:b w:val="0"/>
-                <w:sz w:val="21"/>
-              </w:rPr>
-              <w:t>提交订单</w:t>
-            </w:r>
-          </w:p>
-        </w:tc>
-        <w:tc>
-          <w:tcPr>
-            <w:tcW w:type="dxa" w:w="2078"/>
-            <w:vAlign w:val="center"/>
-          </w:tcPr>
-          <w:p>
-            <w:pPr>
-              <w:jc w:val="center"/>
-            </w:pPr>
-            <w:r/>
-            <w:r>
-              <w:rPr>
-                <w:rFonts w:ascii="Times New Roman" w:hAnsi="Times New Roman" w:eastAsia="宋体"/>
-                <w:b w:val="0"/>
-                <w:sz w:val="21"/>
-              </w:rPr>
-              <w:t>是</w:t>
-            </w:r>
-          </w:p>
-        </w:tc>
-      </w:tr>
-      <w:tr>
-        <w:tc>
-          <w:tcPr>
-            <w:tcW w:type="dxa" w:w="2078"/>
-            <w:vAlign w:val="center"/>
-            <w:tcBorders>
-              <w:bottom w:val="single" w:sz="12" w:color="000000"/>
-            </w:tcBorders>
-          </w:tcPr>
-          <w:p>
-            <w:pPr>
-              <w:jc w:val="left"/>
-            </w:pPr>
-            <w:r/>
-            <w:r>
-              <w:rPr>
-                <w:rFonts w:ascii="Times New Roman" w:hAnsi="Times New Roman" w:eastAsia="宋体"/>
-                <w:b w:val="0"/>
-                <w:sz w:val="21"/>
-              </w:rPr>
-              <w:t>/mall/orders</w:t>
-            </w:r>
-          </w:p>
-        </w:tc>
-        <w:tc>
-          <w:tcPr>
-            <w:tcW w:type="dxa" w:w="2078"/>
-            <w:vAlign w:val="center"/>
-            <w:tcBorders>
-              <w:bottom w:val="single" w:sz="12" w:color="000000"/>
-            </w:tcBorders>
-          </w:tcPr>
-          <w:p>
-            <w:pPr>
-              <w:jc w:val="center"/>
-            </w:pPr>
-            <w:r/>
-            <w:r>
-              <w:rPr>
-                <w:rFonts w:ascii="Times New Roman" w:hAnsi="Times New Roman" w:eastAsia="宋体"/>
-                <w:b w:val="0"/>
-                <w:sz w:val="21"/>
-              </w:rPr>
-              <w:t>GET</w:t>
-            </w:r>
-          </w:p>
-        </w:tc>
-        <w:tc>
-          <w:tcPr>
-            <w:tcW w:type="dxa" w:w="2078"/>
-            <w:vAlign w:val="center"/>
-            <w:tcBorders>
-              <w:bottom w:val="single" w:sz="12" w:color="000000"/>
-            </w:tcBorders>
-          </w:tcPr>
-          <w:p>
-            <w:pPr>
-              <w:jc w:val="center"/>
-            </w:pPr>
-            <w:r/>
-            <w:r>
-              <w:rPr>
-                <w:rFonts w:ascii="Times New Roman" w:hAnsi="Times New Roman" w:eastAsia="宋体"/>
-                <w:b w:val="0"/>
-                <w:sz w:val="21"/>
-              </w:rPr>
-              <w:t>我的订单列表</w:t>
-            </w:r>
-          </w:p>
-        </w:tc>
-        <w:tc>
-          <w:tcPr>
-            <w:tcW w:type="dxa" w:w="2078"/>
-            <w:vAlign w:val="center"/>
-            <w:tcBorders>
-              <w:bottom w:val="single" w:sz="12" w:color="000000"/>
-            </w:tcBorders>
-          </w:tcPr>
-          <w:p>
-            <w:pPr>
-              <w:jc w:val="center"/>
-            </w:pPr>
-            <w:r/>
-            <w:r>
-              <w:rPr>
-                <w:rFonts w:ascii="Times New Roman" w:hAnsi="Times New Roman" w:eastAsia="宋体"/>
-                <w:b w:val="0"/>
-                <w:sz w:val="21"/>
-              </w:rPr>
-              <w:t>是</w:t>
-            </w:r>
-          </w:p>
-        </w:tc>
-      </w:tr>
-    </w:tbl>
-    <w:p>
-      <w:pPr>
-        <w:spacing w:line="360" w:lineRule="auto" w:before="240" w:after="120"/>
-        <w:jc w:val="left"/>
-      </w:pPr>
-      <w:r>
-        <w:rPr>
-          <w:rFonts w:ascii="Times New Roman" w:hAnsi="Times New Roman" w:eastAsia="黑体"/>
-          <w:b/>
-          <w:sz w:val="28"/>
-        </w:rPr>
-        <w:t>6.6 案例中心</w:t>
-      </w:r>
-    </w:p>
-    <w:p>
-      <w:pPr>
-        <w:spacing w:before="120" w:after="60"/>
-        <w:jc w:val="center"/>
-      </w:pPr>
-      <w:r>
-        <w:rPr>
-          <w:rFonts w:ascii="Times New Roman" w:hAnsi="Times New Roman" w:eastAsia="黑体"/>
-          <w:b/>
-          <w:sz w:val="21"/>
-        </w:rPr>
-        <w:t>表 6-6  案例接口</w:t>
-      </w:r>
-    </w:p>
-    <w:tbl>
-      <w:tblPr>
-        <w:tblW w:type="auto" w:w="0"/>
-        <w:jc w:val="center"/>
-        <w:tblLook w:firstColumn="1" w:firstRow="1" w:lastColumn="0" w:lastRow="0" w:noHBand="0" w:noVBand="1" w:val="04A0"/>
-        <w:tblBorders>
-          <w:top w:val="none"/>
-          <w:left w:val="none"/>
-          <w:bottom w:val="none"/>
-          <w:right w:val="none"/>
-          <w:insideH w:val="none"/>
-          <w:insideV w:val="none"/>
-        </w:tblBorders>
-      </w:tblPr>
-      <w:tblGrid>
-        <w:gridCol w:w="2771"/>
-        <w:gridCol w:w="2771"/>
-        <w:gridCol w:w="2771"/>
-      </w:tblGrid>
-      <w:tr>
-        <w:tc>
-          <w:tcPr>
-            <w:tcW w:type="dxa" w:w="2771"/>
-            <w:vAlign w:val="center"/>
-            <w:tcBorders>
-              <w:top w:val="single" w:sz="12" w:color="000000"/>
-              <w:bottom w:val="single" w:sz="6" w:color="000000"/>
-            </w:tcBorders>
-          </w:tcPr>
-          <w:p>
-            <w:pPr>
-              <w:jc w:val="center"/>
-            </w:pPr>
-            <w:r/>
-            <w:r>
-              <w:rPr>
-                <w:rFonts w:ascii="Times New Roman" w:hAnsi="Times New Roman" w:eastAsia="黑体"/>
-                <w:b/>
-                <w:sz w:val="21"/>
-              </w:rPr>
-              <w:t>端点</w:t>
-            </w:r>
-          </w:p>
-        </w:tc>
-        <w:tc>
-          <w:tcPr>
-            <w:tcW w:type="dxa" w:w="2771"/>
-            <w:vAlign w:val="center"/>
-            <w:tcBorders>
-              <w:top w:val="single" w:sz="12" w:color="000000"/>
-              <w:bottom w:val="single" w:sz="6" w:color="000000"/>
-            </w:tcBorders>
-          </w:tcPr>
-          <w:p>
-            <w:pPr>
-              <w:jc w:val="center"/>
-            </w:pPr>
-            <w:r/>
-            <w:r>
-              <w:rPr>
-                <w:rFonts w:ascii="Times New Roman" w:hAnsi="Times New Roman" w:eastAsia="黑体"/>
-                <w:b/>
-                <w:sz w:val="21"/>
-              </w:rPr>
-              <w:t>方法</w:t>
-            </w:r>
-          </w:p>
-        </w:tc>
-        <w:tc>
-          <w:tcPr>
-            <w:tcW w:type="dxa" w:w="2771"/>
-            <w:vAlign w:val="center"/>
-            <w:tcBorders>
-              <w:top w:val="single" w:sz="12" w:color="000000"/>
-              <w:bottom w:val="single" w:sz="6" w:color="000000"/>
-            </w:tcBorders>
-          </w:tcPr>
-          <w:p>
-            <w:pPr>
-              <w:jc w:val="center"/>
-            </w:pPr>
-            <w:r/>
-            <w:r>
-              <w:rPr>
-                <w:rFonts w:ascii="Times New Roman" w:hAnsi="Times New Roman" w:eastAsia="黑体"/>
-                <w:b/>
-                <w:sz w:val="21"/>
-              </w:rPr>
-              <w:t>说明</w:t>
-            </w:r>
-          </w:p>
-        </w:tc>
-      </w:tr>
-      <w:tr>
-        <w:tc>
-          <w:tcPr>
-            <w:tcW w:type="dxa" w:w="2771"/>
-            <w:vAlign w:val="center"/>
-          </w:tcPr>
-          <w:p>
-            <w:pPr>
-              <w:jc w:val="left"/>
-            </w:pPr>
-            <w:r/>
-            <w:r>
-              <w:rPr>
-                <w:rFonts w:ascii="Times New Roman" w:hAnsi="Times New Roman" w:eastAsia="宋体"/>
-                <w:b w:val="0"/>
-                <w:sz w:val="21"/>
-              </w:rPr>
-              <w:t>/case/list</w:t>
-            </w:r>
-          </w:p>
-        </w:tc>
-        <w:tc>
-          <w:tcPr>
-            <w:tcW w:type="dxa" w:w="2771"/>
-            <w:vAlign w:val="center"/>
-          </w:tcPr>
-          <w:p>
-            <w:pPr>
-              <w:jc w:val="center"/>
-            </w:pPr>
-            <w:r/>
-            <w:r>
-              <w:rPr>
-                <w:rFonts w:ascii="Times New Roman" w:hAnsi="Times New Roman" w:eastAsia="宋体"/>
-                <w:b w:val="0"/>
-                <w:sz w:val="21"/>
-              </w:rPr>
-              <w:t>GET</w:t>
-            </w:r>
-          </w:p>
-        </w:tc>
-        <w:tc>
-          <w:tcPr>
-            <w:tcW w:type="dxa" w:w="2771"/>
-            <w:vAlign w:val="center"/>
-          </w:tcPr>
-          <w:p>
-            <w:pPr>
-              <w:jc w:val="center"/>
-            </w:pPr>
-            <w:r/>
-            <w:r>
-              <w:rPr>
-                <w:rFonts w:ascii="Times New Roman" w:hAnsi="Times New Roman" w:eastAsia="宋体"/>
-                <w:b w:val="0"/>
-                <w:sz w:val="21"/>
-              </w:rPr>
-              <w:t>案例列表（支持模式筛选）</w:t>
-            </w:r>
-          </w:p>
-        </w:tc>
-      </w:tr>
-      <w:tr>
-        <w:tc>
-          <w:tcPr>
-            <w:tcW w:type="dxa" w:w="2771"/>
-            <w:vAlign w:val="center"/>
-            <w:tcBorders>
-              <w:bottom w:val="single" w:sz="12" w:color="000000"/>
-            </w:tcBorders>
-          </w:tcPr>
-          <w:p>
-            <w:pPr>
-              <w:jc w:val="left"/>
-            </w:pPr>
-            <w:r/>
-            <w:r>
-              <w:rPr>
-                <w:rFonts w:ascii="Times New Roman" w:hAnsi="Times New Roman" w:eastAsia="宋体"/>
-                <w:b w:val="0"/>
-                <w:sz w:val="21"/>
-              </w:rPr>
-              <w:t>/case/{id}</w:t>
-            </w:r>
-          </w:p>
-        </w:tc>
-        <w:tc>
-          <w:tcPr>
-            <w:tcW w:type="dxa" w:w="2771"/>
-            <w:vAlign w:val="center"/>
-            <w:tcBorders>
-              <w:bottom w:val="single" w:sz="12" w:color="000000"/>
-            </w:tcBorders>
-          </w:tcPr>
-          <w:p>
-            <w:pPr>
-              <w:jc w:val="center"/>
-            </w:pPr>
-            <w:r/>
-            <w:r>
-              <w:rPr>
-                <w:rFonts w:ascii="Times New Roman" w:hAnsi="Times New Roman" w:eastAsia="宋体"/>
-                <w:b w:val="0"/>
-                <w:sz w:val="21"/>
-              </w:rPr>
-              <w:t>GET</w:t>
-            </w:r>
-          </w:p>
-        </w:tc>
-        <w:tc>
-          <w:tcPr>
-            <w:tcW w:type="dxa" w:w="2771"/>
-            <w:vAlign w:val="center"/>
-            <w:tcBorders>
-              <w:bottom w:val="single" w:sz="12" w:color="000000"/>
-            </w:tcBorders>
-          </w:tcPr>
-          <w:p>
-            <w:pPr>
-              <w:jc w:val="center"/>
-            </w:pPr>
-            <w:r/>
-            <w:r>
-              <w:rPr>
-                <w:rFonts w:ascii="Times New Roman" w:hAnsi="Times New Roman" w:eastAsia="宋体"/>
-                <w:b w:val="0"/>
-                <w:sz w:val="21"/>
-              </w:rPr>
-              <w:t>案例详情</w:t>
-            </w:r>
-          </w:p>
-        </w:tc>
-      </w:tr>
-    </w:tbl>
-    <w:p>
-      <w:r>
-        <w:br w:type="page"/>
-      </w:r>
-    </w:p>
-    <w:p>
-      <w:pPr>
-        <w:spacing w:line="360" w:lineRule="auto" w:before="0" w:after="360"/>
-        <w:jc w:val="center"/>
-        <w:pBdr>
-          <w:bottom w:val="single" w:sz="12" w:space="4" w:color="000000"/>
-        </w:pBdr>
-      </w:pPr>
-      <w:r>
-        <w:rPr>
-          <w:rFonts w:ascii="Times New Roman" w:hAnsi="Times New Roman" w:eastAsia="黑体"/>
-          <w:b/>
-          <w:sz w:val="36"/>
-        </w:rPr>
-        <w:t>第七章 技术架构</w:t>
-      </w:r>
-    </w:p>
-    <w:p>
-      <w:pPr>
-        <w:spacing w:line="360" w:lineRule="auto" w:before="0" w:after="0"/>
-        <w:ind w:firstLine="480"/>
-        <w:jc w:val="left"/>
-      </w:pPr>
-      <w:r>
-        <w:rPr>
-          <w:rFonts w:ascii="Times New Roman" w:hAnsi="Times New Roman" w:eastAsia="宋体"/>
-          <w:b w:val="0"/>
-          <w:sz w:val="24"/>
-        </w:rPr>
-        <w:t>平台采用前后端分离架构，整体分为四层：前端展示层、后端服务层、核心算法层与数据存储层。</w:t>
-      </w:r>
-    </w:p>
-    <w:p>
-      <w:pPr>
-        <w:spacing w:line="360" w:lineRule="auto" w:before="240" w:after="120"/>
-        <w:jc w:val="left"/>
-      </w:pPr>
-      <w:r>
-        <w:rPr>
-          <w:rFonts w:ascii="Times New Roman" w:hAnsi="Times New Roman" w:eastAsia="黑体"/>
-          <w:b/>
-          <w:sz w:val="28"/>
-        </w:rPr>
-        <w:t>7.1 技术选型</w:t>
-      </w:r>
-    </w:p>
-    <w:p>
-      <w:pPr>
-        <w:spacing w:before="120" w:after="60"/>
-        <w:jc w:val="center"/>
-      </w:pPr>
-      <w:r>
-        <w:rPr>
-          <w:rFonts w:ascii="Times New Roman" w:hAnsi="Times New Roman" w:eastAsia="黑体"/>
-          <w:b/>
-          <w:sz w:val="21"/>
-        </w:rPr>
-        <w:t>表 7-1  技术选型</w:t>
-      </w:r>
-    </w:p>
-    <w:tbl>
-      <w:tblPr>
-        <w:tblW w:type="auto" w:w="0"/>
-        <w:jc w:val="center"/>
-        <w:tblLook w:firstColumn="1" w:firstRow="1" w:lastColumn="0" w:lastRow="0" w:noHBand="0" w:noVBand="1" w:val="04A0"/>
-        <w:tblBorders>
-          <w:top w:val="none"/>
-          <w:left w:val="none"/>
-          <w:bottom w:val="none"/>
-          <w:right w:val="none"/>
-          <w:insideH w:val="none"/>
-          <w:insideV w:val="none"/>
-        </w:tblBorders>
-      </w:tblPr>
-      <w:tblGrid>
-        <w:gridCol w:w="2078"/>
-        <w:gridCol w:w="2078"/>
-        <w:gridCol w:w="2078"/>
-        <w:gridCol w:w="2078"/>
-      </w:tblGrid>
-      <w:tr>
-        <w:tc>
-          <w:tcPr>
-            <w:tcW w:type="dxa" w:w="2078"/>
-            <w:vAlign w:val="center"/>
-            <w:tcBorders>
-              <w:top w:val="single" w:sz="12" w:color="000000"/>
-              <w:bottom w:val="single" w:sz="6" w:color="000000"/>
-            </w:tcBorders>
-          </w:tcPr>
-          <w:p>
-            <w:pPr>
-              <w:jc w:val="center"/>
-            </w:pPr>
-            <w:r/>
-            <w:r>
-              <w:rPr>
-                <w:rFonts w:ascii="Times New Roman" w:hAnsi="Times New Roman" w:eastAsia="黑体"/>
-                <w:b/>
-                <w:sz w:val="21"/>
-              </w:rPr>
-              <w:t>层级</w:t>
-            </w:r>
-          </w:p>
-        </w:tc>
-        <w:tc>
-          <w:tcPr>
-            <w:tcW w:type="dxa" w:w="2078"/>
-            <w:vAlign w:val="center"/>
-            <w:tcBorders>
-              <w:top w:val="single" w:sz="12" w:color="000000"/>
-              <w:bottom w:val="single" w:sz="6" w:color="000000"/>
-            </w:tcBorders>
-          </w:tcPr>
-          <w:p>
-            <w:pPr>
-              <w:jc w:val="center"/>
-            </w:pPr>
-            <w:r/>
-            <w:r>
-              <w:rPr>
-                <w:rFonts w:ascii="Times New Roman" w:hAnsi="Times New Roman" w:eastAsia="黑体"/>
-                <w:b/>
-                <w:sz w:val="21"/>
-              </w:rPr>
-              <w:t>技术选型</w:t>
-            </w:r>
-          </w:p>
-        </w:tc>
-        <w:tc>
-          <w:tcPr>
-            <w:tcW w:type="dxa" w:w="2078"/>
-            <w:vAlign w:val="center"/>
-            <w:tcBorders>
-              <w:top w:val="single" w:sz="12" w:color="000000"/>
-              <w:bottom w:val="single" w:sz="6" w:color="000000"/>
-            </w:tcBorders>
-          </w:tcPr>
-          <w:p>
-            <w:pPr>
-              <w:jc w:val="center"/>
-            </w:pPr>
-            <w:r/>
-            <w:r>
-              <w:rPr>
-                <w:rFonts w:ascii="Times New Roman" w:hAnsi="Times New Roman" w:eastAsia="黑体"/>
-                <w:b/>
-                <w:sz w:val="21"/>
-              </w:rPr>
-              <w:t>版本</w:t>
-            </w:r>
-          </w:p>
-        </w:tc>
-        <w:tc>
-          <w:tcPr>
-            <w:tcW w:type="dxa" w:w="2078"/>
-            <w:vAlign w:val="center"/>
-            <w:tcBorders>
-              <w:top w:val="single" w:sz="12" w:color="000000"/>
-              <w:bottom w:val="single" w:sz="6" w:color="000000"/>
-            </w:tcBorders>
-          </w:tcPr>
-          <w:p>
-            <w:pPr>
-              <w:jc w:val="center"/>
-            </w:pPr>
-            <w:r/>
-            <w:r>
-              <w:rPr>
-                <w:rFonts w:ascii="Times New Roman" w:hAnsi="Times New Roman" w:eastAsia="黑体"/>
-                <w:b/>
-                <w:sz w:val="21"/>
-              </w:rPr>
-              <w:t>选用理由</w:t>
-            </w:r>
-          </w:p>
-        </w:tc>
-      </w:tr>
-      <w:tr>
-        <w:tc>
-          <w:tcPr>
-            <w:tcW w:type="dxa" w:w="2078"/>
-            <w:vAlign w:val="center"/>
-          </w:tcPr>
-          <w:p>
-            <w:pPr>
-              <w:jc w:val="left"/>
-            </w:pPr>
-            <w:r/>
-            <w:r>
-              <w:rPr>
-                <w:rFonts w:ascii="Times New Roman" w:hAnsi="Times New Roman" w:eastAsia="宋体"/>
-                <w:b w:val="0"/>
-                <w:sz w:val="21"/>
-              </w:rPr>
-              <w:t>前端框架</w:t>
-            </w:r>
-          </w:p>
-        </w:tc>
-        <w:tc>
-          <w:tcPr>
-            <w:tcW w:type="dxa" w:w="2078"/>
-            <w:vAlign w:val="center"/>
-          </w:tcPr>
-          <w:p>
-            <w:pPr>
-              <w:jc w:val="center"/>
-            </w:pPr>
-            <w:r/>
-            <w:r>
-              <w:rPr>
-                <w:rFonts w:ascii="Times New Roman" w:hAnsi="Times New Roman" w:eastAsia="宋体"/>
-                <w:b w:val="0"/>
-                <w:sz w:val="21"/>
-              </w:rPr>
-              <w:t>Vue 3</w:t>
-            </w:r>
-          </w:p>
-        </w:tc>
-        <w:tc>
-          <w:tcPr>
-            <w:tcW w:type="dxa" w:w="2078"/>
-            <w:vAlign w:val="center"/>
-          </w:tcPr>
-          <w:p>
-            <w:pPr>
-              <w:jc w:val="center"/>
-            </w:pPr>
-            <w:r/>
-            <w:r>
-              <w:rPr>
-                <w:rFonts w:ascii="Times New Roman" w:hAnsi="Times New Roman" w:eastAsia="宋体"/>
-                <w:b w:val="0"/>
-                <w:sz w:val="21"/>
-              </w:rPr>
-              <w:t>3.4</w:t>
-            </w:r>
-          </w:p>
-        </w:tc>
-        <w:tc>
-          <w:tcPr>
-            <w:tcW w:type="dxa" w:w="2078"/>
-            <w:vAlign w:val="center"/>
-          </w:tcPr>
-          <w:p>
-            <w:pPr>
-              <w:jc w:val="center"/>
-            </w:pPr>
-            <w:r/>
-            <w:r>
-              <w:rPr>
-                <w:rFonts w:ascii="Times New Roman" w:hAnsi="Times New Roman" w:eastAsia="宋体"/>
-                <w:b w:val="0"/>
-                <w:sz w:val="21"/>
-              </w:rPr>
-              <w:t>Composition API 响应式视图层</w:t>
-            </w:r>
-          </w:p>
-        </w:tc>
-      </w:tr>
-      <w:tr>
-        <w:tc>
-          <w:tcPr>
-            <w:tcW w:type="dxa" w:w="2078"/>
-            <w:vAlign w:val="center"/>
-          </w:tcPr>
-          <w:p>
-            <w:pPr>
-              <w:jc w:val="left"/>
-            </w:pPr>
-            <w:r/>
-            <w:r>
-              <w:rPr>
-                <w:rFonts w:ascii="Times New Roman" w:hAnsi="Times New Roman" w:eastAsia="宋体"/>
-                <w:b w:val="0"/>
-                <w:sz w:val="21"/>
-              </w:rPr>
-              <w:t>UI 组件库</w:t>
-            </w:r>
-          </w:p>
-        </w:tc>
-        <w:tc>
-          <w:tcPr>
-            <w:tcW w:type="dxa" w:w="2078"/>
-            <w:vAlign w:val="center"/>
-          </w:tcPr>
-          <w:p>
-            <w:pPr>
-              <w:jc w:val="center"/>
-            </w:pPr>
-            <w:r/>
-            <w:r>
-              <w:rPr>
-                <w:rFonts w:ascii="Times New Roman" w:hAnsi="Times New Roman" w:eastAsia="宋体"/>
-                <w:b w:val="0"/>
-                <w:sz w:val="21"/>
-              </w:rPr>
-              <w:t>Element Plus</w:t>
-            </w:r>
-          </w:p>
-        </w:tc>
-        <w:tc>
-          <w:tcPr>
-            <w:tcW w:type="dxa" w:w="2078"/>
-            <w:vAlign w:val="center"/>
-          </w:tcPr>
-          <w:p>
-            <w:pPr>
-              <w:jc w:val="center"/>
-            </w:pPr>
-            <w:r/>
-            <w:r>
-              <w:rPr>
-                <w:rFonts w:ascii="Times New Roman" w:hAnsi="Times New Roman" w:eastAsia="宋体"/>
-                <w:b w:val="0"/>
-                <w:sz w:val="21"/>
-              </w:rPr>
-              <w:t>2.6</w:t>
-            </w:r>
-          </w:p>
-        </w:tc>
-        <w:tc>
-          <w:tcPr>
-            <w:tcW w:type="dxa" w:w="2078"/>
-            <w:vAlign w:val="center"/>
-          </w:tcPr>
-          <w:p>
-            <w:pPr>
-              <w:jc w:val="center"/>
-            </w:pPr>
-            <w:r/>
-            <w:r>
-              <w:rPr>
-                <w:rFonts w:ascii="Times New Roman" w:hAnsi="Times New Roman" w:eastAsia="宋体"/>
-                <w:b w:val="0"/>
-                <w:sz w:val="21"/>
-              </w:rPr>
-              <w:t>企业级组件，文档完善</w:t>
-            </w:r>
-          </w:p>
-        </w:tc>
-      </w:tr>
-      <w:tr>
-        <w:tc>
-          <w:tcPr>
-            <w:tcW w:type="dxa" w:w="2078"/>
-            <w:vAlign w:val="center"/>
-          </w:tcPr>
-          <w:p>
-            <w:pPr>
-              <w:jc w:val="left"/>
-            </w:pPr>
-            <w:r/>
-            <w:r>
-              <w:rPr>
-                <w:rFonts w:ascii="Times New Roman" w:hAnsi="Times New Roman" w:eastAsia="宋体"/>
-                <w:b w:val="0"/>
-                <w:sz w:val="21"/>
-              </w:rPr>
-              <w:t>图表库</w:t>
-            </w:r>
-          </w:p>
-        </w:tc>
-        <w:tc>
-          <w:tcPr>
-            <w:tcW w:type="dxa" w:w="2078"/>
-            <w:vAlign w:val="center"/>
-          </w:tcPr>
-          <w:p>
-            <w:pPr>
-              <w:jc w:val="center"/>
-            </w:pPr>
-            <w:r/>
-            <w:r>
-              <w:rPr>
-                <w:rFonts w:ascii="Times New Roman" w:hAnsi="Times New Roman" w:eastAsia="宋体"/>
-                <w:b w:val="0"/>
-                <w:sz w:val="21"/>
-              </w:rPr>
-              <w:t>ECharts</w:t>
-            </w:r>
-          </w:p>
-        </w:tc>
-        <w:tc>
-          <w:tcPr>
-            <w:tcW w:type="dxa" w:w="2078"/>
-            <w:vAlign w:val="center"/>
-          </w:tcPr>
-          <w:p>
-            <w:pPr>
-              <w:jc w:val="center"/>
-            </w:pPr>
-            <w:r/>
-            <w:r>
-              <w:rPr>
-                <w:rFonts w:ascii="Times New Roman" w:hAnsi="Times New Roman" w:eastAsia="宋体"/>
-                <w:b w:val="0"/>
-                <w:sz w:val="21"/>
-              </w:rPr>
-              <w:t>5.5</w:t>
-            </w:r>
-          </w:p>
-        </w:tc>
-        <w:tc>
-          <w:tcPr>
-            <w:tcW w:type="dxa" w:w="2078"/>
-            <w:vAlign w:val="center"/>
-          </w:tcPr>
-          <w:p>
-            <w:pPr>
-              <w:jc w:val="center"/>
-            </w:pPr>
-            <w:r/>
-            <w:r>
-              <w:rPr>
-                <w:rFonts w:ascii="Times New Roman" w:hAnsi="Times New Roman" w:eastAsia="宋体"/>
-                <w:b w:val="0"/>
-                <w:sz w:val="21"/>
-              </w:rPr>
-              <w:t>功能丰富，性能优异</w:t>
-            </w:r>
-          </w:p>
-        </w:tc>
-      </w:tr>
-      <w:tr>
-        <w:tc>
-          <w:tcPr>
-            <w:tcW w:type="dxa" w:w="2078"/>
-            <w:vAlign w:val="center"/>
-          </w:tcPr>
-          <w:p>
-            <w:pPr>
-              <w:jc w:val="left"/>
-            </w:pPr>
-            <w:r/>
-            <w:r>
-              <w:rPr>
-                <w:rFonts w:ascii="Times New Roman" w:hAnsi="Times New Roman" w:eastAsia="宋体"/>
-                <w:b w:val="0"/>
-                <w:sz w:val="21"/>
-              </w:rPr>
-              <w:t>构建工具</w:t>
-            </w:r>
-          </w:p>
-        </w:tc>
-        <w:tc>
-          <w:tcPr>
-            <w:tcW w:type="dxa" w:w="2078"/>
-            <w:vAlign w:val="center"/>
-          </w:tcPr>
-          <w:p>
-            <w:pPr>
-              <w:jc w:val="center"/>
-            </w:pPr>
-            <w:r/>
-            <w:r>
-              <w:rPr>
-                <w:rFonts w:ascii="Times New Roman" w:hAnsi="Times New Roman" w:eastAsia="宋体"/>
-                <w:b w:val="0"/>
-                <w:sz w:val="21"/>
-              </w:rPr>
-              <w:t>Vite</w:t>
-            </w:r>
-          </w:p>
-        </w:tc>
-        <w:tc>
-          <w:tcPr>
-            <w:tcW w:type="dxa" w:w="2078"/>
-            <w:vAlign w:val="center"/>
-          </w:tcPr>
-          <w:p>
-            <w:pPr>
-              <w:jc w:val="center"/>
-            </w:pPr>
-            <w:r/>
-            <w:r>
-              <w:rPr>
-                <w:rFonts w:ascii="Times New Roman" w:hAnsi="Times New Roman" w:eastAsia="宋体"/>
-                <w:b w:val="0"/>
-                <w:sz w:val="21"/>
-              </w:rPr>
-              <w:t>5.4</w:t>
-            </w:r>
-          </w:p>
-        </w:tc>
-        <w:tc>
-          <w:tcPr>
-            <w:tcW w:type="dxa" w:w="2078"/>
-            <w:vAlign w:val="center"/>
-          </w:tcPr>
-          <w:p>
-            <w:pPr>
-              <w:jc w:val="center"/>
-            </w:pPr>
-            <w:r/>
-            <w:r>
-              <w:rPr>
-                <w:rFonts w:ascii="Times New Roman" w:hAnsi="Times New Roman" w:eastAsia="宋体"/>
-                <w:b w:val="0"/>
-                <w:sz w:val="21"/>
-              </w:rPr>
-              <w:t>极速热更新，开发体验佳</w:t>
-            </w:r>
-          </w:p>
-        </w:tc>
-      </w:tr>
-      <w:tr>
-        <w:tc>
-          <w:tcPr>
-            <w:tcW w:type="dxa" w:w="2078"/>
-            <w:vAlign w:val="center"/>
-          </w:tcPr>
-          <w:p>
-            <w:pPr>
-              <w:jc w:val="left"/>
-            </w:pPr>
-            <w:r/>
-            <w:r>
-              <w:rPr>
-                <w:rFonts w:ascii="Times New Roman" w:hAnsi="Times New Roman" w:eastAsia="宋体"/>
-                <w:b w:val="0"/>
-                <w:sz w:val="21"/>
-              </w:rPr>
-              <w:t>后端框架</w:t>
-            </w:r>
-          </w:p>
-        </w:tc>
-        <w:tc>
-          <w:tcPr>
-            <w:tcW w:type="dxa" w:w="2078"/>
-            <w:vAlign w:val="center"/>
-          </w:tcPr>
-          <w:p>
-            <w:pPr>
-              <w:jc w:val="center"/>
-            </w:pPr>
-            <w:r/>
-            <w:r>
-              <w:rPr>
-                <w:rFonts w:ascii="Times New Roman" w:hAnsi="Times New Roman" w:eastAsia="宋体"/>
-                <w:b w:val="0"/>
-                <w:sz w:val="21"/>
-              </w:rPr>
-              <w:t>FastAPI</w:t>
-            </w:r>
-          </w:p>
-        </w:tc>
-        <w:tc>
-          <w:tcPr>
-            <w:tcW w:type="dxa" w:w="2078"/>
-            <w:vAlign w:val="center"/>
-          </w:tcPr>
-          <w:p>
-            <w:pPr>
-              <w:jc w:val="center"/>
-            </w:pPr>
-            <w:r/>
-            <w:r>
-              <w:rPr>
-                <w:rFonts w:ascii="Times New Roman" w:hAnsi="Times New Roman" w:eastAsia="宋体"/>
-                <w:b w:val="0"/>
-                <w:sz w:val="21"/>
-              </w:rPr>
-              <w:t>0.111</w:t>
-            </w:r>
-          </w:p>
-        </w:tc>
-        <w:tc>
-          <w:tcPr>
-            <w:tcW w:type="dxa" w:w="2078"/>
-            <w:vAlign w:val="center"/>
-          </w:tcPr>
-          <w:p>
-            <w:pPr>
-              <w:jc w:val="center"/>
-            </w:pPr>
-            <w:r/>
-            <w:r>
-              <w:rPr>
-                <w:rFonts w:ascii="Times New Roman" w:hAnsi="Times New Roman" w:eastAsia="宋体"/>
-                <w:b w:val="0"/>
-                <w:sz w:val="21"/>
-              </w:rPr>
-              <w:t>高性能异步，自动生成文档</w:t>
-            </w:r>
-          </w:p>
-        </w:tc>
-      </w:tr>
-      <w:tr>
-        <w:tc>
-          <w:tcPr>
-            <w:tcW w:type="dxa" w:w="2078"/>
-            <w:vAlign w:val="center"/>
-          </w:tcPr>
-          <w:p>
-            <w:pPr>
-              <w:jc w:val="left"/>
-            </w:pPr>
-            <w:r/>
-            <w:r>
-              <w:rPr>
-                <w:rFonts w:ascii="Times New Roman" w:hAnsi="Times New Roman" w:eastAsia="宋体"/>
-                <w:b w:val="0"/>
-                <w:sz w:val="21"/>
-              </w:rPr>
-              <w:t>ORM 框架</w:t>
-            </w:r>
-          </w:p>
-        </w:tc>
-        <w:tc>
-          <w:tcPr>
-            <w:tcW w:type="dxa" w:w="2078"/>
-            <w:vAlign w:val="center"/>
-          </w:tcPr>
-          <w:p>
-            <w:pPr>
-              <w:jc w:val="center"/>
-            </w:pPr>
-            <w:r/>
-            <w:r>
-              <w:rPr>
-                <w:rFonts w:ascii="Times New Roman" w:hAnsi="Times New Roman" w:eastAsia="宋体"/>
-                <w:b w:val="0"/>
-                <w:sz w:val="21"/>
-              </w:rPr>
-              <w:t>SQLAlchemy</w:t>
-            </w:r>
-          </w:p>
-        </w:tc>
-        <w:tc>
-          <w:tcPr>
-            <w:tcW w:type="dxa" w:w="2078"/>
-            <w:vAlign w:val="center"/>
-          </w:tcPr>
-          <w:p>
-            <w:pPr>
-              <w:jc w:val="center"/>
-            </w:pPr>
-            <w:r/>
-            <w:r>
-              <w:rPr>
-                <w:rFonts w:ascii="Times New Roman" w:hAnsi="Times New Roman" w:eastAsia="宋体"/>
-                <w:b w:val="0"/>
-                <w:sz w:val="21"/>
-              </w:rPr>
-              <w:t>2.0</w:t>
-            </w:r>
-          </w:p>
-        </w:tc>
-        <w:tc>
-          <w:tcPr>
-            <w:tcW w:type="dxa" w:w="2078"/>
-            <w:vAlign w:val="center"/>
-          </w:tcPr>
-          <w:p>
-            <w:pPr>
-              <w:jc w:val="center"/>
-            </w:pPr>
-            <w:r/>
-            <w:r>
-              <w:rPr>
-                <w:rFonts w:ascii="Times New Roman" w:hAnsi="Times New Roman" w:eastAsia="宋体"/>
-                <w:b w:val="0"/>
-                <w:sz w:val="21"/>
-              </w:rPr>
-              <w:t>Python 生态成熟 ORM</w:t>
-            </w:r>
-          </w:p>
-        </w:tc>
-      </w:tr>
-      <w:tr>
-        <w:tc>
-          <w:tcPr>
-            <w:tcW w:type="dxa" w:w="2078"/>
-            <w:vAlign w:val="center"/>
-          </w:tcPr>
-          <w:p>
-            <w:pPr>
-              <w:jc w:val="left"/>
-            </w:pPr>
-            <w:r/>
-            <w:r>
-              <w:rPr>
-                <w:rFonts w:ascii="Times New Roman" w:hAnsi="Times New Roman" w:eastAsia="宋体"/>
-                <w:b w:val="0"/>
-                <w:sz w:val="21"/>
-              </w:rPr>
-              <w:t>数据库</w:t>
-            </w:r>
-          </w:p>
-        </w:tc>
-        <w:tc>
-          <w:tcPr>
-            <w:tcW w:type="dxa" w:w="2078"/>
-            <w:vAlign w:val="center"/>
-          </w:tcPr>
-          <w:p>
-            <w:pPr>
-              <w:jc w:val="center"/>
-            </w:pPr>
-            <w:r/>
-            <w:r>
-              <w:rPr>
-                <w:rFonts w:ascii="Times New Roman" w:hAnsi="Times New Roman" w:eastAsia="宋体"/>
-                <w:b w:val="0"/>
-                <w:sz w:val="21"/>
-              </w:rPr>
-              <w:t>SQLite → MySQL</w:t>
-            </w:r>
-          </w:p>
-        </w:tc>
-        <w:tc>
-          <w:tcPr>
-            <w:tcW w:type="dxa" w:w="2078"/>
-            <w:vAlign w:val="center"/>
-          </w:tcPr>
-          <w:p>
-            <w:pPr>
-              <w:jc w:val="center"/>
-            </w:pPr>
-            <w:r/>
-            <w:r>
-              <w:rPr>
-                <w:rFonts w:ascii="Times New Roman" w:hAnsi="Times New Roman" w:eastAsia="宋体"/>
-                <w:b w:val="0"/>
-                <w:sz w:val="21"/>
-              </w:rPr>
-              <w:t>—</w:t>
-            </w:r>
-          </w:p>
-        </w:tc>
-        <w:tc>
-          <w:tcPr>
-            <w:tcW w:type="dxa" w:w="2078"/>
-            <w:vAlign w:val="center"/>
-          </w:tcPr>
-          <w:p>
-            <w:pPr>
-              <w:jc w:val="center"/>
-            </w:pPr>
-            <w:r/>
-            <w:r>
-              <w:rPr>
-                <w:rFonts w:ascii="Times New Roman" w:hAnsi="Times New Roman" w:eastAsia="宋体"/>
-                <w:b w:val="0"/>
-                <w:sz w:val="21"/>
-              </w:rPr>
-              <w:t>开发用 SQLite，生产用 MySQL</w:t>
-            </w:r>
-          </w:p>
-        </w:tc>
-      </w:tr>
-      <w:tr>
-        <w:tc>
-          <w:tcPr>
-            <w:tcW w:type="dxa" w:w="2078"/>
-            <w:vAlign w:val="center"/>
-          </w:tcPr>
-          <w:p>
-            <w:pPr>
-              <w:jc w:val="left"/>
-            </w:pPr>
-            <w:r/>
-            <w:r>
-              <w:rPr>
-                <w:rFonts w:ascii="Times New Roman" w:hAnsi="Times New Roman" w:eastAsia="宋体"/>
-                <w:b w:val="0"/>
-                <w:sz w:val="21"/>
-              </w:rPr>
-              <w:t>身份认证</w:t>
-            </w:r>
-          </w:p>
-        </w:tc>
-        <w:tc>
-          <w:tcPr>
-            <w:tcW w:type="dxa" w:w="2078"/>
-            <w:vAlign w:val="center"/>
-          </w:tcPr>
-          <w:p>
-            <w:pPr>
-              <w:jc w:val="center"/>
-            </w:pPr>
-            <w:r/>
-            <w:r>
-              <w:rPr>
-                <w:rFonts w:ascii="Times New Roman" w:hAnsi="Times New Roman" w:eastAsia="宋体"/>
-                <w:b w:val="0"/>
-                <w:sz w:val="21"/>
-              </w:rPr>
-              <w:t>JWT</w:t>
-            </w:r>
-          </w:p>
-        </w:tc>
-        <w:tc>
-          <w:tcPr>
-            <w:tcW w:type="dxa" w:w="2078"/>
-            <w:vAlign w:val="center"/>
-          </w:tcPr>
-          <w:p>
-            <w:pPr>
-              <w:jc w:val="center"/>
-            </w:pPr>
-            <w:r/>
-            <w:r>
-              <w:rPr>
-                <w:rFonts w:ascii="Times New Roman" w:hAnsi="Times New Roman" w:eastAsia="宋体"/>
-                <w:b w:val="0"/>
-                <w:sz w:val="21"/>
-              </w:rPr>
-              <w:t>—</w:t>
-            </w:r>
-          </w:p>
-        </w:tc>
-        <w:tc>
-          <w:tcPr>
-            <w:tcW w:type="dxa" w:w="2078"/>
-            <w:vAlign w:val="center"/>
-          </w:tcPr>
-          <w:p>
-            <w:pPr>
-              <w:jc w:val="center"/>
-            </w:pPr>
-            <w:r/>
-            <w:r>
-              <w:rPr>
-                <w:rFonts w:ascii="Times New Roman" w:hAnsi="Times New Roman" w:eastAsia="宋体"/>
-                <w:b w:val="0"/>
-                <w:sz w:val="21"/>
-              </w:rPr>
-              <w:t>无状态鉴权，便于水平扩展</w:t>
-            </w:r>
-          </w:p>
-        </w:tc>
-      </w:tr>
-      <w:tr>
-        <w:tc>
-          <w:tcPr>
-            <w:tcW w:type="dxa" w:w="2078"/>
-            <w:vAlign w:val="center"/>
-          </w:tcPr>
-          <w:p>
-            <w:pPr>
-              <w:jc w:val="left"/>
-            </w:pPr>
-            <w:r/>
-            <w:r>
-              <w:rPr>
-                <w:rFonts w:ascii="Times New Roman" w:hAnsi="Times New Roman" w:eastAsia="宋体"/>
-                <w:b w:val="0"/>
-                <w:sz w:val="21"/>
-              </w:rPr>
-              <w:t>AI 引擎</w:t>
-            </w:r>
-          </w:p>
-        </w:tc>
-        <w:tc>
-          <w:tcPr>
-            <w:tcW w:type="dxa" w:w="2078"/>
-            <w:vAlign w:val="center"/>
-          </w:tcPr>
-          <w:p>
-            <w:pPr>
-              <w:jc w:val="center"/>
-            </w:pPr>
-            <w:r/>
-            <w:r>
-              <w:rPr>
-                <w:rFonts w:ascii="Times New Roman" w:hAnsi="Times New Roman" w:eastAsia="宋体"/>
-                <w:b w:val="0"/>
-                <w:sz w:val="21"/>
-              </w:rPr>
-              <w:t>DeepSeek API</w:t>
-            </w:r>
-          </w:p>
-        </w:tc>
-        <w:tc>
-          <w:tcPr>
-            <w:tcW w:type="dxa" w:w="2078"/>
-            <w:vAlign w:val="center"/>
-          </w:tcPr>
-          <w:p>
-            <w:pPr>
-              <w:jc w:val="center"/>
-            </w:pPr>
-            <w:r/>
-            <w:r>
-              <w:rPr>
-                <w:rFonts w:ascii="Times New Roman" w:hAnsi="Times New Roman" w:eastAsia="宋体"/>
-                <w:b w:val="0"/>
-                <w:sz w:val="21"/>
-              </w:rPr>
-              <w:t>—</w:t>
-            </w:r>
-          </w:p>
-        </w:tc>
-        <w:tc>
-          <w:tcPr>
-            <w:tcW w:type="dxa" w:w="2078"/>
-            <w:vAlign w:val="center"/>
-          </w:tcPr>
-          <w:p>
-            <w:pPr>
-              <w:jc w:val="center"/>
-            </w:pPr>
-            <w:r/>
-            <w:r>
-              <w:rPr>
-                <w:rFonts w:ascii="Times New Roman" w:hAnsi="Times New Roman" w:eastAsia="宋体"/>
-                <w:b w:val="0"/>
-                <w:sz w:val="21"/>
-              </w:rPr>
-              <w:t>国产开源大模型，中文表现优异</w:t>
-            </w:r>
-          </w:p>
-        </w:tc>
-      </w:tr>
-      <w:tr>
-        <w:tc>
-          <w:tcPr>
-            <w:tcW w:type="dxa" w:w="2078"/>
-            <w:vAlign w:val="center"/>
-            <w:tcBorders>
-              <w:bottom w:val="single" w:sz="12" w:color="000000"/>
-            </w:tcBorders>
-          </w:tcPr>
-          <w:p>
-            <w:pPr>
-              <w:jc w:val="left"/>
-            </w:pPr>
-            <w:r/>
-            <w:r>
-              <w:rPr>
-                <w:rFonts w:ascii="Times New Roman" w:hAnsi="Times New Roman" w:eastAsia="宋体"/>
-                <w:b w:val="0"/>
-                <w:sz w:val="21"/>
-              </w:rPr>
-              <w:t>PDF 生成</w:t>
-            </w:r>
-          </w:p>
-        </w:tc>
-        <w:tc>
-          <w:tcPr>
-            <w:tcW w:type="dxa" w:w="2078"/>
-            <w:vAlign w:val="center"/>
-            <w:tcBorders>
-              <w:bottom w:val="single" w:sz="12" w:color="000000"/>
-            </w:tcBorders>
-          </w:tcPr>
-          <w:p>
-            <w:pPr>
-              <w:jc w:val="center"/>
-            </w:pPr>
-            <w:r/>
-            <w:r>
-              <w:rPr>
-                <w:rFonts w:ascii="Times New Roman" w:hAnsi="Times New Roman" w:eastAsia="宋体"/>
-                <w:b w:val="0"/>
-                <w:sz w:val="21"/>
-              </w:rPr>
-              <w:t>reportlab</w:t>
-            </w:r>
-          </w:p>
-        </w:tc>
-        <w:tc>
-          <w:tcPr>
-            <w:tcW w:type="dxa" w:w="2078"/>
-            <w:vAlign w:val="center"/>
-            <w:tcBorders>
-              <w:bottom w:val="single" w:sz="12" w:color="000000"/>
-            </w:tcBorders>
-          </w:tcPr>
-          <w:p>
-            <w:pPr>
-              <w:jc w:val="center"/>
-            </w:pPr>
-            <w:r/>
-            <w:r>
-              <w:rPr>
-                <w:rFonts w:ascii="Times New Roman" w:hAnsi="Times New Roman" w:eastAsia="宋体"/>
-                <w:b w:val="0"/>
-                <w:sz w:val="21"/>
-              </w:rPr>
-              <w:t>4.0</w:t>
-            </w:r>
-          </w:p>
-        </w:tc>
-        <w:tc>
-          <w:tcPr>
-            <w:tcW w:type="dxa" w:w="2078"/>
-            <w:vAlign w:val="center"/>
-            <w:tcBorders>
-              <w:bottom w:val="single" w:sz="12" w:color="000000"/>
-            </w:tcBorders>
-          </w:tcPr>
-          <w:p>
-            <w:pPr>
-              <w:jc w:val="center"/>
-            </w:pPr>
-            <w:r/>
-            <w:r>
-              <w:rPr>
-                <w:rFonts w:ascii="Times New Roman" w:hAnsi="Times New Roman" w:eastAsia="宋体"/>
-                <w:b w:val="0"/>
-                <w:sz w:val="21"/>
-              </w:rPr>
-              <w:t>Python 原生 PDF 库</w:t>
-            </w:r>
-          </w:p>
-        </w:tc>
-      </w:tr>
-    </w:tbl>
-    <w:p>
-      <w:pPr>
-        <w:spacing w:line="360" w:lineRule="auto" w:before="240" w:after="120"/>
-        <w:jc w:val="left"/>
-      </w:pPr>
-      <w:r>
-        <w:rPr>
-          <w:rFonts w:ascii="Times New Roman" w:hAnsi="Times New Roman" w:eastAsia="黑体"/>
-          <w:b/>
-          <w:sz w:val="28"/>
-        </w:rPr>
-        <w:t>7.2 部署方式</w:t>
-      </w:r>
-    </w:p>
-    <w:p>
-      <w:pPr>
-        <w:spacing w:line="360" w:lineRule="auto" w:before="0" w:after="0"/>
-        <w:ind w:firstLine="480"/>
-        <w:jc w:val="left"/>
-      </w:pPr>
-      <w:r>
-        <w:rPr>
-          <w:rFonts w:ascii="Times New Roman" w:hAnsi="Times New Roman" w:eastAsia="宋体"/>
-          <w:b w:val="0"/>
-          <w:sz w:val="24"/>
-        </w:rPr>
-        <w:t>后端启动：</w:t>
-      </w:r>
-    </w:p>
-    <w:p>
-      <w:pPr>
-        <w:spacing w:line="360" w:lineRule="auto" w:before="0" w:after="0"/>
-        <w:jc w:val="left"/>
-      </w:pPr>
-      <w:r>
-        <w:rPr>
-          <w:rFonts w:ascii="Times New Roman" w:hAnsi="Times New Roman" w:eastAsia="宋体"/>
-          <w:b w:val="0"/>
-          <w:sz w:val="24"/>
-        </w:rPr>
-        <w:t>cd backend &amp;&amp; pip install -r requirements.txt &amp;&amp; python run.py</w:t>
-      </w:r>
-    </w:p>
-    <w:p>
-      <w:pPr>
-        <w:spacing w:line="360" w:lineRule="auto" w:before="0" w:after="0"/>
-        <w:ind w:firstLine="480"/>
-        <w:jc w:val="left"/>
-      </w:pPr>
-      <w:r>
-        <w:rPr>
-          <w:rFonts w:ascii="Times New Roman" w:hAnsi="Times New Roman" w:eastAsia="宋体"/>
-          <w:b w:val="0"/>
-          <w:sz w:val="24"/>
-        </w:rPr>
-        <w:t>默认地址：http://localhost:8000，API 文档：/docs</w:t>
-      </w:r>
-    </w:p>
-    <w:p>
-      <w:pPr>
-        <w:spacing w:line="360" w:lineRule="auto" w:before="0" w:after="0"/>
-        <w:ind w:firstLine="480"/>
-        <w:jc w:val="left"/>
-      </w:pPr>
-      <w:r>
-        <w:rPr>
-          <w:rFonts w:ascii="Times New Roman" w:hAnsi="Times New Roman" w:eastAsia="宋体"/>
-          <w:b w:val="0"/>
-          <w:sz w:val="24"/>
-        </w:rPr>
-        <w:t>前端启动：</w:t>
-      </w:r>
-    </w:p>
-    <w:p>
-      <w:pPr>
-        <w:spacing w:line="360" w:lineRule="auto" w:before="0" w:after="0"/>
-        <w:jc w:val="left"/>
-      </w:pPr>
-      <w:r>
-        <w:rPr>
-          <w:rFonts w:ascii="Times New Roman" w:hAnsi="Times New Roman" w:eastAsia="宋体"/>
-          <w:b w:val="0"/>
-          <w:sz w:val="24"/>
-        </w:rPr>
-        <w:t>cd frontend &amp;&amp; npm install &amp;&amp; npm run dev</w:t>
-      </w:r>
-    </w:p>
-    <w:p>
-      <w:pPr>
-        <w:spacing w:line="360" w:lineRule="auto" w:before="0" w:after="0"/>
-        <w:ind w:firstLine="480"/>
-        <w:jc w:val="left"/>
-      </w:pPr>
-      <w:r>
-        <w:rPr>
-          <w:rFonts w:ascii="Times New Roman" w:hAnsi="Times New Roman" w:eastAsia="宋体"/>
-          <w:b w:val="0"/>
-          <w:sz w:val="24"/>
-        </w:rPr>
-        <w:t>默认地址：http://localhost:5173，自动代理 /api 到后端 8000</w:t>
-      </w:r>
-    </w:p>
-    <w:p>
-      <w:r>
-        <w:br w:type="page"/>
-      </w:r>
-    </w:p>
-    <w:p>
-      <w:pPr>
-        <w:spacing w:line="360" w:lineRule="auto" w:before="0" w:after="360"/>
-        <w:jc w:val="center"/>
-        <w:pBdr>
-          <w:bottom w:val="single" w:sz="12" w:space="4" w:color="000000"/>
-        </w:pBdr>
-      </w:pPr>
-      <w:r>
-        <w:rPr>
-          <w:rFonts w:ascii="Times New Roman" w:hAnsi="Times New Roman" w:eastAsia="黑体"/>
-          <w:b/>
-          <w:sz w:val="36"/>
-        </w:rPr>
-        <w:t>附录  指标体系权重表</w:t>
-      </w:r>
-    </w:p>
-    <w:p>
-      <w:pPr>
-        <w:spacing w:line="360" w:lineRule="auto" w:before="240" w:after="120"/>
-        <w:jc w:val="left"/>
-      </w:pPr>
-      <w:r>
-        <w:rPr>
-          <w:rFonts w:ascii="Times New Roman" w:hAnsi="Times New Roman" w:eastAsia="黑体"/>
-          <w:b/>
-          <w:sz w:val="28"/>
-        </w:rPr>
-        <w:t>附.1 生态产品价值实现指标（11 项）</w:t>
-      </w:r>
-    </w:p>
-    <w:p>
-      <w:pPr>
-        <w:spacing w:before="120" w:after="60"/>
-        <w:jc w:val="center"/>
-      </w:pPr>
-      <w:r>
-        <w:rPr>
-          <w:rFonts w:ascii="Times New Roman" w:hAnsi="Times New Roman" w:eastAsia="黑体"/>
-          <w:b/>
-          <w:sz w:val="21"/>
-        </w:rPr>
-        <w:t>表 附-1  生态产品价值实现指标权重</w:t>
-      </w:r>
-    </w:p>
-    <w:tbl>
-      <w:tblPr>
-        <w:tblW w:type="auto" w:w="0"/>
-        <w:jc w:val="center"/>
-        <w:tblLook w:firstColumn="1" w:firstRow="1" w:lastColumn="0" w:lastRow="0" w:noHBand="0" w:noVBand="1" w:val="04A0"/>
-        <w:tblBorders>
-          <w:top w:val="none"/>
-          <w:left w:val="none"/>
-          <w:bottom w:val="none"/>
-          <w:right w:val="none"/>
-          <w:insideH w:val="none"/>
-          <w:insideV w:val="none"/>
-        </w:tblBorders>
-      </w:tblPr>
-      <w:tblGrid>
-        <w:gridCol w:w="2078"/>
-        <w:gridCol w:w="2078"/>
-        <w:gridCol w:w="2078"/>
-        <w:gridCol w:w="2078"/>
-      </w:tblGrid>
-      <w:tr>
-        <w:tc>
-          <w:tcPr>
-            <w:tcW w:type="dxa" w:w="2078"/>
-            <w:vAlign w:val="center"/>
-            <w:tcBorders>
-              <w:top w:val="single" w:sz="12" w:color="000000"/>
-              <w:bottom w:val="single" w:sz="6" w:color="000000"/>
-            </w:tcBorders>
-          </w:tcPr>
-          <w:p>
-            <w:pPr>
-              <w:jc w:val="center"/>
-            </w:pPr>
-            <w:r/>
-            <w:r>
-              <w:rPr>
-                <w:rFonts w:ascii="Times New Roman" w:hAnsi="Times New Roman" w:eastAsia="黑体"/>
-                <w:b/>
-                <w:sz w:val="21"/>
-              </w:rPr>
-              <w:t>准则层</w:t>
+              <w:t>类别</w:t>
             </w:r>
           </w:p>
         </w:tc>
@@ -9650,7 +7548,7 @@
           <w:b/>
           <w:sz w:val="21"/>
         </w:rPr>
-        <w:t>表 附-2  乡村振兴指标权重</w:t>
+        <w:t>表 附-2  乡村振兴指标</w:t>
       </w:r>
     </w:p>
     <w:tbl>
@@ -9694,7 +7592,7 @@
                 <w:b/>
                 <w:sz w:val="21"/>
               </w:rPr>
-              <w:t>准则层</w:t>
+              <w:t>类别</w:t>
             </w:r>
           </w:p>
         </w:tc>

--- a/docs/绿脉兴农平台功能说明书.docx
+++ b/docs/绿脉兴农平台功能说明书.docx
@@ -163,6 +163,7 @@
       <w:pPr>
         <w:spacing w:line="360" w:lineRule="auto" w:before="0" w:after="360"/>
         <w:jc w:val="center"/>
+        <w:outlineLvl w:val="0"/>
         <w:pBdr>
           <w:bottom w:val="single" w:sz="12" w:space="4" w:color="000000"/>
         </w:pBdr>
@@ -180,6 +181,7 @@
       <w:pPr>
         <w:spacing w:line="360" w:lineRule="auto" w:before="240" w:after="120"/>
         <w:jc w:val="left"/>
+        <w:outlineLvl w:val="1"/>
       </w:pPr>
       <w:r>
         <w:rPr>
@@ -209,6 +211,7 @@
       <w:pPr>
         <w:spacing w:line="360" w:lineRule="auto" w:before="240" w:after="120"/>
         <w:jc w:val="left"/>
+        <w:outlineLvl w:val="1"/>
       </w:pPr>
       <w:r>
         <w:rPr>
@@ -564,6 +567,7 @@
       <w:pPr>
         <w:spacing w:line="360" w:lineRule="auto" w:before="240" w:after="120"/>
         <w:jc w:val="left"/>
+        <w:outlineLvl w:val="1"/>
       </w:pPr>
       <w:r>
         <w:rPr>
@@ -1010,6 +1014,7 @@
       <w:pPr>
         <w:spacing w:line="360" w:lineRule="auto" w:before="0" w:after="360"/>
         <w:jc w:val="center"/>
+        <w:outlineLvl w:val="0"/>
         <w:pBdr>
           <w:bottom w:val="single" w:sz="12" w:space="4" w:color="000000"/>
         </w:pBdr>
@@ -1042,6 +1047,7 @@
       <w:pPr>
         <w:spacing w:line="360" w:lineRule="auto" w:before="240" w:after="120"/>
         <w:jc w:val="left"/>
+        <w:outlineLvl w:val="1"/>
       </w:pPr>
       <w:r>
         <w:rPr>
@@ -1184,6 +1190,7 @@
       <w:pPr>
         <w:spacing w:line="360" w:lineRule="auto" w:before="240" w:after="120"/>
         <w:jc w:val="left"/>
+        <w:outlineLvl w:val="1"/>
       </w:pPr>
       <w:r>
         <w:rPr>
@@ -1356,6 +1363,7 @@
       <w:pPr>
         <w:spacing w:line="360" w:lineRule="auto" w:before="240" w:after="120"/>
         <w:jc w:val="left"/>
+        <w:outlineLvl w:val="1"/>
       </w:pPr>
       <w:r>
         <w:rPr>
@@ -1438,6 +1446,7 @@
       <w:pPr>
         <w:spacing w:line="360" w:lineRule="auto" w:before="120" w:after="120"/>
         <w:jc w:val="left"/>
+        <w:outlineLvl w:val="2"/>
       </w:pPr>
       <w:r>
         <w:rPr>
@@ -1940,6 +1949,7 @@
       <w:pPr>
         <w:spacing w:line="360" w:lineRule="auto" w:before="120" w:after="120"/>
         <w:jc w:val="left"/>
+        <w:outlineLvl w:val="2"/>
       </w:pPr>
       <w:r>
         <w:rPr>
@@ -1969,6 +1979,7 @@
       <w:pPr>
         <w:spacing w:line="360" w:lineRule="auto" w:before="120" w:after="120"/>
         <w:jc w:val="left"/>
+        <w:outlineLvl w:val="2"/>
       </w:pPr>
       <w:r>
         <w:rPr>
@@ -2058,6 +2069,7 @@
       <w:pPr>
         <w:spacing w:line="360" w:lineRule="auto" w:before="120" w:after="120"/>
         <w:jc w:val="left"/>
+        <w:outlineLvl w:val="2"/>
       </w:pPr>
       <w:r>
         <w:rPr>
@@ -2147,6 +2159,7 @@
       <w:pPr>
         <w:spacing w:line="360" w:lineRule="auto" w:before="240" w:after="120"/>
         <w:jc w:val="left"/>
+        <w:outlineLvl w:val="1"/>
       </w:pPr>
       <w:r>
         <w:rPr>
@@ -2645,6 +2658,7 @@
       <w:pPr>
         <w:spacing w:line="360" w:lineRule="auto" w:before="240" w:after="120"/>
         <w:jc w:val="left"/>
+        <w:outlineLvl w:val="1"/>
       </w:pPr>
       <w:r>
         <w:rPr>
@@ -2817,6 +2831,7 @@
       <w:pPr>
         <w:spacing w:line="360" w:lineRule="auto" w:before="240" w:after="120"/>
         <w:jc w:val="left"/>
+        <w:outlineLvl w:val="1"/>
       </w:pPr>
       <w:r>
         <w:rPr>
@@ -2959,6 +2974,7 @@
       <w:pPr>
         <w:spacing w:line="360" w:lineRule="auto" w:before="240" w:after="120"/>
         <w:jc w:val="left"/>
+        <w:outlineLvl w:val="1"/>
       </w:pPr>
       <w:r>
         <w:rPr>
@@ -3136,6 +3152,7 @@
       <w:pPr>
         <w:spacing w:line="360" w:lineRule="auto" w:before="0" w:after="360"/>
         <w:jc w:val="center"/>
+        <w:outlineLvl w:val="0"/>
         <w:pBdr>
           <w:bottom w:val="single" w:sz="12" w:space="4" w:color="000000"/>
         </w:pBdr>
@@ -4170,6 +4187,7 @@
       <w:pPr>
         <w:spacing w:line="360" w:lineRule="auto" w:before="0" w:after="360"/>
         <w:jc w:val="center"/>
+        <w:outlineLvl w:val="0"/>
         <w:pBdr>
           <w:bottom w:val="single" w:sz="12" w:space="4" w:color="000000"/>
         </w:pBdr>
@@ -4187,6 +4205,7 @@
       <w:pPr>
         <w:spacing w:line="360" w:lineRule="auto" w:before="240" w:after="120"/>
         <w:jc w:val="left"/>
+        <w:outlineLvl w:val="1"/>
       </w:pPr>
       <w:r>
         <w:rPr>
@@ -4396,6 +4415,7 @@
       <w:pPr>
         <w:spacing w:line="360" w:lineRule="auto" w:before="240" w:after="120"/>
         <w:jc w:val="left"/>
+        <w:outlineLvl w:val="1"/>
       </w:pPr>
       <w:r>
         <w:rPr>
@@ -4560,6 +4580,7 @@
       <w:pPr>
         <w:spacing w:line="360" w:lineRule="auto" w:before="240" w:after="120"/>
         <w:jc w:val="left"/>
+        <w:outlineLvl w:val="1"/>
       </w:pPr>
       <w:r>
         <w:rPr>
@@ -4729,6 +4750,7 @@
       <w:pPr>
         <w:spacing w:line="360" w:lineRule="auto" w:before="0" w:after="360"/>
         <w:jc w:val="center"/>
+        <w:outlineLvl w:val="0"/>
         <w:pBdr>
           <w:bottom w:val="single" w:sz="12" w:space="4" w:color="000000"/>
         </w:pBdr>
@@ -5503,6 +5525,7 @@
       <w:pPr>
         <w:spacing w:line="360" w:lineRule="auto" w:before="0" w:after="360"/>
         <w:jc w:val="center"/>
+        <w:outlineLvl w:val="0"/>
         <w:pBdr>
           <w:bottom w:val="single" w:sz="12" w:space="4" w:color="000000"/>
         </w:pBdr>
@@ -5520,6 +5543,7 @@
       <w:pPr>
         <w:spacing w:line="360" w:lineRule="auto" w:before="240" w:after="120"/>
         <w:jc w:val="left"/>
+        <w:outlineLvl w:val="1"/>
       </w:pPr>
       <w:r>
         <w:rPr>
@@ -6286,6 +6310,7 @@
       <w:pPr>
         <w:spacing w:line="360" w:lineRule="auto" w:before="240" w:after="120"/>
         <w:jc w:val="left"/>
+        <w:outlineLvl w:val="1"/>
       </w:pPr>
       <w:r>
         <w:rPr>
@@ -6449,6 +6474,7 @@
       <w:pPr>
         <w:spacing w:line="360" w:lineRule="auto" w:before="0" w:after="360"/>
         <w:jc w:val="center"/>
+        <w:outlineLvl w:val="0"/>
         <w:pBdr>
           <w:bottom w:val="single" w:sz="12" w:space="4" w:color="000000"/>
         </w:pBdr>
@@ -6466,6 +6492,7 @@
       <w:pPr>
         <w:spacing w:line="360" w:lineRule="auto" w:before="240" w:after="120"/>
         <w:jc w:val="left"/>
+        <w:outlineLvl w:val="1"/>
       </w:pPr>
       <w:r>
         <w:rPr>
@@ -7527,6 +7554,7 @@
       <w:pPr>
         <w:spacing w:line="360" w:lineRule="auto" w:before="240" w:after="120"/>
         <w:jc w:val="left"/>
+        <w:outlineLvl w:val="1"/>
       </w:pPr>
       <w:r>
         <w:rPr>
